--- a/1_programa_curso_machine_learning_python.docx
+++ b/1_programa_curso_machine_learning_python.docx
@@ -262,8 +262,8 @@
       </w:tblPr>
       <w:tblGrid>
         <w:gridCol w:w="1422"/>
-        <w:gridCol w:w="140"/>
-        <w:gridCol w:w="994"/>
+        <w:gridCol w:w="139"/>
+        <w:gridCol w:w="995"/>
         <w:gridCol w:w="2411"/>
         <w:gridCol w:w="282"/>
         <w:gridCol w:w="113"/>
@@ -272,8 +272,8 @@
         <w:gridCol w:w="1133"/>
         <w:gridCol w:w="567"/>
         <w:gridCol w:w="823"/>
-        <w:gridCol w:w="739"/>
-        <w:gridCol w:w="1415"/>
+        <w:gridCol w:w="740"/>
+        <w:gridCol w:w="1414"/>
       </w:tblGrid>
       <w:tr>
         <w:trPr>
@@ -371,14 +371,13 @@
             <w:pPr>
               <w:pStyle w:val="Normal"/>
               <w:widowControl w:val="false"/>
-              <w:rPr/>
-            </w:pPr>
-            <w:r>
-              <w:rPr>
-                <w:sz w:val="22"/>
-                <w:szCs w:val="22"/>
-              </w:rPr>
-              <w:t>Facultad de Ciencias Agrarias</w:t>
+              <w:rPr>
+                <w:sz w:val="22"/>
+                <w:szCs w:val="22"/>
+              </w:rPr>
+            </w:pPr>
+            <w:r>
+              <w:rPr/>
             </w:r>
           </w:p>
         </w:tc>
@@ -435,14 +434,13 @@
             <w:pPr>
               <w:pStyle w:val="Normal"/>
               <w:widowControl w:val="false"/>
-              <w:rPr/>
-            </w:pPr>
-            <w:r>
-              <w:rPr>
-                <w:sz w:val="22"/>
-                <w:szCs w:val="22"/>
-              </w:rPr>
-              <w:t>Ingeniería Agropecuaria</w:t>
+              <w:rPr>
+                <w:sz w:val="22"/>
+                <w:szCs w:val="22"/>
+              </w:rPr>
+            </w:pPr>
+            <w:r>
+              <w:rPr/>
             </w:r>
           </w:p>
         </w:tc>
@@ -504,7 +502,25 @@
               <w:rPr>
                 <w:color w:val="808080"/>
               </w:rPr>
-              <w:t>2023-II / 2024-I</w:t>
+              <w:t>202</w:t>
+            </w:r>
+            <w:r>
+              <w:rPr>
+                <w:color w:val="808080"/>
+              </w:rPr>
+              <w:t>4</w:t>
+            </w:r>
+            <w:r>
+              <w:rPr>
+                <w:color w:val="808080"/>
+              </w:rPr>
+              <w:t>-I / 2024-I</w:t>
+            </w:r>
+            <w:r>
+              <w:rPr>
+                <w:color w:val="808080"/>
+              </w:rPr>
+              <w:t>I</w:t>
             </w:r>
           </w:p>
         </w:tc>
@@ -556,15 +572,14 @@
             <w:pPr>
               <w:pStyle w:val="Normal"/>
               <w:widowControl w:val="false"/>
-              <w:rPr/>
-            </w:pPr>
-            <w:r>
-              <w:rPr>
-                <w:color w:val="808080"/>
-                <w:sz w:val="22"/>
-                <w:szCs w:val="22"/>
-              </w:rPr>
-              <w:t>5009319</w:t>
+              <w:rPr>
+                <w:color w:val="808080"/>
+                <w:sz w:val="22"/>
+                <w:szCs w:val="22"/>
+              </w:rPr>
+            </w:pPr>
+            <w:r>
+              <w:rPr/>
             </w:r>
           </w:p>
         </w:tc>
@@ -629,7 +644,7 @@
                 <w:sz w:val="22"/>
                 <w:szCs w:val="22"/>
               </w:rPr>
-              <w:t>Cálculo</w:t>
+              <w:t>Introducción al Machine Learning con Python</w:t>
             </w:r>
           </w:p>
         </w:tc>
@@ -743,7 +758,7 @@
         </w:trPr>
         <w:tc>
           <w:tcPr>
-            <w:tcW w:w="1562" w:type="dxa"/>
+            <w:tcW w:w="1561" w:type="dxa"/>
             <w:gridSpan w:val="2"/>
             <w:tcBorders>
               <w:top w:val="single" w:sz="4" w:space="0" w:color="7F7F7F"/>
@@ -775,7 +790,7 @@
         </w:tc>
         <w:tc>
           <w:tcPr>
-            <w:tcW w:w="3687" w:type="dxa"/>
+            <w:tcW w:w="3688" w:type="dxa"/>
             <w:gridSpan w:val="3"/>
             <w:tcBorders>
               <w:top w:val="single" w:sz="4" w:space="0" w:color="7F7F7F"/>
@@ -1163,7 +1178,7 @@
             </w:pPr>
             <w:r>
               <w:rPr/>
-              <w:t>Álgebra y trigonometría</w:t>
+              <w:t>Es un curso autocontenido</w:t>
             </w:r>
           </w:p>
         </w:tc>
@@ -1220,15 +1235,14 @@
             <w:pPr>
               <w:pStyle w:val="Normal"/>
               <w:widowControl w:val="false"/>
-              <w:rPr/>
-            </w:pPr>
-            <w:r>
-              <w:rPr>
-                <w:color w:val="808080"/>
-                <w:sz w:val="22"/>
-                <w:szCs w:val="22"/>
-              </w:rPr>
-              <w:t>Física, Geometría vectorial</w:t>
+              <w:rPr>
+                <w:color w:val="808080"/>
+                <w:sz w:val="22"/>
+                <w:szCs w:val="22"/>
+              </w:rPr>
+            </w:pPr>
+            <w:r>
+              <w:rPr/>
             </w:r>
           </w:p>
         </w:tc>
@@ -1306,7 +1320,7 @@
         </w:tc>
         <w:tc>
           <w:tcPr>
-            <w:tcW w:w="3594" w:type="dxa"/>
+            <w:tcW w:w="3595" w:type="dxa"/>
             <w:gridSpan w:val="5"/>
             <w:tcBorders>
               <w:top w:val="single" w:sz="4" w:space="0" w:color="7F7F7F"/>
@@ -1338,7 +1352,7 @@
         </w:tc>
         <w:tc>
           <w:tcPr>
-            <w:tcW w:w="1415" w:type="dxa"/>
+            <w:tcW w:w="1414" w:type="dxa"/>
             <w:tcBorders>
               <w:top w:val="single" w:sz="4" w:space="0" w:color="7F7F7F"/>
               <w:bottom w:val="single" w:sz="4" w:space="0" w:color="7F7F7F"/>
@@ -1701,205 +1715,40 @@
                 <w:sz w:val="22"/>
                 <w:szCs w:val="22"/>
               </w:rPr>
-              <w:t>Este curso tiene como objetivo proporcionar a los estudiantes del Programa de Ingeniería Agropecuaria de la Facultad de Ciencias Agrarias de la Universidad de Antioquia una base sólida en Cálculo Diferencial, utilizando una metodología innovadora centrada en el enfoque de aula invertida. El curso busca integrar la teoría con la práctica y fomentar habilidades de comunicación científica a través del uso de herramientas tecnológicas y la promoción de la ciencia libre. Para lograr esto, el curso se apoyará en clases de acceso libre en la red social GitHub, video clases en el canal de YouTube "DiMathData" y la enseñanza de lenguajes como Python, Git, LaTeX y Markdown.</w:t>
-            </w:r>
-          </w:p>
-          <w:p>
-            <w:pPr>
-              <w:pStyle w:val="Normal"/>
-              <w:widowControl w:val="false"/>
-              <w:rPr>
-                <w:color w:val="808080"/>
-                <w:sz w:val="22"/>
-                <w:szCs w:val="22"/>
-              </w:rPr>
-            </w:pPr>
-            <w:r>
-              <w:rPr>
-                <w:color w:val="808080"/>
-                <w:sz w:val="22"/>
-                <w:szCs w:val="22"/>
-              </w:rPr>
-            </w:r>
-          </w:p>
-          <w:p>
-            <w:pPr>
-              <w:pStyle w:val="Normal"/>
-              <w:widowControl w:val="false"/>
-              <w:rPr/>
-            </w:pPr>
-            <w:r>
-              <w:rPr>
-                <w:color w:val="808080"/>
-                <w:sz w:val="22"/>
-                <w:szCs w:val="22"/>
-              </w:rPr>
-              <w:t>**Problematización y Coherencia con los Propósitos de Formación**</w:t>
-            </w:r>
-          </w:p>
-          <w:p>
-            <w:pPr>
-              <w:pStyle w:val="Normal"/>
-              <w:widowControl w:val="false"/>
-              <w:rPr>
-                <w:color w:val="808080"/>
-                <w:sz w:val="22"/>
-                <w:szCs w:val="22"/>
-              </w:rPr>
-            </w:pPr>
-            <w:r>
-              <w:rPr>
-                <w:color w:val="808080"/>
-                <w:sz w:val="22"/>
-                <w:szCs w:val="22"/>
-              </w:rPr>
-            </w:r>
-          </w:p>
-          <w:p>
-            <w:pPr>
-              <w:pStyle w:val="Normal"/>
-              <w:widowControl w:val="false"/>
-              <w:rPr/>
-            </w:pPr>
-            <w:r>
-              <w:rPr>
-                <w:color w:val="808080"/>
-                <w:sz w:val="22"/>
-                <w:szCs w:val="22"/>
-              </w:rPr>
-              <w:t>El Programa de Ingeniería Agropecuaria de la Facultad de Ciencias Agrarias tiene como propósito formar profesionales capaces de abordar problemáticas agrícolas y pecuarias desde una perspectiva científica y técnica. Sin embargo, se ha identificado una problemática recurrente: la dificultad de los estudiantes para asimilar conceptos matemáticos y aplicarlos de manera efectiva en su campo. Esto limita su capacidad para abordar desafíos agropecuarios desde un enfoque cuantitativo y analítico.</w:t>
-            </w:r>
-          </w:p>
-          <w:p>
-            <w:pPr>
-              <w:pStyle w:val="Normal"/>
-              <w:widowControl w:val="false"/>
-              <w:rPr>
-                <w:color w:val="808080"/>
-                <w:sz w:val="22"/>
-                <w:szCs w:val="22"/>
-              </w:rPr>
-            </w:pPr>
-            <w:r>
-              <w:rPr>
-                <w:color w:val="808080"/>
-                <w:sz w:val="22"/>
-                <w:szCs w:val="22"/>
-              </w:rPr>
-            </w:r>
-          </w:p>
-          <w:p>
-            <w:pPr>
-              <w:pStyle w:val="Normal"/>
-              <w:widowControl w:val="false"/>
-              <w:rPr/>
-            </w:pPr>
-            <w:r>
-              <w:rPr>
-                <w:color w:val="808080"/>
-                <w:sz w:val="22"/>
-                <w:szCs w:val="22"/>
-              </w:rPr>
-              <w:t>La enseñanza tradicional de las matemáticas puede resultar abrumadora y desmotivante para muchos estudiantes, alejándolos de su aplicación práctica en la ingeniería agropecuaria. Aquí es donde entra en juego la metodología de aula invertida, que permite a los estudiantes aprender a su propio ritmo y en su propio estilo, brindándoles la oportunidad de aplicar los conceptos matemáticos en situaciones relevantes para su campo.</w:t>
-            </w:r>
-          </w:p>
-          <w:p>
-            <w:pPr>
-              <w:pStyle w:val="Normal"/>
-              <w:widowControl w:val="false"/>
-              <w:rPr>
-                <w:color w:val="808080"/>
-                <w:sz w:val="22"/>
-                <w:szCs w:val="22"/>
-              </w:rPr>
-            </w:pPr>
-            <w:r>
-              <w:rPr>
-                <w:color w:val="808080"/>
-                <w:sz w:val="22"/>
-                <w:szCs w:val="22"/>
-              </w:rPr>
-            </w:r>
-          </w:p>
-          <w:p>
-            <w:pPr>
-              <w:pStyle w:val="Normal"/>
-              <w:widowControl w:val="false"/>
-              <w:rPr/>
-            </w:pPr>
-            <w:r>
-              <w:rPr>
-                <w:color w:val="808080"/>
-                <w:sz w:val="22"/>
-                <w:szCs w:val="22"/>
-              </w:rPr>
-              <w:t>**Justificación y Pertinencia del Curso en el Contexto del Núcleo de Formación**</w:t>
-            </w:r>
-          </w:p>
-          <w:p>
-            <w:pPr>
-              <w:pStyle w:val="Normal"/>
-              <w:widowControl w:val="false"/>
-              <w:rPr>
-                <w:color w:val="808080"/>
-                <w:sz w:val="22"/>
-                <w:szCs w:val="22"/>
-              </w:rPr>
-            </w:pPr>
-            <w:r>
-              <w:rPr>
-                <w:color w:val="808080"/>
-                <w:sz w:val="22"/>
-                <w:szCs w:val="22"/>
-              </w:rPr>
-            </w:r>
-          </w:p>
-          <w:p>
-            <w:pPr>
-              <w:pStyle w:val="Normal"/>
-              <w:widowControl w:val="false"/>
-              <w:rPr/>
-            </w:pPr>
-            <w:r>
-              <w:rPr>
-                <w:color w:val="808080"/>
-                <w:sz w:val="22"/>
-                <w:szCs w:val="22"/>
-              </w:rPr>
-              <w:t>Este curso es altamente pertinente en el contexto del Núcleo de Formación del Programa de Ingeniería Agropecuaria, ya que aborda directamente la problemática identificada en relación con las dificultades de los estudiantes para aplicar las matemáticas en su campo de estudio. La metodología de aula invertida permite a los estudiantes comprender y aplicar los conceptos de cálculo diferencial a través de ejemplos y casos concretos relacionados con la ingeniería agropecuaria. Además, el énfasis en la promoción de la ciencia libre y el uso de herramientas tecnológicas como Python, Git, LaTeX y Markdown capacitará a los estudiantes para comunicar de manera efectiva sus resultados y contribuciones científicas, lo que es esencial en la formación de ingenieros agropecuarios comprometidos con la investigación y la innovación.</w:t>
-            </w:r>
-          </w:p>
-          <w:p>
-            <w:pPr>
-              <w:pStyle w:val="Normal"/>
-              <w:widowControl w:val="false"/>
-              <w:rPr>
-                <w:color w:val="808080"/>
-                <w:sz w:val="22"/>
-                <w:szCs w:val="22"/>
-              </w:rPr>
-            </w:pPr>
-            <w:r>
-              <w:rPr>
-                <w:color w:val="808080"/>
-                <w:sz w:val="22"/>
-                <w:szCs w:val="22"/>
-              </w:rPr>
-            </w:r>
-          </w:p>
-          <w:p>
-            <w:pPr>
-              <w:pStyle w:val="Normal"/>
-              <w:widowControl w:val="false"/>
-              <w:rPr/>
-            </w:pPr>
-            <w:r>
-              <w:rPr>
-                <w:color w:val="808080"/>
-                <w:sz w:val="22"/>
-                <w:szCs w:val="22"/>
-              </w:rPr>
-              <w:t>En resumen, este curso busca transformar la experiencia de aprendizaje de los estudiantes de ingeniería agropecuaria al hacer que las matemáticas y el cálculo diferencial sean accesibles, relevantes y aplicables a su campo, al tiempo que promueve habilidades de comunicación científica y el uso de herramientas tecnológicas modernas. Esto contribuirá directamente a la formación integral y al perfil profesional de los futuros ingenieros agropecuarios de la Universidad de Antioquia.</w:t>
+              <w:t xml:space="preserve">   </w:t>
+            </w:r>
+          </w:p>
+          <w:p>
+            <w:pPr>
+              <w:pStyle w:val="Normal"/>
+              <w:widowControl w:val="false"/>
+              <w:rPr>
+                <w:color w:val="808080"/>
+                <w:sz w:val="22"/>
+                <w:szCs w:val="22"/>
+              </w:rPr>
+            </w:pPr>
+            <w:r>
+              <w:rPr>
+                <w:color w:val="808080"/>
+                <w:sz w:val="22"/>
+                <w:szCs w:val="22"/>
+              </w:rPr>
+            </w:r>
+          </w:p>
+          <w:p>
+            <w:pPr>
+              <w:pStyle w:val="Normal"/>
+              <w:widowControl w:val="false"/>
+              <w:rPr/>
+            </w:pPr>
+            <w:r>
+              <w:rPr>
+                <w:color w:val="808080"/>
+                <w:sz w:val="22"/>
+                <w:szCs w:val="22"/>
+              </w:rPr>
+              <w:t xml:space="preserve">  </w:t>
             </w:r>
           </w:p>
           <w:p>
@@ -4287,8 +4136,8 @@
         <w:tblLook w:val="0600" w:noHBand="1" w:noVBand="1" w:firstColumn="0" w:lastRow="0" w:lastColumn="0" w:firstRow="0"/>
       </w:tblPr>
       <w:tblGrid>
-        <w:gridCol w:w="6098"/>
-        <w:gridCol w:w="1418"/>
+        <w:gridCol w:w="6097"/>
+        <w:gridCol w:w="1419"/>
         <w:gridCol w:w="2979"/>
       </w:tblGrid>
       <w:tr>
@@ -5056,7 +4905,7 @@
         </w:trPr>
         <w:tc>
           <w:tcPr>
-            <w:tcW w:w="6098" w:type="dxa"/>
+            <w:tcW w:w="6097" w:type="dxa"/>
             <w:tcBorders>
               <w:top w:val="single" w:sz="4" w:space="0" w:color="7F7F7F"/>
               <w:left w:val="single" w:sz="4" w:space="0" w:color="7F7F7F"/>
@@ -5089,7 +4938,7 @@
         </w:tc>
         <w:tc>
           <w:tcPr>
-            <w:tcW w:w="1418" w:type="dxa"/>
+            <w:tcW w:w="1419" w:type="dxa"/>
             <w:tcBorders>
               <w:top w:val="single" w:sz="4" w:space="0" w:color="7F7F7F"/>
               <w:left w:val="single" w:sz="4" w:space="0" w:color="7F7F7F"/>
@@ -5160,7 +5009,7 @@
         </w:trPr>
         <w:tc>
           <w:tcPr>
-            <w:tcW w:w="6098" w:type="dxa"/>
+            <w:tcW w:w="6097" w:type="dxa"/>
             <w:tcBorders>
               <w:top w:val="single" w:sz="4" w:space="0" w:color="7F7F7F"/>
               <w:left w:val="single" w:sz="4" w:space="0" w:color="7F7F7F"/>
@@ -5188,7 +5037,7 @@
         </w:tc>
         <w:tc>
           <w:tcPr>
-            <w:tcW w:w="1418" w:type="dxa"/>
+            <w:tcW w:w="1419" w:type="dxa"/>
             <w:tcBorders>
               <w:top w:val="single" w:sz="4" w:space="0" w:color="7F7F7F"/>
               <w:left w:val="single" w:sz="4" w:space="0" w:color="7F7F7F"/>
@@ -5250,7 +5099,7 @@
         </w:trPr>
         <w:tc>
           <w:tcPr>
-            <w:tcW w:w="6098" w:type="dxa"/>
+            <w:tcW w:w="6097" w:type="dxa"/>
             <w:tcBorders>
               <w:top w:val="single" w:sz="4" w:space="0" w:color="7F7F7F"/>
               <w:left w:val="single" w:sz="4" w:space="0" w:color="7F7F7F"/>
@@ -5278,7 +5127,7 @@
         </w:tc>
         <w:tc>
           <w:tcPr>
-            <w:tcW w:w="1418" w:type="dxa"/>
+            <w:tcW w:w="1419" w:type="dxa"/>
             <w:tcBorders>
               <w:top w:val="single" w:sz="4" w:space="0" w:color="7F7F7F"/>
               <w:left w:val="single" w:sz="4" w:space="0" w:color="7F7F7F"/>
@@ -5340,7 +5189,7 @@
         </w:trPr>
         <w:tc>
           <w:tcPr>
-            <w:tcW w:w="6098" w:type="dxa"/>
+            <w:tcW w:w="6097" w:type="dxa"/>
             <w:tcBorders>
               <w:top w:val="single" w:sz="4" w:space="0" w:color="7F7F7F"/>
               <w:left w:val="single" w:sz="4" w:space="0" w:color="7F7F7F"/>
@@ -5368,7 +5217,7 @@
         </w:tc>
         <w:tc>
           <w:tcPr>
-            <w:tcW w:w="1418" w:type="dxa"/>
+            <w:tcW w:w="1419" w:type="dxa"/>
             <w:tcBorders>
               <w:top w:val="single" w:sz="4" w:space="0" w:color="7F7F7F"/>
               <w:left w:val="single" w:sz="4" w:space="0" w:color="7F7F7F"/>
@@ -5430,7 +5279,7 @@
         </w:trPr>
         <w:tc>
           <w:tcPr>
-            <w:tcW w:w="6098" w:type="dxa"/>
+            <w:tcW w:w="6097" w:type="dxa"/>
             <w:tcBorders>
               <w:top w:val="single" w:sz="4" w:space="0" w:color="7F7F7F"/>
               <w:left w:val="single" w:sz="4" w:space="0" w:color="7F7F7F"/>
@@ -5458,7 +5307,7 @@
         </w:tc>
         <w:tc>
           <w:tcPr>
-            <w:tcW w:w="1418" w:type="dxa"/>
+            <w:tcW w:w="1419" w:type="dxa"/>
             <w:tcBorders>
               <w:top w:val="single" w:sz="4" w:space="0" w:color="7F7F7F"/>
               <w:left w:val="single" w:sz="4" w:space="0" w:color="7F7F7F"/>
@@ -5520,7 +5369,7 @@
         </w:trPr>
         <w:tc>
           <w:tcPr>
-            <w:tcW w:w="6098" w:type="dxa"/>
+            <w:tcW w:w="6097" w:type="dxa"/>
             <w:tcBorders>
               <w:left w:val="single" w:sz="4" w:space="0" w:color="7F7F7F"/>
               <w:bottom w:val="single" w:sz="4" w:space="0" w:color="7F7F7F"/>
@@ -5543,7 +5392,7 @@
         </w:tc>
         <w:tc>
           <w:tcPr>
-            <w:tcW w:w="1418" w:type="dxa"/>
+            <w:tcW w:w="1419" w:type="dxa"/>
             <w:tcBorders>
               <w:left w:val="single" w:sz="4" w:space="0" w:color="7F7F7F"/>
               <w:bottom w:val="single" w:sz="4" w:space="0" w:color="7F7F7F"/>
@@ -5602,7 +5451,7 @@
         </w:trPr>
         <w:tc>
           <w:tcPr>
-            <w:tcW w:w="6098" w:type="dxa"/>
+            <w:tcW w:w="6097" w:type="dxa"/>
             <w:tcBorders>
               <w:left w:val="single" w:sz="4" w:space="0" w:color="7F7F7F"/>
               <w:bottom w:val="single" w:sz="4" w:space="0" w:color="7F7F7F"/>
@@ -5625,7 +5474,7 @@
         </w:tc>
         <w:tc>
           <w:tcPr>
-            <w:tcW w:w="1418" w:type="dxa"/>
+            <w:tcW w:w="1419" w:type="dxa"/>
             <w:tcBorders>
               <w:left w:val="single" w:sz="4" w:space="0" w:color="7F7F7F"/>
               <w:bottom w:val="single" w:sz="4" w:space="0" w:color="7F7F7F"/>
@@ -5683,7 +5532,7 @@
         </w:trPr>
         <w:tc>
           <w:tcPr>
-            <w:tcW w:w="6098" w:type="dxa"/>
+            <w:tcW w:w="6097" w:type="dxa"/>
             <w:tcBorders>
               <w:left w:val="single" w:sz="4" w:space="0" w:color="7F7F7F"/>
               <w:bottom w:val="single" w:sz="4" w:space="0" w:color="7F7F7F"/>
@@ -5706,7 +5555,7 @@
         </w:tc>
         <w:tc>
           <w:tcPr>
-            <w:tcW w:w="1418" w:type="dxa"/>
+            <w:tcW w:w="1419" w:type="dxa"/>
             <w:tcBorders>
               <w:left w:val="single" w:sz="4" w:space="0" w:color="7F7F7F"/>
               <w:bottom w:val="single" w:sz="4" w:space="0" w:color="7F7F7F"/>
@@ -5764,7 +5613,7 @@
         </w:trPr>
         <w:tc>
           <w:tcPr>
-            <w:tcW w:w="6098" w:type="dxa"/>
+            <w:tcW w:w="6097" w:type="dxa"/>
             <w:tcBorders>
               <w:left w:val="single" w:sz="4" w:space="0" w:color="7F7F7F"/>
               <w:bottom w:val="single" w:sz="4" w:space="0" w:color="7F7F7F"/>
@@ -5787,7 +5636,7 @@
         </w:tc>
         <w:tc>
           <w:tcPr>
-            <w:tcW w:w="1418" w:type="dxa"/>
+            <w:tcW w:w="1419" w:type="dxa"/>
             <w:tcBorders>
               <w:left w:val="single" w:sz="4" w:space="0" w:color="7F7F7F"/>
               <w:bottom w:val="single" w:sz="4" w:space="0" w:color="7F7F7F"/>
@@ -7791,7 +7640,7 @@
         <w:rFonts w:eastAsia="Calibri" w:cs="Calibri" w:ascii="Calibri" w:hAnsi="Calibri"/>
         <w:color w:val="000000"/>
       </w:rPr>
-      <w:t>8</w:t>
+      <w:t>7</w:t>
     </w:r>
     <w:r>
       <w:rPr>
@@ -7845,7 +7694,7 @@
         <w:rFonts w:eastAsia="Calibri" w:cs="Calibri" w:ascii="Calibri" w:hAnsi="Calibri"/>
         <w:color w:val="000000"/>
       </w:rPr>
-      <w:t>8</w:t>
+      <w:t>7</w:t>
     </w:r>
     <w:r>
       <w:rPr>

--- a/1_programa_curso_machine_learning_python.docx
+++ b/1_programa_curso_machine_learning_python.docx
@@ -272,8 +272,8 @@
         <w:gridCol w:w="1133"/>
         <w:gridCol w:w="567"/>
         <w:gridCol w:w="823"/>
-        <w:gridCol w:w="740"/>
-        <w:gridCol w:w="1414"/>
+        <w:gridCol w:w="741"/>
+        <w:gridCol w:w="1413"/>
       </w:tblGrid>
       <w:tr>
         <w:trPr>
@@ -377,7 +377,11 @@
               </w:rPr>
             </w:pPr>
             <w:r>
-              <w:rPr/>
+              <w:rPr>
+                <w:sz w:val="22"/>
+                <w:szCs w:val="22"/>
+              </w:rPr>
+              <w:t>Dirección de regionalización</w:t>
             </w:r>
           </w:p>
         </w:tc>
@@ -414,7 +418,7 @@
                 <w:sz w:val="22"/>
                 <w:szCs w:val="22"/>
               </w:rPr>
-              <w:t>Programas académicos a los cuales se ofrece el curso:</w:t>
+              <w:t xml:space="preserve">Programas académicos a los cuales se ofrece el curso: </w:t>
             </w:r>
           </w:p>
         </w:tc>
@@ -435,12 +439,16 @@
               <w:pStyle w:val="Normal"/>
               <w:widowControl w:val="false"/>
               <w:rPr>
-                <w:sz w:val="22"/>
-                <w:szCs w:val="22"/>
-              </w:rPr>
-            </w:pPr>
-            <w:r>
-              <w:rPr/>
+                <w:b/>
+                <w:sz w:val="22"/>
+                <w:szCs w:val="22"/>
+              </w:rPr>
+            </w:pPr>
+            <w:r>
+              <w:rPr>
+                <w:b/>
+              </w:rPr>
+              <w:t>Todos los programas de la Universidad de Antioquia</w:t>
             </w:r>
           </w:p>
         </w:tc>
@@ -502,25 +510,7 @@
               <w:rPr>
                 <w:color w:val="808080"/>
               </w:rPr>
-              <w:t>202</w:t>
-            </w:r>
-            <w:r>
-              <w:rPr>
-                <w:color w:val="808080"/>
-              </w:rPr>
-              <w:t>4</w:t>
-            </w:r>
-            <w:r>
-              <w:rPr>
-                <w:color w:val="808080"/>
-              </w:rPr>
-              <w:t>-I / 2024-I</w:t>
-            </w:r>
-            <w:r>
-              <w:rPr>
-                <w:color w:val="808080"/>
-              </w:rPr>
-              <w:t>I</w:t>
+              <w:t>2024-I / 2024-II</w:t>
             </w:r>
           </w:p>
         </w:tc>
@@ -579,7 +569,11 @@
               </w:rPr>
             </w:pPr>
             <w:r>
-              <w:rPr/>
+              <w:rPr>
+                <w:color w:val="808080"/>
+                <w:sz w:val="22"/>
+                <w:szCs w:val="22"/>
+              </w:rPr>
             </w:r>
           </w:p>
         </w:tc>
@@ -1242,7 +1236,11 @@
               </w:rPr>
             </w:pPr>
             <w:r>
-              <w:rPr/>
+              <w:rPr>
+                <w:color w:val="808080"/>
+                <w:sz w:val="22"/>
+                <w:szCs w:val="22"/>
+              </w:rPr>
             </w:r>
           </w:p>
         </w:tc>
@@ -1320,7 +1318,7 @@
         </w:tc>
         <w:tc>
           <w:tcPr>
-            <w:tcW w:w="3595" w:type="dxa"/>
+            <w:tcW w:w="3596" w:type="dxa"/>
             <w:gridSpan w:val="5"/>
             <w:tcBorders>
               <w:top w:val="single" w:sz="4" w:space="0" w:color="7F7F7F"/>
@@ -1352,7 +1350,7 @@
         </w:tc>
         <w:tc>
           <w:tcPr>
-            <w:tcW w:w="1414" w:type="dxa"/>
+            <w:tcW w:w="1413" w:type="dxa"/>
             <w:tcBorders>
               <w:top w:val="single" w:sz="4" w:space="0" w:color="7F7F7F"/>
               <w:bottom w:val="single" w:sz="4" w:space="0" w:color="7F7F7F"/>
@@ -1674,33 +1672,149 @@
             <w:pPr>
               <w:pStyle w:val="Normal"/>
               <w:widowControl w:val="false"/>
-              <w:rPr/>
-            </w:pPr>
-            <w:r>
-              <w:rPr>
-                <w:color w:val="808080"/>
-                <w:sz w:val="22"/>
-                <w:szCs w:val="22"/>
-              </w:rPr>
-              <w:t>**Descripción del Curso: Cálculo Diferencial para Ingenieros Agropecuarios con Enfoque Pedagógico de Aula Invertida y Promoción de la Ciencia Libre**</w:t>
-            </w:r>
-          </w:p>
-          <w:p>
-            <w:pPr>
-              <w:pStyle w:val="Normal"/>
-              <w:widowControl w:val="false"/>
-              <w:rPr>
-                <w:color w:val="808080"/>
-                <w:sz w:val="22"/>
-                <w:szCs w:val="22"/>
-              </w:rPr>
-            </w:pPr>
-            <w:r>
-              <w:rPr>
-                <w:color w:val="808080"/>
-                <w:sz w:val="22"/>
-                <w:szCs w:val="22"/>
-              </w:rPr>
+              <w:rPr>
+                <w:color w:val="808080"/>
+                <w:sz w:val="22"/>
+                <w:szCs w:val="22"/>
+              </w:rPr>
+            </w:pPr>
+            <w:r>
+              <w:rPr>
+                <w:color w:val="808080"/>
+                <w:sz w:val="22"/>
+                <w:szCs w:val="22"/>
+              </w:rPr>
+            </w:r>
+          </w:p>
+          <w:p>
+            <w:pPr>
+              <w:pStyle w:val="Normal"/>
+              <w:widowControl w:val="false"/>
+              <w:rPr/>
+            </w:pPr>
+            <w:r>
+              <w:rPr>
+                <w:color w:val="808080"/>
+                <w:sz w:val="22"/>
+                <w:szCs w:val="22"/>
+              </w:rPr>
+              <w:t>**Título del Curso: Introducción al Machine Learning con Python y Desarrollo de Habilidades Científicas**</w:t>
+            </w:r>
+          </w:p>
+          <w:p>
+            <w:pPr>
+              <w:pStyle w:val="Normal"/>
+              <w:widowControl w:val="false"/>
+              <w:rPr>
+                <w:color w:val="808080"/>
+                <w:sz w:val="22"/>
+                <w:szCs w:val="22"/>
+              </w:rPr>
+            </w:pPr>
+            <w:r>
+              <w:rPr/>
+            </w:r>
+          </w:p>
+          <w:p>
+            <w:pPr>
+              <w:pStyle w:val="Normal"/>
+              <w:widowControl w:val="false"/>
+              <w:rPr/>
+            </w:pPr>
+            <w:r>
+              <w:rPr>
+                <w:color w:val="808080"/>
+                <w:sz w:val="22"/>
+                <w:szCs w:val="22"/>
+              </w:rPr>
+              <w:t>**Descripción:**</w:t>
+            </w:r>
+          </w:p>
+          <w:p>
+            <w:pPr>
+              <w:pStyle w:val="Normal"/>
+              <w:widowControl w:val="false"/>
+              <w:rPr>
+                <w:color w:val="808080"/>
+                <w:sz w:val="22"/>
+                <w:szCs w:val="22"/>
+              </w:rPr>
+            </w:pPr>
+            <w:r>
+              <w:rPr/>
+            </w:r>
+          </w:p>
+          <w:p>
+            <w:pPr>
+              <w:pStyle w:val="Normal"/>
+              <w:widowControl w:val="false"/>
+              <w:rPr/>
+            </w:pPr>
+            <w:r>
+              <w:rPr>
+                <w:color w:val="808080"/>
+                <w:sz w:val="22"/>
+                <w:szCs w:val="22"/>
+              </w:rPr>
+              <w:t>Este curso integral está diseñado para proporcionar a los estudiantes una sólida comprensión de los fundamentos del Machine Learning utilizando Python como herramienta principal. Además, se pone un fuerte énfasis en el desarrollo del pensamiento computacional, la promoción de la ciencia abierta a través de GitHub, Visual Studio Code y JupyterLab de Anaconda, así como el fomento de habilidades de comunicación científica en varios lenguajes clave.</w:t>
+            </w:r>
+          </w:p>
+          <w:p>
+            <w:pPr>
+              <w:pStyle w:val="Normal"/>
+              <w:widowControl w:val="false"/>
+              <w:rPr>
+                <w:color w:val="808080"/>
+                <w:sz w:val="22"/>
+                <w:szCs w:val="22"/>
+              </w:rPr>
+            </w:pPr>
+            <w:r>
+              <w:rPr/>
+            </w:r>
+          </w:p>
+          <w:p>
+            <w:pPr>
+              <w:pStyle w:val="Normal"/>
+              <w:widowControl w:val="false"/>
+              <w:rPr/>
+            </w:pPr>
+            <w:r>
+              <w:rPr>
+                <w:color w:val="808080"/>
+                <w:sz w:val="22"/>
+                <w:szCs w:val="22"/>
+              </w:rPr>
+              <w:t>**Contenido del Curso:**</w:t>
+            </w:r>
+          </w:p>
+          <w:p>
+            <w:pPr>
+              <w:pStyle w:val="Normal"/>
+              <w:widowControl w:val="false"/>
+              <w:rPr>
+                <w:color w:val="808080"/>
+                <w:sz w:val="22"/>
+                <w:szCs w:val="22"/>
+              </w:rPr>
+            </w:pPr>
+            <w:r>
+              <w:rPr/>
+            </w:r>
+          </w:p>
+          <w:p>
+            <w:pPr>
+              <w:pStyle w:val="Normal"/>
+              <w:widowControl w:val="false"/>
+              <w:rPr/>
+            </w:pPr>
+            <w:r>
+              <w:rPr>
+                <w:color w:val="808080"/>
+                <w:sz w:val="22"/>
+                <w:szCs w:val="22"/>
+              </w:rPr>
+              <w:t>1. **Módulo 1: Fundamentos de Python y Pensamiento Computacional**</w:t>
             </w:r>
           </w:p>
           <w:p>
@@ -1717,38 +1831,884 @@
               </w:rPr>
               <w:t xml:space="preserve">   </w:t>
             </w:r>
-          </w:p>
-          <w:p>
-            <w:pPr>
-              <w:pStyle w:val="Normal"/>
-              <w:widowControl w:val="false"/>
-              <w:rPr>
-                <w:color w:val="808080"/>
-                <w:sz w:val="22"/>
-                <w:szCs w:val="22"/>
-              </w:rPr>
-            </w:pPr>
-            <w:r>
-              <w:rPr>
-                <w:color w:val="808080"/>
-                <w:sz w:val="22"/>
-                <w:szCs w:val="22"/>
-              </w:rPr>
-            </w:r>
-          </w:p>
-          <w:p>
-            <w:pPr>
-              <w:pStyle w:val="Normal"/>
-              <w:widowControl w:val="false"/>
-              <w:rPr/>
-            </w:pPr>
-            <w:r>
-              <w:rPr>
-                <w:color w:val="808080"/>
-                <w:sz w:val="22"/>
-                <w:szCs w:val="22"/>
-              </w:rPr>
-              <w:t xml:space="preserve">  </w:t>
+            <w:r>
+              <w:rPr>
+                <w:color w:val="808080"/>
+                <w:sz w:val="22"/>
+                <w:szCs w:val="22"/>
+              </w:rPr>
+              <w:t>- Introducción a Python y entorno de desarrollo.</w:t>
+            </w:r>
+          </w:p>
+          <w:p>
+            <w:pPr>
+              <w:pStyle w:val="Normal"/>
+              <w:widowControl w:val="false"/>
+              <w:rPr/>
+            </w:pPr>
+            <w:r>
+              <w:rPr>
+                <w:color w:val="808080"/>
+                <w:sz w:val="22"/>
+                <w:szCs w:val="22"/>
+              </w:rPr>
+              <w:t xml:space="preserve">   </w:t>
+            </w:r>
+            <w:r>
+              <w:rPr>
+                <w:color w:val="808080"/>
+                <w:sz w:val="22"/>
+                <w:szCs w:val="22"/>
+              </w:rPr>
+              <w:t>- Desarrollo del pensamiento computacional.</w:t>
+            </w:r>
+          </w:p>
+          <w:p>
+            <w:pPr>
+              <w:pStyle w:val="Normal"/>
+              <w:widowControl w:val="false"/>
+              <w:rPr/>
+            </w:pPr>
+            <w:r>
+              <w:rPr>
+                <w:color w:val="808080"/>
+                <w:sz w:val="22"/>
+                <w:szCs w:val="22"/>
+              </w:rPr>
+              <w:t xml:space="preserve">   </w:t>
+            </w:r>
+            <w:r>
+              <w:rPr>
+                <w:color w:val="808080"/>
+                <w:sz w:val="22"/>
+                <w:szCs w:val="22"/>
+              </w:rPr>
+              <w:t>- Estructuras de control de flujo y funciones en Python.</w:t>
+            </w:r>
+          </w:p>
+          <w:p>
+            <w:pPr>
+              <w:pStyle w:val="Normal"/>
+              <w:widowControl w:val="false"/>
+              <w:rPr>
+                <w:color w:val="808080"/>
+                <w:sz w:val="22"/>
+                <w:szCs w:val="22"/>
+              </w:rPr>
+            </w:pPr>
+            <w:r>
+              <w:rPr/>
+            </w:r>
+          </w:p>
+          <w:p>
+            <w:pPr>
+              <w:pStyle w:val="Normal"/>
+              <w:widowControl w:val="false"/>
+              <w:rPr/>
+            </w:pPr>
+            <w:r>
+              <w:rPr>
+                <w:color w:val="808080"/>
+                <w:sz w:val="22"/>
+                <w:szCs w:val="22"/>
+              </w:rPr>
+              <w:t>2. **Módulo 2: Introducción al Machine Learning**</w:t>
+            </w:r>
+          </w:p>
+          <w:p>
+            <w:pPr>
+              <w:pStyle w:val="Normal"/>
+              <w:widowControl w:val="false"/>
+              <w:rPr/>
+            </w:pPr>
+            <w:r>
+              <w:rPr>
+                <w:color w:val="808080"/>
+                <w:sz w:val="22"/>
+                <w:szCs w:val="22"/>
+              </w:rPr>
+              <w:t xml:space="preserve">   </w:t>
+            </w:r>
+            <w:r>
+              <w:rPr>
+                <w:color w:val="808080"/>
+                <w:sz w:val="22"/>
+                <w:szCs w:val="22"/>
+              </w:rPr>
+              <w:t>- Conceptos básicos de Machine Learning.</w:t>
+            </w:r>
+          </w:p>
+          <w:p>
+            <w:pPr>
+              <w:pStyle w:val="Normal"/>
+              <w:widowControl w:val="false"/>
+              <w:rPr/>
+            </w:pPr>
+            <w:r>
+              <w:rPr>
+                <w:color w:val="808080"/>
+                <w:sz w:val="22"/>
+                <w:szCs w:val="22"/>
+              </w:rPr>
+              <w:t xml:space="preserve">   </w:t>
+            </w:r>
+            <w:r>
+              <w:rPr>
+                <w:color w:val="808080"/>
+                <w:sz w:val="22"/>
+                <w:szCs w:val="22"/>
+              </w:rPr>
+              <w:t>- Tipos de aprendizaje (supervisado, no supervisado, reforzado).</w:t>
+            </w:r>
+          </w:p>
+          <w:p>
+            <w:pPr>
+              <w:pStyle w:val="Normal"/>
+              <w:widowControl w:val="false"/>
+              <w:rPr/>
+            </w:pPr>
+            <w:r>
+              <w:rPr>
+                <w:color w:val="808080"/>
+                <w:sz w:val="22"/>
+                <w:szCs w:val="22"/>
+              </w:rPr>
+              <w:t xml:space="preserve">   </w:t>
+            </w:r>
+            <w:r>
+              <w:rPr>
+                <w:color w:val="808080"/>
+                <w:sz w:val="22"/>
+                <w:szCs w:val="22"/>
+              </w:rPr>
+              <w:t>- Preprocesamiento de datos y exploración.</w:t>
+            </w:r>
+          </w:p>
+          <w:p>
+            <w:pPr>
+              <w:pStyle w:val="Normal"/>
+              <w:widowControl w:val="false"/>
+              <w:rPr>
+                <w:color w:val="808080"/>
+                <w:sz w:val="22"/>
+                <w:szCs w:val="22"/>
+              </w:rPr>
+            </w:pPr>
+            <w:r>
+              <w:rPr/>
+            </w:r>
+          </w:p>
+          <w:p>
+            <w:pPr>
+              <w:pStyle w:val="Normal"/>
+              <w:widowControl w:val="false"/>
+              <w:rPr/>
+            </w:pPr>
+            <w:r>
+              <w:rPr>
+                <w:color w:val="808080"/>
+                <w:sz w:val="22"/>
+                <w:szCs w:val="22"/>
+              </w:rPr>
+              <w:t>3. **Módulo 3: Desarrollo de Modelos con Scikit-Learn**</w:t>
+            </w:r>
+          </w:p>
+          <w:p>
+            <w:pPr>
+              <w:pStyle w:val="Normal"/>
+              <w:widowControl w:val="false"/>
+              <w:rPr/>
+            </w:pPr>
+            <w:r>
+              <w:rPr>
+                <w:color w:val="808080"/>
+                <w:sz w:val="22"/>
+                <w:szCs w:val="22"/>
+              </w:rPr>
+              <w:t xml:space="preserve">   </w:t>
+            </w:r>
+            <w:r>
+              <w:rPr>
+                <w:color w:val="808080"/>
+                <w:sz w:val="22"/>
+                <w:szCs w:val="22"/>
+              </w:rPr>
+              <w:t>- Uso de Scikit-Learn para implementar algoritmos de Machine Learning.</w:t>
+            </w:r>
+          </w:p>
+          <w:p>
+            <w:pPr>
+              <w:pStyle w:val="Normal"/>
+              <w:widowControl w:val="false"/>
+              <w:rPr/>
+            </w:pPr>
+            <w:r>
+              <w:rPr>
+                <w:color w:val="808080"/>
+                <w:sz w:val="22"/>
+                <w:szCs w:val="22"/>
+              </w:rPr>
+              <w:t xml:space="preserve">   </w:t>
+            </w:r>
+            <w:r>
+              <w:rPr>
+                <w:color w:val="808080"/>
+                <w:sz w:val="22"/>
+                <w:szCs w:val="22"/>
+              </w:rPr>
+              <w:t>- Evaluación de modelos y ajuste de hiperparámetros.</w:t>
+            </w:r>
+          </w:p>
+          <w:p>
+            <w:pPr>
+              <w:pStyle w:val="Normal"/>
+              <w:widowControl w:val="false"/>
+              <w:rPr/>
+            </w:pPr>
+            <w:r>
+              <w:rPr>
+                <w:color w:val="808080"/>
+                <w:sz w:val="22"/>
+                <w:szCs w:val="22"/>
+              </w:rPr>
+              <w:t xml:space="preserve">   </w:t>
+            </w:r>
+            <w:r>
+              <w:rPr>
+                <w:color w:val="808080"/>
+                <w:sz w:val="22"/>
+                <w:szCs w:val="22"/>
+              </w:rPr>
+              <w:t>- Aplicaciones prácticas en casos de estudio.</w:t>
+            </w:r>
+          </w:p>
+          <w:p>
+            <w:pPr>
+              <w:pStyle w:val="Normal"/>
+              <w:widowControl w:val="false"/>
+              <w:rPr>
+                <w:color w:val="808080"/>
+                <w:sz w:val="22"/>
+                <w:szCs w:val="22"/>
+              </w:rPr>
+            </w:pPr>
+            <w:r>
+              <w:rPr/>
+            </w:r>
+          </w:p>
+          <w:p>
+            <w:pPr>
+              <w:pStyle w:val="Normal"/>
+              <w:widowControl w:val="false"/>
+              <w:rPr/>
+            </w:pPr>
+            <w:r>
+              <w:rPr>
+                <w:color w:val="808080"/>
+                <w:sz w:val="22"/>
+                <w:szCs w:val="22"/>
+              </w:rPr>
+              <w:t>4. **Módulo 4: Ciencia Abierta con GitHub y Versionamiento con Git**</w:t>
+            </w:r>
+          </w:p>
+          <w:p>
+            <w:pPr>
+              <w:pStyle w:val="Normal"/>
+              <w:widowControl w:val="false"/>
+              <w:rPr/>
+            </w:pPr>
+            <w:r>
+              <w:rPr>
+                <w:color w:val="808080"/>
+                <w:sz w:val="22"/>
+                <w:szCs w:val="22"/>
+              </w:rPr>
+              <w:t xml:space="preserve">   </w:t>
+            </w:r>
+            <w:r>
+              <w:rPr>
+                <w:color w:val="808080"/>
+                <w:sz w:val="22"/>
+                <w:szCs w:val="22"/>
+              </w:rPr>
+              <w:t>- Introducción a GitHub y colaboración en proyectos.</w:t>
+            </w:r>
+          </w:p>
+          <w:p>
+            <w:pPr>
+              <w:pStyle w:val="Normal"/>
+              <w:widowControl w:val="false"/>
+              <w:rPr/>
+            </w:pPr>
+            <w:r>
+              <w:rPr>
+                <w:color w:val="808080"/>
+                <w:sz w:val="22"/>
+                <w:szCs w:val="22"/>
+              </w:rPr>
+              <w:t xml:space="preserve">   </w:t>
+            </w:r>
+            <w:r>
+              <w:rPr>
+                <w:color w:val="808080"/>
+                <w:sz w:val="22"/>
+                <w:szCs w:val="22"/>
+              </w:rPr>
+              <w:t>- Versionamiento de código con Git.</w:t>
+            </w:r>
+          </w:p>
+          <w:p>
+            <w:pPr>
+              <w:pStyle w:val="Normal"/>
+              <w:widowControl w:val="false"/>
+              <w:rPr/>
+            </w:pPr>
+            <w:r>
+              <w:rPr>
+                <w:color w:val="808080"/>
+                <w:sz w:val="22"/>
+                <w:szCs w:val="22"/>
+              </w:rPr>
+              <w:t xml:space="preserve">   </w:t>
+            </w:r>
+            <w:r>
+              <w:rPr>
+                <w:color w:val="808080"/>
+                <w:sz w:val="22"/>
+                <w:szCs w:val="22"/>
+              </w:rPr>
+              <w:t>- Prácticas de ciencia abierta y colaboración en proyectos de código abierto.</w:t>
+            </w:r>
+          </w:p>
+          <w:p>
+            <w:pPr>
+              <w:pStyle w:val="Normal"/>
+              <w:widowControl w:val="false"/>
+              <w:rPr>
+                <w:color w:val="808080"/>
+                <w:sz w:val="22"/>
+                <w:szCs w:val="22"/>
+              </w:rPr>
+            </w:pPr>
+            <w:r>
+              <w:rPr/>
+            </w:r>
+          </w:p>
+          <w:p>
+            <w:pPr>
+              <w:pStyle w:val="Normal"/>
+              <w:widowControl w:val="false"/>
+              <w:rPr/>
+            </w:pPr>
+            <w:r>
+              <w:rPr>
+                <w:color w:val="808080"/>
+                <w:sz w:val="22"/>
+                <w:szCs w:val="22"/>
+              </w:rPr>
+              <w:t>5. **Módulo 5: Desarrollo con Visual Studio Code y JupyterLab de Anaconda**</w:t>
+            </w:r>
+          </w:p>
+          <w:p>
+            <w:pPr>
+              <w:pStyle w:val="Normal"/>
+              <w:widowControl w:val="false"/>
+              <w:rPr/>
+            </w:pPr>
+            <w:r>
+              <w:rPr>
+                <w:color w:val="808080"/>
+                <w:sz w:val="22"/>
+                <w:szCs w:val="22"/>
+              </w:rPr>
+              <w:t xml:space="preserve">   </w:t>
+            </w:r>
+            <w:r>
+              <w:rPr>
+                <w:color w:val="808080"/>
+                <w:sz w:val="22"/>
+                <w:szCs w:val="22"/>
+              </w:rPr>
+              <w:t>- Configuración y uso eficiente de Visual Studio Code.</w:t>
+            </w:r>
+          </w:p>
+          <w:p>
+            <w:pPr>
+              <w:pStyle w:val="Normal"/>
+              <w:widowControl w:val="false"/>
+              <w:rPr/>
+            </w:pPr>
+            <w:r>
+              <w:rPr>
+                <w:color w:val="808080"/>
+                <w:sz w:val="22"/>
+                <w:szCs w:val="22"/>
+              </w:rPr>
+              <w:t xml:space="preserve">   </w:t>
+            </w:r>
+            <w:r>
+              <w:rPr>
+                <w:color w:val="808080"/>
+                <w:sz w:val="22"/>
+                <w:szCs w:val="22"/>
+              </w:rPr>
+              <w:t>- Trabajo interactivo con JupyterLab de Anaconda.</w:t>
+            </w:r>
+          </w:p>
+          <w:p>
+            <w:pPr>
+              <w:pStyle w:val="Normal"/>
+              <w:widowControl w:val="false"/>
+              <w:rPr/>
+            </w:pPr>
+            <w:r>
+              <w:rPr>
+                <w:color w:val="808080"/>
+                <w:sz w:val="22"/>
+                <w:szCs w:val="22"/>
+              </w:rPr>
+              <w:t xml:space="preserve">   </w:t>
+            </w:r>
+            <w:r>
+              <w:rPr>
+                <w:color w:val="808080"/>
+                <w:sz w:val="22"/>
+                <w:szCs w:val="22"/>
+              </w:rPr>
+              <w:t>- Integración de herramientas para desarrollo eficiente.</w:t>
+            </w:r>
+          </w:p>
+          <w:p>
+            <w:pPr>
+              <w:pStyle w:val="Normal"/>
+              <w:widowControl w:val="false"/>
+              <w:rPr>
+                <w:color w:val="808080"/>
+                <w:sz w:val="22"/>
+                <w:szCs w:val="22"/>
+              </w:rPr>
+            </w:pPr>
+            <w:r>
+              <w:rPr/>
+            </w:r>
+          </w:p>
+          <w:p>
+            <w:pPr>
+              <w:pStyle w:val="Normal"/>
+              <w:widowControl w:val="false"/>
+              <w:rPr/>
+            </w:pPr>
+            <w:r>
+              <w:rPr>
+                <w:color w:val="808080"/>
+                <w:sz w:val="22"/>
+                <w:szCs w:val="22"/>
+              </w:rPr>
+              <w:t>6. **Módulo 6: Habilidades de Comunicación Científica en Python**</w:t>
+            </w:r>
+          </w:p>
+          <w:p>
+            <w:pPr>
+              <w:pStyle w:val="Normal"/>
+              <w:widowControl w:val="false"/>
+              <w:rPr/>
+            </w:pPr>
+            <w:r>
+              <w:rPr>
+                <w:color w:val="808080"/>
+                <w:sz w:val="22"/>
+                <w:szCs w:val="22"/>
+              </w:rPr>
+              <w:t xml:space="preserve">   </w:t>
+            </w:r>
+            <w:r>
+              <w:rPr>
+                <w:color w:val="808080"/>
+                <w:sz w:val="22"/>
+                <w:szCs w:val="22"/>
+              </w:rPr>
+              <w:t>- Uso de Markdown para la documentación científica.</w:t>
+            </w:r>
+          </w:p>
+          <w:p>
+            <w:pPr>
+              <w:pStyle w:val="Normal"/>
+              <w:widowControl w:val="false"/>
+              <w:rPr/>
+            </w:pPr>
+            <w:r>
+              <w:rPr>
+                <w:color w:val="808080"/>
+                <w:sz w:val="22"/>
+                <w:szCs w:val="22"/>
+              </w:rPr>
+              <w:t xml:space="preserve">   </w:t>
+            </w:r>
+            <w:r>
+              <w:rPr>
+                <w:color w:val="808080"/>
+                <w:sz w:val="22"/>
+                <w:szCs w:val="22"/>
+              </w:rPr>
+              <w:t>- Creación de informes y presentaciones con Jupyter Notebooks.</w:t>
+            </w:r>
+          </w:p>
+          <w:p>
+            <w:pPr>
+              <w:pStyle w:val="Normal"/>
+              <w:widowControl w:val="false"/>
+              <w:rPr/>
+            </w:pPr>
+            <w:r>
+              <w:rPr>
+                <w:color w:val="808080"/>
+                <w:sz w:val="22"/>
+                <w:szCs w:val="22"/>
+              </w:rPr>
+              <w:t xml:space="preserve">   </w:t>
+            </w:r>
+            <w:r>
+              <w:rPr>
+                <w:color w:val="808080"/>
+                <w:sz w:val="22"/>
+                <w:szCs w:val="22"/>
+              </w:rPr>
+              <w:t>- Prácticas de escritura científica y comunicación efectiva.</w:t>
+            </w:r>
+          </w:p>
+          <w:p>
+            <w:pPr>
+              <w:pStyle w:val="Normal"/>
+              <w:widowControl w:val="false"/>
+              <w:rPr>
+                <w:color w:val="808080"/>
+                <w:sz w:val="22"/>
+                <w:szCs w:val="22"/>
+              </w:rPr>
+            </w:pPr>
+            <w:r>
+              <w:rPr/>
+            </w:r>
+          </w:p>
+          <w:p>
+            <w:pPr>
+              <w:pStyle w:val="Normal"/>
+              <w:widowControl w:val="false"/>
+              <w:rPr/>
+            </w:pPr>
+            <w:r>
+              <w:rPr>
+                <w:color w:val="808080"/>
+                <w:sz w:val="22"/>
+                <w:szCs w:val="22"/>
+              </w:rPr>
+              <w:t>7. **Módulo 7: Multilingüismo en Ciencia de Datos y Machine Learning**</w:t>
+            </w:r>
+          </w:p>
+          <w:p>
+            <w:pPr>
+              <w:pStyle w:val="Normal"/>
+              <w:widowControl w:val="false"/>
+              <w:rPr/>
+            </w:pPr>
+            <w:r>
+              <w:rPr>
+                <w:color w:val="808080"/>
+                <w:sz w:val="22"/>
+                <w:szCs w:val="22"/>
+              </w:rPr>
+              <w:t xml:space="preserve">   </w:t>
+            </w:r>
+            <w:r>
+              <w:rPr>
+                <w:color w:val="808080"/>
+                <w:sz w:val="22"/>
+                <w:szCs w:val="22"/>
+              </w:rPr>
+              <w:t>- Uso de Python y bibliotecas multilingües.</w:t>
+            </w:r>
+          </w:p>
+          <w:p>
+            <w:pPr>
+              <w:pStyle w:val="Normal"/>
+              <w:widowControl w:val="false"/>
+              <w:rPr/>
+            </w:pPr>
+            <w:r>
+              <w:rPr>
+                <w:color w:val="808080"/>
+                <w:sz w:val="22"/>
+                <w:szCs w:val="22"/>
+              </w:rPr>
+              <w:t xml:space="preserve">   </w:t>
+            </w:r>
+            <w:r>
+              <w:rPr>
+                <w:color w:val="808080"/>
+                <w:sz w:val="22"/>
+                <w:szCs w:val="22"/>
+              </w:rPr>
+              <w:t>- Introducción a LaTeX para la preparación de documentos científicos.</w:t>
+            </w:r>
+          </w:p>
+          <w:p>
+            <w:pPr>
+              <w:pStyle w:val="Normal"/>
+              <w:widowControl w:val="false"/>
+              <w:rPr/>
+            </w:pPr>
+            <w:r>
+              <w:rPr>
+                <w:color w:val="808080"/>
+                <w:sz w:val="22"/>
+                <w:szCs w:val="22"/>
+              </w:rPr>
+              <w:t xml:space="preserve">   </w:t>
+            </w:r>
+            <w:r>
+              <w:rPr>
+                <w:color w:val="808080"/>
+                <w:sz w:val="22"/>
+                <w:szCs w:val="22"/>
+              </w:rPr>
+              <w:t>- Desarrollo de habilidades de comunicación en inglés para informes y presentaciones.</w:t>
+            </w:r>
+          </w:p>
+          <w:p>
+            <w:pPr>
+              <w:pStyle w:val="Normal"/>
+              <w:widowControl w:val="false"/>
+              <w:rPr>
+                <w:color w:val="808080"/>
+                <w:sz w:val="22"/>
+                <w:szCs w:val="22"/>
+              </w:rPr>
+            </w:pPr>
+            <w:r>
+              <w:rPr/>
+            </w:r>
+          </w:p>
+          <w:p>
+            <w:pPr>
+              <w:pStyle w:val="Normal"/>
+              <w:widowControl w:val="false"/>
+              <w:rPr/>
+            </w:pPr>
+            <w:r>
+              <w:rPr>
+                <w:color w:val="808080"/>
+                <w:sz w:val="22"/>
+                <w:szCs w:val="22"/>
+              </w:rPr>
+              <w:t>**Metodología de Enseñanza:**</w:t>
+            </w:r>
+          </w:p>
+          <w:p>
+            <w:pPr>
+              <w:pStyle w:val="Normal"/>
+              <w:widowControl w:val="false"/>
+              <w:rPr>
+                <w:color w:val="808080"/>
+                <w:sz w:val="22"/>
+                <w:szCs w:val="22"/>
+              </w:rPr>
+            </w:pPr>
+            <w:r>
+              <w:rPr/>
+            </w:r>
+          </w:p>
+          <w:p>
+            <w:pPr>
+              <w:pStyle w:val="Normal"/>
+              <w:widowControl w:val="false"/>
+              <w:rPr/>
+            </w:pPr>
+            <w:r>
+              <w:rPr>
+                <w:color w:val="808080"/>
+                <w:sz w:val="22"/>
+                <w:szCs w:val="22"/>
+              </w:rPr>
+              <w:t>- Clases teóricas interactivas.</w:t>
+            </w:r>
+          </w:p>
+          <w:p>
+            <w:pPr>
+              <w:pStyle w:val="Normal"/>
+              <w:widowControl w:val="false"/>
+              <w:rPr/>
+            </w:pPr>
+            <w:r>
+              <w:rPr>
+                <w:color w:val="808080"/>
+                <w:sz w:val="22"/>
+                <w:szCs w:val="22"/>
+              </w:rPr>
+              <w:t>- Prácticas guiadas y asignaciones.</w:t>
+            </w:r>
+          </w:p>
+          <w:p>
+            <w:pPr>
+              <w:pStyle w:val="Normal"/>
+              <w:widowControl w:val="false"/>
+              <w:rPr/>
+            </w:pPr>
+            <w:r>
+              <w:rPr>
+                <w:color w:val="808080"/>
+                <w:sz w:val="22"/>
+                <w:szCs w:val="22"/>
+              </w:rPr>
+              <w:t>- Proyectos prácticos utilizando GitHub para la colaboración.</w:t>
+            </w:r>
+          </w:p>
+          <w:p>
+            <w:pPr>
+              <w:pStyle w:val="Normal"/>
+              <w:widowControl w:val="false"/>
+              <w:rPr/>
+            </w:pPr>
+            <w:r>
+              <w:rPr>
+                <w:color w:val="808080"/>
+                <w:sz w:val="22"/>
+                <w:szCs w:val="22"/>
+              </w:rPr>
+              <w:t>- Evaluaciones regulares para medir el progreso.</w:t>
+            </w:r>
+          </w:p>
+          <w:p>
+            <w:pPr>
+              <w:pStyle w:val="Normal"/>
+              <w:widowControl w:val="false"/>
+              <w:rPr>
+                <w:color w:val="808080"/>
+                <w:sz w:val="22"/>
+                <w:szCs w:val="22"/>
+              </w:rPr>
+            </w:pPr>
+            <w:r>
+              <w:rPr/>
+            </w:r>
+          </w:p>
+          <w:p>
+            <w:pPr>
+              <w:pStyle w:val="Normal"/>
+              <w:widowControl w:val="false"/>
+              <w:rPr/>
+            </w:pPr>
+            <w:r>
+              <w:rPr>
+                <w:color w:val="808080"/>
+                <w:sz w:val="22"/>
+                <w:szCs w:val="22"/>
+              </w:rPr>
+              <w:t>**Requisitos Previos:**</w:t>
+            </w:r>
+          </w:p>
+          <w:p>
+            <w:pPr>
+              <w:pStyle w:val="Normal"/>
+              <w:widowControl w:val="false"/>
+              <w:rPr>
+                <w:color w:val="808080"/>
+                <w:sz w:val="22"/>
+                <w:szCs w:val="22"/>
+              </w:rPr>
+            </w:pPr>
+            <w:r>
+              <w:rPr/>
+            </w:r>
+          </w:p>
+          <w:p>
+            <w:pPr>
+              <w:pStyle w:val="Normal"/>
+              <w:widowControl w:val="false"/>
+              <w:rPr/>
+            </w:pPr>
+            <w:r>
+              <w:rPr>
+                <w:color w:val="808080"/>
+                <w:sz w:val="22"/>
+                <w:szCs w:val="22"/>
+              </w:rPr>
+              <w:t>- Conocimientos básicos de programación.</w:t>
+            </w:r>
+          </w:p>
+          <w:p>
+            <w:pPr>
+              <w:pStyle w:val="Normal"/>
+              <w:widowControl w:val="false"/>
+              <w:rPr/>
+            </w:pPr>
+            <w:r>
+              <w:rPr>
+                <w:color w:val="808080"/>
+                <w:sz w:val="22"/>
+                <w:szCs w:val="22"/>
+              </w:rPr>
+              <w:t>- Disposición para aprender y participar activamente en proyectos prácticos.</w:t>
+            </w:r>
+          </w:p>
+          <w:p>
+            <w:pPr>
+              <w:pStyle w:val="Normal"/>
+              <w:widowControl w:val="false"/>
+              <w:rPr>
+                <w:color w:val="808080"/>
+                <w:sz w:val="22"/>
+                <w:szCs w:val="22"/>
+              </w:rPr>
+            </w:pPr>
+            <w:r>
+              <w:rPr/>
+            </w:r>
+          </w:p>
+          <w:p>
+            <w:pPr>
+              <w:pStyle w:val="Normal"/>
+              <w:widowControl w:val="false"/>
+              <w:rPr/>
+            </w:pPr>
+            <w:r>
+              <w:rPr>
+                <w:color w:val="808080"/>
+                <w:sz w:val="22"/>
+                <w:szCs w:val="22"/>
+              </w:rPr>
+              <w:t>Al completar este curso, los estudiantes no solo obtendrán habilidades técnicas sólidas en Machine Learning con Python, sino que también desarrollarán habilidades esenciales en pensamiento computacional, ciencia abierta, y comunicación científica, lo que los preparará para enfrentar desafíos del mundo real en el campo de la ciencia de datos.</w:t>
+            </w:r>
+          </w:p>
+          <w:p>
+            <w:pPr>
+              <w:pStyle w:val="Normal"/>
+              <w:widowControl w:val="false"/>
+              <w:rPr>
+                <w:color w:val="808080"/>
+                <w:sz w:val="22"/>
+                <w:szCs w:val="22"/>
+              </w:rPr>
+            </w:pPr>
+            <w:r>
+              <w:rPr>
+                <w:color w:val="808080"/>
+                <w:sz w:val="22"/>
+                <w:szCs w:val="22"/>
+              </w:rPr>
+            </w:r>
+          </w:p>
+          <w:p>
+            <w:pPr>
+              <w:pStyle w:val="Normal"/>
+              <w:widowControl w:val="false"/>
+              <w:rPr>
+                <w:color w:val="808080"/>
+                <w:sz w:val="22"/>
+                <w:szCs w:val="22"/>
+              </w:rPr>
+            </w:pPr>
+            <w:r>
+              <w:rPr/>
             </w:r>
           </w:p>
           <w:p>
@@ -4136,8 +5096,8 @@
         <w:tblLook w:val="0600" w:noHBand="1" w:noVBand="1" w:firstColumn="0" w:lastRow="0" w:lastColumn="0" w:firstRow="0"/>
       </w:tblPr>
       <w:tblGrid>
-        <w:gridCol w:w="6097"/>
-        <w:gridCol w:w="1419"/>
+        <w:gridCol w:w="6096"/>
+        <w:gridCol w:w="1420"/>
         <w:gridCol w:w="2979"/>
       </w:tblGrid>
       <w:tr>
@@ -4905,7 +5865,7 @@
         </w:trPr>
         <w:tc>
           <w:tcPr>
-            <w:tcW w:w="6097" w:type="dxa"/>
+            <w:tcW w:w="6096" w:type="dxa"/>
             <w:tcBorders>
               <w:top w:val="single" w:sz="4" w:space="0" w:color="7F7F7F"/>
               <w:left w:val="single" w:sz="4" w:space="0" w:color="7F7F7F"/>
@@ -4938,7 +5898,7 @@
         </w:tc>
         <w:tc>
           <w:tcPr>
-            <w:tcW w:w="1419" w:type="dxa"/>
+            <w:tcW w:w="1420" w:type="dxa"/>
             <w:tcBorders>
               <w:top w:val="single" w:sz="4" w:space="0" w:color="7F7F7F"/>
               <w:left w:val="single" w:sz="4" w:space="0" w:color="7F7F7F"/>
@@ -5009,7 +5969,7 @@
         </w:trPr>
         <w:tc>
           <w:tcPr>
-            <w:tcW w:w="6097" w:type="dxa"/>
+            <w:tcW w:w="6096" w:type="dxa"/>
             <w:tcBorders>
               <w:top w:val="single" w:sz="4" w:space="0" w:color="7F7F7F"/>
               <w:left w:val="single" w:sz="4" w:space="0" w:color="7F7F7F"/>
@@ -5037,7 +5997,7 @@
         </w:tc>
         <w:tc>
           <w:tcPr>
-            <w:tcW w:w="1419" w:type="dxa"/>
+            <w:tcW w:w="1420" w:type="dxa"/>
             <w:tcBorders>
               <w:top w:val="single" w:sz="4" w:space="0" w:color="7F7F7F"/>
               <w:left w:val="single" w:sz="4" w:space="0" w:color="7F7F7F"/>
@@ -5099,7 +6059,7 @@
         </w:trPr>
         <w:tc>
           <w:tcPr>
-            <w:tcW w:w="6097" w:type="dxa"/>
+            <w:tcW w:w="6096" w:type="dxa"/>
             <w:tcBorders>
               <w:top w:val="single" w:sz="4" w:space="0" w:color="7F7F7F"/>
               <w:left w:val="single" w:sz="4" w:space="0" w:color="7F7F7F"/>
@@ -5127,7 +6087,7 @@
         </w:tc>
         <w:tc>
           <w:tcPr>
-            <w:tcW w:w="1419" w:type="dxa"/>
+            <w:tcW w:w="1420" w:type="dxa"/>
             <w:tcBorders>
               <w:top w:val="single" w:sz="4" w:space="0" w:color="7F7F7F"/>
               <w:left w:val="single" w:sz="4" w:space="0" w:color="7F7F7F"/>
@@ -5189,7 +6149,7 @@
         </w:trPr>
         <w:tc>
           <w:tcPr>
-            <w:tcW w:w="6097" w:type="dxa"/>
+            <w:tcW w:w="6096" w:type="dxa"/>
             <w:tcBorders>
               <w:top w:val="single" w:sz="4" w:space="0" w:color="7F7F7F"/>
               <w:left w:val="single" w:sz="4" w:space="0" w:color="7F7F7F"/>
@@ -5217,7 +6177,7 @@
         </w:tc>
         <w:tc>
           <w:tcPr>
-            <w:tcW w:w="1419" w:type="dxa"/>
+            <w:tcW w:w="1420" w:type="dxa"/>
             <w:tcBorders>
               <w:top w:val="single" w:sz="4" w:space="0" w:color="7F7F7F"/>
               <w:left w:val="single" w:sz="4" w:space="0" w:color="7F7F7F"/>
@@ -5279,7 +6239,7 @@
         </w:trPr>
         <w:tc>
           <w:tcPr>
-            <w:tcW w:w="6097" w:type="dxa"/>
+            <w:tcW w:w="6096" w:type="dxa"/>
             <w:tcBorders>
               <w:top w:val="single" w:sz="4" w:space="0" w:color="7F7F7F"/>
               <w:left w:val="single" w:sz="4" w:space="0" w:color="7F7F7F"/>
@@ -5307,7 +6267,7 @@
         </w:tc>
         <w:tc>
           <w:tcPr>
-            <w:tcW w:w="1419" w:type="dxa"/>
+            <w:tcW w:w="1420" w:type="dxa"/>
             <w:tcBorders>
               <w:top w:val="single" w:sz="4" w:space="0" w:color="7F7F7F"/>
               <w:left w:val="single" w:sz="4" w:space="0" w:color="7F7F7F"/>
@@ -5369,7 +6329,7 @@
         </w:trPr>
         <w:tc>
           <w:tcPr>
-            <w:tcW w:w="6097" w:type="dxa"/>
+            <w:tcW w:w="6096" w:type="dxa"/>
             <w:tcBorders>
               <w:left w:val="single" w:sz="4" w:space="0" w:color="7F7F7F"/>
               <w:bottom w:val="single" w:sz="4" w:space="0" w:color="7F7F7F"/>
@@ -5392,7 +6352,7 @@
         </w:tc>
         <w:tc>
           <w:tcPr>
-            <w:tcW w:w="1419" w:type="dxa"/>
+            <w:tcW w:w="1420" w:type="dxa"/>
             <w:tcBorders>
               <w:left w:val="single" w:sz="4" w:space="0" w:color="7F7F7F"/>
               <w:bottom w:val="single" w:sz="4" w:space="0" w:color="7F7F7F"/>
@@ -5451,7 +6411,7 @@
         </w:trPr>
         <w:tc>
           <w:tcPr>
-            <w:tcW w:w="6097" w:type="dxa"/>
+            <w:tcW w:w="6096" w:type="dxa"/>
             <w:tcBorders>
               <w:left w:val="single" w:sz="4" w:space="0" w:color="7F7F7F"/>
               <w:bottom w:val="single" w:sz="4" w:space="0" w:color="7F7F7F"/>
@@ -5474,7 +6434,7 @@
         </w:tc>
         <w:tc>
           <w:tcPr>
-            <w:tcW w:w="1419" w:type="dxa"/>
+            <w:tcW w:w="1420" w:type="dxa"/>
             <w:tcBorders>
               <w:left w:val="single" w:sz="4" w:space="0" w:color="7F7F7F"/>
               <w:bottom w:val="single" w:sz="4" w:space="0" w:color="7F7F7F"/>
@@ -5532,7 +6492,7 @@
         </w:trPr>
         <w:tc>
           <w:tcPr>
-            <w:tcW w:w="6097" w:type="dxa"/>
+            <w:tcW w:w="6096" w:type="dxa"/>
             <w:tcBorders>
               <w:left w:val="single" w:sz="4" w:space="0" w:color="7F7F7F"/>
               <w:bottom w:val="single" w:sz="4" w:space="0" w:color="7F7F7F"/>
@@ -5555,7 +6515,7 @@
         </w:tc>
         <w:tc>
           <w:tcPr>
-            <w:tcW w:w="1419" w:type="dxa"/>
+            <w:tcW w:w="1420" w:type="dxa"/>
             <w:tcBorders>
               <w:left w:val="single" w:sz="4" w:space="0" w:color="7F7F7F"/>
               <w:bottom w:val="single" w:sz="4" w:space="0" w:color="7F7F7F"/>
@@ -5613,7 +6573,7 @@
         </w:trPr>
         <w:tc>
           <w:tcPr>
-            <w:tcW w:w="6097" w:type="dxa"/>
+            <w:tcW w:w="6096" w:type="dxa"/>
             <w:tcBorders>
               <w:left w:val="single" w:sz="4" w:space="0" w:color="7F7F7F"/>
               <w:bottom w:val="single" w:sz="4" w:space="0" w:color="7F7F7F"/>
@@ -5636,7 +6596,7 @@
         </w:tc>
         <w:tc>
           <w:tcPr>
-            <w:tcW w:w="1419" w:type="dxa"/>
+            <w:tcW w:w="1420" w:type="dxa"/>
             <w:tcBorders>
               <w:left w:val="single" w:sz="4" w:space="0" w:color="7F7F7F"/>
               <w:bottom w:val="single" w:sz="4" w:space="0" w:color="7F7F7F"/>
@@ -7640,7 +8600,7 @@
         <w:rFonts w:eastAsia="Calibri" w:cs="Calibri" w:ascii="Calibri" w:hAnsi="Calibri"/>
         <w:color w:val="000000"/>
       </w:rPr>
-      <w:t>7</w:t>
+      <w:t>8</w:t>
     </w:r>
     <w:r>
       <w:rPr>
@@ -7694,7 +8654,7 @@
         <w:rFonts w:eastAsia="Calibri" w:cs="Calibri" w:ascii="Calibri" w:hAnsi="Calibri"/>
         <w:color w:val="000000"/>
       </w:rPr>
-      <w:t>7</w:t>
+      <w:t>8</w:t>
     </w:r>
     <w:r>
       <w:rPr>

--- a/1_programa_curso_machine_learning_python.docx
+++ b/1_programa_curso_machine_learning_python.docx
@@ -272,8 +272,8 @@
         <w:gridCol w:w="1133"/>
         <w:gridCol w:w="567"/>
         <w:gridCol w:w="823"/>
-        <w:gridCol w:w="741"/>
-        <w:gridCol w:w="1413"/>
+        <w:gridCol w:w="742"/>
+        <w:gridCol w:w="1412"/>
       </w:tblGrid>
       <w:tr>
         <w:trPr>
@@ -418,7 +418,7 @@
                 <w:sz w:val="22"/>
                 <w:szCs w:val="22"/>
               </w:rPr>
-              <w:t xml:space="preserve">Programas académicos a los cuales se ofrece el curso: </w:t>
+              <w:t>Programas académicos a los cuales se ofrece el curso:</w:t>
             </w:r>
           </w:p>
         </w:tc>
@@ -1318,7 +1318,7 @@
         </w:tc>
         <w:tc>
           <w:tcPr>
-            <w:tcW w:w="3596" w:type="dxa"/>
+            <w:tcW w:w="3597" w:type="dxa"/>
             <w:gridSpan w:val="5"/>
             <w:tcBorders>
               <w:top w:val="single" w:sz="4" w:space="0" w:color="7F7F7F"/>
@@ -1350,7 +1350,7 @@
         </w:tc>
         <w:tc>
           <w:tcPr>
-            <w:tcW w:w="1413" w:type="dxa"/>
+            <w:tcW w:w="1412" w:type="dxa"/>
             <w:tcBorders>
               <w:top w:val="single" w:sz="4" w:space="0" w:color="7F7F7F"/>
               <w:bottom w:val="single" w:sz="4" w:space="0" w:color="7F7F7F"/>
@@ -1712,7 +1712,11 @@
               </w:rPr>
             </w:pPr>
             <w:r>
-              <w:rPr/>
+              <w:rPr>
+                <w:color w:val="808080"/>
+                <w:sz w:val="22"/>
+                <w:szCs w:val="22"/>
+              </w:rPr>
             </w:r>
           </w:p>
           <w:p>
@@ -1741,7 +1745,11 @@
               </w:rPr>
             </w:pPr>
             <w:r>
-              <w:rPr/>
+              <w:rPr>
+                <w:color w:val="808080"/>
+                <w:sz w:val="22"/>
+                <w:szCs w:val="22"/>
+              </w:rPr>
             </w:r>
           </w:p>
           <w:p>
@@ -1770,7 +1778,11 @@
               </w:rPr>
             </w:pPr>
             <w:r>
-              <w:rPr/>
+              <w:rPr>
+                <w:color w:val="808080"/>
+                <w:sz w:val="22"/>
+                <w:szCs w:val="22"/>
+              </w:rPr>
             </w:r>
           </w:p>
           <w:p>
@@ -1799,7 +1811,11 @@
               </w:rPr>
             </w:pPr>
             <w:r>
-              <w:rPr/>
+              <w:rPr>
+                <w:color w:val="808080"/>
+                <w:sz w:val="22"/>
+                <w:szCs w:val="22"/>
+              </w:rPr>
             </w:r>
           </w:p>
           <w:p>
@@ -1897,7 +1913,11 @@
               </w:rPr>
             </w:pPr>
             <w:r>
-              <w:rPr/>
+              <w:rPr>
+                <w:color w:val="808080"/>
+                <w:sz w:val="22"/>
+                <w:szCs w:val="22"/>
+              </w:rPr>
             </w:r>
           </w:p>
           <w:p>
@@ -1995,7 +2015,11 @@
               </w:rPr>
             </w:pPr>
             <w:r>
-              <w:rPr/>
+              <w:rPr>
+                <w:color w:val="808080"/>
+                <w:sz w:val="22"/>
+                <w:szCs w:val="22"/>
+              </w:rPr>
             </w:r>
           </w:p>
           <w:p>
@@ -2093,7 +2117,11 @@
               </w:rPr>
             </w:pPr>
             <w:r>
-              <w:rPr/>
+              <w:rPr>
+                <w:color w:val="808080"/>
+                <w:sz w:val="22"/>
+                <w:szCs w:val="22"/>
+              </w:rPr>
             </w:r>
           </w:p>
           <w:p>
@@ -2191,7 +2219,11 @@
               </w:rPr>
             </w:pPr>
             <w:r>
-              <w:rPr/>
+              <w:rPr>
+                <w:color w:val="808080"/>
+                <w:sz w:val="22"/>
+                <w:szCs w:val="22"/>
+              </w:rPr>
             </w:r>
           </w:p>
           <w:p>
@@ -2289,7 +2321,11 @@
               </w:rPr>
             </w:pPr>
             <w:r>
-              <w:rPr/>
+              <w:rPr>
+                <w:color w:val="808080"/>
+                <w:sz w:val="22"/>
+                <w:szCs w:val="22"/>
+              </w:rPr>
             </w:r>
           </w:p>
           <w:p>
@@ -2387,7 +2423,11 @@
               </w:rPr>
             </w:pPr>
             <w:r>
-              <w:rPr/>
+              <w:rPr>
+                <w:color w:val="808080"/>
+                <w:sz w:val="22"/>
+                <w:szCs w:val="22"/>
+              </w:rPr>
             </w:r>
           </w:p>
           <w:p>
@@ -2485,7 +2525,11 @@
               </w:rPr>
             </w:pPr>
             <w:r>
-              <w:rPr/>
+              <w:rPr>
+                <w:color w:val="808080"/>
+                <w:sz w:val="22"/>
+                <w:szCs w:val="22"/>
+              </w:rPr>
             </w:r>
           </w:p>
           <w:p>
@@ -2514,7 +2558,11 @@
               </w:rPr>
             </w:pPr>
             <w:r>
-              <w:rPr/>
+              <w:rPr>
+                <w:color w:val="808080"/>
+                <w:sz w:val="22"/>
+                <w:szCs w:val="22"/>
+              </w:rPr>
             </w:r>
           </w:p>
           <w:p>
@@ -2588,7 +2636,11 @@
               </w:rPr>
             </w:pPr>
             <w:r>
-              <w:rPr/>
+              <w:rPr>
+                <w:color w:val="808080"/>
+                <w:sz w:val="22"/>
+                <w:szCs w:val="22"/>
+              </w:rPr>
             </w:r>
           </w:p>
           <w:p>
@@ -2617,7 +2669,11 @@
               </w:rPr>
             </w:pPr>
             <w:r>
-              <w:rPr/>
+              <w:rPr>
+                <w:color w:val="808080"/>
+                <w:sz w:val="22"/>
+                <w:szCs w:val="22"/>
+              </w:rPr>
             </w:r>
           </w:p>
           <w:p>
@@ -2661,54 +2717,281 @@
               </w:rPr>
             </w:pPr>
             <w:r>
-              <w:rPr/>
-            </w:r>
-          </w:p>
-          <w:p>
-            <w:pPr>
-              <w:pStyle w:val="Normal"/>
-              <w:widowControl w:val="false"/>
-              <w:rPr/>
-            </w:pPr>
-            <w:r>
-              <w:rPr>
-                <w:color w:val="808080"/>
-                <w:sz w:val="22"/>
-                <w:szCs w:val="22"/>
-              </w:rPr>
-              <w:t>Al completar este curso, los estudiantes no solo obtendrán habilidades técnicas sólidas en Machine Learning con Python, sino que también desarrollarán habilidades esenciales en pensamiento computacional, ciencia abierta, y comunicación científica, lo que los preparará para enfrentar desafíos del mundo real en el campo de la ciencia de datos.</w:t>
-            </w:r>
-          </w:p>
-          <w:p>
-            <w:pPr>
-              <w:pStyle w:val="Normal"/>
-              <w:widowControl w:val="false"/>
-              <w:rPr>
-                <w:color w:val="808080"/>
-                <w:sz w:val="22"/>
-                <w:szCs w:val="22"/>
-              </w:rPr>
-            </w:pPr>
-            <w:r>
-              <w:rPr>
-                <w:color w:val="808080"/>
-                <w:sz w:val="22"/>
-                <w:szCs w:val="22"/>
-              </w:rPr>
-            </w:r>
-          </w:p>
-          <w:p>
-            <w:pPr>
-              <w:pStyle w:val="Normal"/>
-              <w:widowControl w:val="false"/>
-              <w:rPr>
-                <w:color w:val="808080"/>
-                <w:sz w:val="22"/>
-                <w:szCs w:val="22"/>
-              </w:rPr>
-            </w:pPr>
-            <w:r>
-              <w:rPr/>
+              <w:rPr>
+                <w:color w:val="808080"/>
+                <w:sz w:val="22"/>
+                <w:szCs w:val="22"/>
+              </w:rPr>
+            </w:r>
+          </w:p>
+          <w:p>
+            <w:pPr>
+              <w:pStyle w:val="Normal"/>
+              <w:widowControl w:val="false"/>
+              <w:rPr/>
+            </w:pPr>
+            <w:r>
+              <w:rPr>
+                <w:color w:val="808080"/>
+                <w:sz w:val="22"/>
+                <w:szCs w:val="22"/>
+              </w:rPr>
+              <w:t xml:space="preserve">Al completar este curso, los estudiantes no solo obtendrán habilidades técnicas sólidas en Machine Learning con Python, sino que también desarrollarán habilidades esenciales en pensamiento computacional, ciencia abierta, y comunicación científica, lo que los preparará para enfrentar desafíos del mundo real en el campo de la ciencia de datos.  </w:t>
+            </w:r>
+          </w:p>
+          <w:p>
+            <w:pPr>
+              <w:pStyle w:val="Normal"/>
+              <w:widowControl w:val="false"/>
+              <w:rPr>
+                <w:color w:val="808080"/>
+                <w:sz w:val="22"/>
+                <w:szCs w:val="22"/>
+              </w:rPr>
+            </w:pPr>
+            <w:r>
+              <w:rPr/>
+            </w:r>
+          </w:p>
+          <w:p>
+            <w:pPr>
+              <w:pStyle w:val="Normal"/>
+              <w:widowControl w:val="false"/>
+              <w:rPr/>
+            </w:pPr>
+            <w:r>
+              <w:rPr>
+                <w:color w:val="808080"/>
+                <w:sz w:val="22"/>
+                <w:szCs w:val="22"/>
+              </w:rPr>
+              <w:t>**Justificación para un Curso de Machine Learning: Desarrollo del Pensamiento Computacional, Promoción del Uso de la Ciencia Libre y Desarrollo de Habilidades de Comunicación Científica**</w:t>
+            </w:r>
+          </w:p>
+          <w:p>
+            <w:pPr>
+              <w:pStyle w:val="Normal"/>
+              <w:widowControl w:val="false"/>
+              <w:rPr>
+                <w:color w:val="808080"/>
+                <w:sz w:val="22"/>
+                <w:szCs w:val="22"/>
+              </w:rPr>
+            </w:pPr>
+            <w:r>
+              <w:rPr/>
+            </w:r>
+          </w:p>
+          <w:p>
+            <w:pPr>
+              <w:pStyle w:val="Normal"/>
+              <w:widowControl w:val="false"/>
+              <w:rPr/>
+            </w:pPr>
+            <w:r>
+              <w:rPr>
+                <w:color w:val="808080"/>
+                <w:sz w:val="22"/>
+                <w:szCs w:val="22"/>
+              </w:rPr>
+              <w:t>La creación de un curso de Machine Learning con un enfoque multidisciplinario que integra el desarrollo del pensamiento computacional, la promoción del uso de la ciencia libre y el desarrollo de habilidades de comunicación científica se fundamenta en la necesidad de preparar a los estudiantes para enfrentar los desafíos actuales y futuros en el ámbito científico y tecnológico. Este enfoque integral busca proporcionar a los participantes una formación completa que no solo abarque las habilidades técnicas necesarias en Machine Learning, sino que también fomente competencias esenciales para la colaboración, la transparencia y la comunicación efectiva en el contexto científico.</w:t>
+            </w:r>
+          </w:p>
+          <w:p>
+            <w:pPr>
+              <w:pStyle w:val="Normal"/>
+              <w:widowControl w:val="false"/>
+              <w:rPr>
+                <w:color w:val="808080"/>
+                <w:sz w:val="22"/>
+                <w:szCs w:val="22"/>
+              </w:rPr>
+            </w:pPr>
+            <w:r>
+              <w:rPr/>
+            </w:r>
+          </w:p>
+          <w:p>
+            <w:pPr>
+              <w:pStyle w:val="Normal"/>
+              <w:widowControl w:val="false"/>
+              <w:rPr/>
+            </w:pPr>
+            <w:r>
+              <w:rPr>
+                <w:color w:val="808080"/>
+                <w:sz w:val="22"/>
+                <w:szCs w:val="22"/>
+              </w:rPr>
+              <w:t>**Desarrollo del Pensamiento Computacional:**</w:t>
+            </w:r>
+          </w:p>
+          <w:p>
+            <w:pPr>
+              <w:pStyle w:val="Normal"/>
+              <w:widowControl w:val="false"/>
+              <w:rPr/>
+            </w:pPr>
+            <w:r>
+              <w:rPr>
+                <w:color w:val="808080"/>
+                <w:sz w:val="22"/>
+                <w:szCs w:val="22"/>
+              </w:rPr>
+              <w:t>El pensamiento computacional es una habilidad fundamental en el ámbito de Machine Learning. La enseñanza de lenguajes como Python, R, LaTeX, HTML y CSS proporciona a los estudiantes una base sólida para comprender y resolver problemas complejos mediante la descomposición, la abstracción, la reconocimiento de patrones y la creación de algoritmos. Estos lenguajes no solo son herramientas poderosas en el desarrollo de modelos de Machine Learning, sino que también son habilidades transferibles que fortalecen el razonamiento lógico y la capacidad de abordar problemas de manera sistemática en diversas disciplinas.</w:t>
+            </w:r>
+          </w:p>
+          <w:p>
+            <w:pPr>
+              <w:pStyle w:val="Normal"/>
+              <w:widowControl w:val="false"/>
+              <w:rPr>
+                <w:color w:val="808080"/>
+                <w:sz w:val="22"/>
+                <w:szCs w:val="22"/>
+              </w:rPr>
+            </w:pPr>
+            <w:r>
+              <w:rPr/>
+            </w:r>
+          </w:p>
+          <w:p>
+            <w:pPr>
+              <w:pStyle w:val="Normal"/>
+              <w:widowControl w:val="false"/>
+              <w:rPr/>
+            </w:pPr>
+            <w:r>
+              <w:rPr>
+                <w:color w:val="808080"/>
+                <w:sz w:val="22"/>
+                <w:szCs w:val="22"/>
+              </w:rPr>
+              <w:t>**Promoción del Uso de la Ciencia Libre:**</w:t>
+            </w:r>
+          </w:p>
+          <w:p>
+            <w:pPr>
+              <w:pStyle w:val="Normal"/>
+              <w:widowControl w:val="false"/>
+              <w:rPr/>
+            </w:pPr>
+            <w:r>
+              <w:rPr>
+                <w:color w:val="808080"/>
+                <w:sz w:val="22"/>
+                <w:szCs w:val="22"/>
+              </w:rPr>
+              <w:t>La adopción de la ciencia abierta contribuye a la democratización del conocimiento y a la aceleración del progreso científico. Publicar los contenidos del curso a través de cuadernos Jupyter y archivos .py en GitHub, así como compartir video-clases a través del canal DIMATHDATA en YouTube, garantiza el acceso libre y gratuito a recursos educativos de calidad. Este enfoque no solo fomenta la colaboración y la transparencia, sino que también empodera a los estudiantes para que contribuyan activamente a la comunidad científica al compartir sus propios proyectos y descubrimientos.</w:t>
+            </w:r>
+          </w:p>
+          <w:p>
+            <w:pPr>
+              <w:pStyle w:val="Normal"/>
+              <w:widowControl w:val="false"/>
+              <w:rPr>
+                <w:color w:val="808080"/>
+                <w:sz w:val="22"/>
+                <w:szCs w:val="22"/>
+              </w:rPr>
+            </w:pPr>
+            <w:r>
+              <w:rPr/>
+            </w:r>
+          </w:p>
+          <w:p>
+            <w:pPr>
+              <w:pStyle w:val="Normal"/>
+              <w:widowControl w:val="false"/>
+              <w:rPr/>
+            </w:pPr>
+            <w:r>
+              <w:rPr>
+                <w:color w:val="808080"/>
+                <w:sz w:val="22"/>
+                <w:szCs w:val="22"/>
+              </w:rPr>
+              <w:t>**Desarrollo de Habilidades de Comunicación Científica:**</w:t>
+            </w:r>
+          </w:p>
+          <w:p>
+            <w:pPr>
+              <w:pStyle w:val="Normal"/>
+              <w:widowControl w:val="false"/>
+              <w:rPr/>
+            </w:pPr>
+            <w:r>
+              <w:rPr>
+                <w:color w:val="808080"/>
+                <w:sz w:val="22"/>
+                <w:szCs w:val="22"/>
+              </w:rPr>
+              <w:t>El uso de cuadernos Jupyter, que combinan líneas de código con explicaciones detalladas, permite a los estudiantes no solo construir modelos de Machine Learning, sino también comunicar de manera efectiva sus procesos y resultados. La enseñanza de habilidades de comunicación científica no solo impulsa la capacidad de presentar de manera clara y concisa los resultados de un análisis, sino que también fortalece la capacidad de colaborar en equipos multidisciplinarios y comunicarse con audiencias no especializadas.</w:t>
+            </w:r>
+          </w:p>
+          <w:p>
+            <w:pPr>
+              <w:pStyle w:val="Normal"/>
+              <w:widowControl w:val="false"/>
+              <w:rPr>
+                <w:color w:val="808080"/>
+                <w:sz w:val="22"/>
+                <w:szCs w:val="22"/>
+              </w:rPr>
+            </w:pPr>
+            <w:r>
+              <w:rPr/>
+            </w:r>
+          </w:p>
+          <w:p>
+            <w:pPr>
+              <w:pStyle w:val="Normal"/>
+              <w:widowControl w:val="false"/>
+              <w:rPr/>
+            </w:pPr>
+            <w:r>
+              <w:rPr>
+                <w:color w:val="808080"/>
+                <w:sz w:val="22"/>
+                <w:szCs w:val="22"/>
+              </w:rPr>
+              <w:t>En conjunto, este enfoque integral no solo forma a los estudiantes en las últimas técnicas de Machine Learning, sino que también los prepara para ser profesionales éticos y comunicadores competentes, capaces de enfrentar los desafíos interdisciplinarios del mundo actual.</w:t>
+            </w:r>
+          </w:p>
+          <w:p>
+            <w:pPr>
+              <w:pStyle w:val="Normal"/>
+              <w:widowControl w:val="false"/>
+              <w:rPr>
+                <w:color w:val="808080"/>
+                <w:sz w:val="22"/>
+                <w:szCs w:val="22"/>
+              </w:rPr>
+            </w:pPr>
+            <w:r>
+              <w:rPr>
+                <w:color w:val="808080"/>
+                <w:sz w:val="22"/>
+                <w:szCs w:val="22"/>
+              </w:rPr>
+            </w:r>
+          </w:p>
+          <w:p>
+            <w:pPr>
+              <w:pStyle w:val="Normal"/>
+              <w:widowControl w:val="false"/>
+              <w:rPr>
+                <w:color w:val="808080"/>
+                <w:sz w:val="22"/>
+                <w:szCs w:val="22"/>
+              </w:rPr>
+            </w:pPr>
+            <w:r>
+              <w:rPr>
+                <w:color w:val="808080"/>
+                <w:sz w:val="22"/>
+                <w:szCs w:val="22"/>
+              </w:rPr>
             </w:r>
           </w:p>
           <w:p>
@@ -2818,192 +3101,295 @@
                 <w:sz w:val="22"/>
                 <w:szCs w:val="22"/>
               </w:rPr>
-              <w:t>**Objetivo General:**</w:t>
-            </w:r>
-          </w:p>
-          <w:p>
-            <w:pPr>
-              <w:pStyle w:val="Normal"/>
-              <w:widowControl w:val="false"/>
-              <w:rPr>
-                <w:color w:val="808080"/>
-                <w:sz w:val="22"/>
-                <w:szCs w:val="22"/>
-              </w:rPr>
-            </w:pPr>
-            <w:r>
-              <w:rPr>
-                <w:color w:val="808080"/>
-                <w:sz w:val="22"/>
-                <w:szCs w:val="22"/>
-              </w:rPr>
-            </w:r>
-          </w:p>
-          <w:p>
-            <w:pPr>
-              <w:pStyle w:val="Normal"/>
-              <w:widowControl w:val="false"/>
-              <w:rPr>
-                <w:color w:val="808080"/>
-                <w:sz w:val="22"/>
-                <w:szCs w:val="22"/>
-              </w:rPr>
-            </w:pPr>
-            <w:r>
-              <w:rPr>
-                <w:color w:val="808080"/>
-                <w:sz w:val="22"/>
-                <w:szCs w:val="22"/>
-              </w:rPr>
-              <w:t>El objetivo general de este curso es proporcionar a los estudiantes del Programa de Ingeniería Agropecuaria de la Facultad de Ciencias Agrarias de la Universidad de Antioquia una formación integral en Cálculo Diferencial, enfocado en el desarrollo de habilidades de aplicación práctica en el contexto de la ingeniería agropecuaria. A través de un enfoque pedagógico de aula invertida y la promoción de la ciencia libre, el curso busca fomentar la comprensión profunda de los conceptos matemáticos, así como capacitar a los estudiantes en la comunicación científica y el uso de herramientas tecnológicas modernas.</w:t>
-            </w:r>
-          </w:p>
-          <w:p>
-            <w:pPr>
-              <w:pStyle w:val="Normal"/>
-              <w:widowControl w:val="false"/>
-              <w:rPr>
-                <w:color w:val="808080"/>
-                <w:sz w:val="22"/>
-                <w:szCs w:val="22"/>
-              </w:rPr>
-            </w:pPr>
-            <w:r>
-              <w:rPr>
-                <w:color w:val="808080"/>
-                <w:sz w:val="22"/>
-                <w:szCs w:val="22"/>
-              </w:rPr>
-            </w:r>
-          </w:p>
-          <w:p>
-            <w:pPr>
-              <w:pStyle w:val="Normal"/>
-              <w:widowControl w:val="false"/>
-              <w:rPr>
-                <w:color w:val="808080"/>
-                <w:sz w:val="22"/>
-                <w:szCs w:val="22"/>
-              </w:rPr>
-            </w:pPr>
-            <w:r>
-              <w:rPr>
-                <w:color w:val="808080"/>
-                <w:sz w:val="22"/>
-                <w:szCs w:val="22"/>
-              </w:rPr>
-              <w:t>**Justificación del Objetivo General:**</w:t>
-            </w:r>
-          </w:p>
-          <w:p>
-            <w:pPr>
-              <w:pStyle w:val="Normal"/>
-              <w:widowControl w:val="false"/>
-              <w:rPr>
-                <w:color w:val="808080"/>
-                <w:sz w:val="22"/>
-                <w:szCs w:val="22"/>
-              </w:rPr>
-            </w:pPr>
-            <w:r>
-              <w:rPr>
-                <w:color w:val="808080"/>
-                <w:sz w:val="22"/>
-                <w:szCs w:val="22"/>
-              </w:rPr>
-            </w:r>
-          </w:p>
-          <w:p>
-            <w:pPr>
-              <w:pStyle w:val="Normal"/>
-              <w:widowControl w:val="false"/>
-              <w:rPr>
-                <w:color w:val="808080"/>
-                <w:sz w:val="22"/>
-                <w:szCs w:val="22"/>
-              </w:rPr>
-            </w:pPr>
-            <w:r>
-              <w:rPr>
-                <w:color w:val="808080"/>
-                <w:sz w:val="22"/>
-                <w:szCs w:val="22"/>
-              </w:rPr>
-              <w:t>La justificación de este objetivo general radica en la necesidad de abordar la problemática identificada en la formación de ingenieros agropecuarios. La dificultad de los estudiantes para aplicar las matemáticas de manera efectiva en su campo limita su capacidad para afrontar desafíos cuantitativos y analíticos en la ingeniería agropecuaria. El enfoque pedagógico de aula invertida permitirá a los estudiantes aprender a través de la práctica y la aplicación directa en situaciones relevantes para su campo, lo que aumentará su motivación y comprensión de los conceptos matemáticos.</w:t>
-            </w:r>
-          </w:p>
-          <w:p>
-            <w:pPr>
-              <w:pStyle w:val="Normal"/>
-              <w:widowControl w:val="false"/>
-              <w:rPr>
-                <w:color w:val="808080"/>
-                <w:sz w:val="22"/>
-                <w:szCs w:val="22"/>
-              </w:rPr>
-            </w:pPr>
-            <w:r>
-              <w:rPr>
-                <w:color w:val="808080"/>
-                <w:sz w:val="22"/>
-                <w:szCs w:val="22"/>
-              </w:rPr>
-            </w:r>
-          </w:p>
-          <w:p>
-            <w:pPr>
-              <w:pStyle w:val="Normal"/>
-              <w:widowControl w:val="false"/>
-              <w:rPr>
-                <w:color w:val="808080"/>
-                <w:sz w:val="22"/>
-                <w:szCs w:val="22"/>
-              </w:rPr>
-            </w:pPr>
-            <w:r>
-              <w:rPr>
-                <w:color w:val="808080"/>
-                <w:sz w:val="22"/>
-                <w:szCs w:val="22"/>
-              </w:rPr>
-              <w:t>La promoción de la ciencia libre y el uso de herramientas tecnológicas como Python, Git, LaTeX y Markdown contribuirán a la formación de profesionales altamente competentes en la comunicación científica y el manejo de datos. Estas habilidades son esenciales en el contexto actual de la ingeniería agropecuaria, donde la investigación, la innovación y la colaboración son cruciales para abordar los desafíos agrícolas y pecuarios de manera efectiva.</w:t>
-            </w:r>
-          </w:p>
-          <w:p>
-            <w:pPr>
-              <w:pStyle w:val="Normal"/>
-              <w:widowControl w:val="false"/>
-              <w:rPr>
-                <w:color w:val="808080"/>
-                <w:sz w:val="22"/>
-                <w:szCs w:val="22"/>
-              </w:rPr>
-            </w:pPr>
-            <w:r>
-              <w:rPr>
-                <w:color w:val="808080"/>
-                <w:sz w:val="22"/>
-                <w:szCs w:val="22"/>
-              </w:rPr>
-            </w:r>
-          </w:p>
-          <w:p>
-            <w:pPr>
-              <w:pStyle w:val="Normal"/>
-              <w:widowControl w:val="false"/>
-              <w:rPr>
-                <w:color w:val="808080"/>
-                <w:sz w:val="22"/>
-                <w:szCs w:val="22"/>
-              </w:rPr>
-            </w:pPr>
-            <w:r>
-              <w:rPr>
-                <w:color w:val="808080"/>
-                <w:sz w:val="22"/>
-                <w:szCs w:val="22"/>
-              </w:rPr>
-              <w:t>En resumen, el objetivo general de este curso se justifica en la necesidad de mejorar la formación de los estudiantes de ingeniería agropecuaria, brindándoles las herramientas y habilidades necesarias para aplicar los conceptos matemáticos en su campo, comunicar sus resultados de manera efectiva y utilizar herramientas tecnológicas modernas. Esto contribuirá directamente a su formación integral y a su capacidad para enfrentar los desafíos científicos y tecnológicos en el ámbito agropecuario.</w:t>
+              <w:t>**Objetivo General del Curso:**</w:t>
+            </w:r>
+          </w:p>
+          <w:p>
+            <w:pPr>
+              <w:pStyle w:val="Normal"/>
+              <w:widowControl w:val="false"/>
+              <w:rPr>
+                <w:color w:val="808080"/>
+                <w:sz w:val="22"/>
+                <w:szCs w:val="22"/>
+              </w:rPr>
+            </w:pPr>
+            <w:r>
+              <w:rPr>
+                <w:color w:val="808080"/>
+                <w:sz w:val="22"/>
+                <w:szCs w:val="22"/>
+              </w:rPr>
+              <w:t>El objetivo general de este curso de Machine Learning es capacitar a los participantes en el desarrollo de habilidades integrales que abarquen desde el pensamiento computacional hasta la promoción del uso de la ciencia libre, así como el fortalecimiento de habilidades de comunicación científica. A lo largo del curso, los estudiantes adquirirán conocimientos prácticos y teóricos en el campo del Machine Learning, utilizando lenguajes como Python, R, LaTeX, HTML y CSS. Además, se fomentará la creación y publicación de contenido mediante cuadernos Jupyter y archivos .py en la plataforma GitHub, y se brindará formación específica en habilidades de comunicación científica.</w:t>
+            </w:r>
+          </w:p>
+          <w:p>
+            <w:pPr>
+              <w:pStyle w:val="Normal"/>
+              <w:widowControl w:val="false"/>
+              <w:rPr>
+                <w:color w:val="808080"/>
+                <w:sz w:val="22"/>
+                <w:szCs w:val="22"/>
+              </w:rPr>
+            </w:pPr>
+            <w:r>
+              <w:rPr/>
+            </w:r>
+          </w:p>
+          <w:p>
+            <w:pPr>
+              <w:pStyle w:val="Normal"/>
+              <w:widowControl w:val="false"/>
+              <w:rPr>
+                <w:color w:val="808080"/>
+                <w:sz w:val="22"/>
+                <w:szCs w:val="22"/>
+              </w:rPr>
+            </w:pPr>
+            <w:r>
+              <w:rPr>
+                <w:color w:val="808080"/>
+                <w:sz w:val="22"/>
+                <w:szCs w:val="22"/>
+              </w:rPr>
+              <w:t>**Justificación:**</w:t>
+            </w:r>
+          </w:p>
+          <w:p>
+            <w:pPr>
+              <w:pStyle w:val="Normal"/>
+              <w:widowControl w:val="false"/>
+              <w:rPr>
+                <w:color w:val="808080"/>
+                <w:sz w:val="22"/>
+                <w:szCs w:val="22"/>
+              </w:rPr>
+            </w:pPr>
+            <w:r>
+              <w:rPr>
+                <w:color w:val="808080"/>
+                <w:sz w:val="22"/>
+                <w:szCs w:val="22"/>
+              </w:rPr>
+              <w:t>Este objetivo general se fundamenta en la necesidad de formar profesionales en Machine Learning que no solo dominen las técnicas y herramientas de este campo, sino que también sean capaces de abordar problemas complejos desde una perspectiva integral. El pensamiento computacional proporciona la base necesaria para la resolución de problemas y la creación de algoritmos, habilidades fundamentales en Machine Learning. La elección de lenguajes como Python, R, LaTeX, HTML y CSS no solo responde a su relevancia en la disciplina, sino que también enriquece el pensamiento computacional de los estudiantes.</w:t>
+            </w:r>
+          </w:p>
+          <w:p>
+            <w:pPr>
+              <w:pStyle w:val="Normal"/>
+              <w:widowControl w:val="false"/>
+              <w:rPr>
+                <w:color w:val="808080"/>
+                <w:sz w:val="22"/>
+                <w:szCs w:val="22"/>
+              </w:rPr>
+            </w:pPr>
+            <w:r>
+              <w:rPr/>
+            </w:r>
+          </w:p>
+          <w:p>
+            <w:pPr>
+              <w:pStyle w:val="Normal"/>
+              <w:widowControl w:val="false"/>
+              <w:rPr>
+                <w:color w:val="808080"/>
+                <w:sz w:val="22"/>
+                <w:szCs w:val="22"/>
+              </w:rPr>
+            </w:pPr>
+            <w:r>
+              <w:rPr>
+                <w:color w:val="808080"/>
+                <w:sz w:val="22"/>
+                <w:szCs w:val="22"/>
+              </w:rPr>
+              <w:t>La promoción del uso de la ciencia libre mediante la publicación de contenidos en GitHub y YouTube contribuye a la democratización del conocimiento, permitiendo que los recursos educativos sean accesibles de manera global y gratuita. Esta práctica no solo fortalece la transparencia y la colaboración en el ámbito científico, sino que también empodera a los estudiantes para participar activamente en la creación y difusión del conocimiento.</w:t>
+            </w:r>
+          </w:p>
+          <w:p>
+            <w:pPr>
+              <w:pStyle w:val="Normal"/>
+              <w:widowControl w:val="false"/>
+              <w:rPr>
+                <w:color w:val="808080"/>
+                <w:sz w:val="22"/>
+                <w:szCs w:val="22"/>
+              </w:rPr>
+            </w:pPr>
+            <w:r>
+              <w:rPr/>
+            </w:r>
+          </w:p>
+          <w:p>
+            <w:pPr>
+              <w:pStyle w:val="Normal"/>
+              <w:widowControl w:val="false"/>
+              <w:rPr>
+                <w:color w:val="808080"/>
+                <w:sz w:val="22"/>
+                <w:szCs w:val="22"/>
+              </w:rPr>
+            </w:pPr>
+            <w:r>
+              <w:rPr>
+                <w:color w:val="808080"/>
+                <w:sz w:val="22"/>
+                <w:szCs w:val="22"/>
+              </w:rPr>
+              <w:t>El desarrollo de habilidades de comunicación científica es esencial para que los profesionales en Machine Learning puedan presentar de manera clara y efectiva sus hallazgos, tanto a audiencias especializadas como a aquellas no familiarizadas con el campo. La combinación de líneas de código y líneas de texto en cuadernos Jupyter permite a los estudiantes comunicar sus procesos de manera comprensible, promoviendo la capacidad de trabajar en equipos multidisciplinarios y colaborar en proyectos intersectoriales.</w:t>
+            </w:r>
+          </w:p>
+          <w:p>
+            <w:pPr>
+              <w:pStyle w:val="Normal"/>
+              <w:widowControl w:val="false"/>
+              <w:rPr>
+                <w:color w:val="808080"/>
+                <w:sz w:val="22"/>
+                <w:szCs w:val="22"/>
+              </w:rPr>
+            </w:pPr>
+            <w:r>
+              <w:rPr/>
+            </w:r>
+          </w:p>
+          <w:p>
+            <w:pPr>
+              <w:pStyle w:val="Normal"/>
+              <w:widowControl w:val="false"/>
+              <w:rPr>
+                <w:color w:val="808080"/>
+                <w:sz w:val="22"/>
+                <w:szCs w:val="22"/>
+              </w:rPr>
+            </w:pPr>
+            <w:r>
+              <w:rPr>
+                <w:color w:val="808080"/>
+                <w:sz w:val="22"/>
+                <w:szCs w:val="22"/>
+              </w:rPr>
+              <w:t>En conjunto, este curso busca formar profesionales en Machine Learning que no solo destaquen en aspectos técnicos, sino que también sean agentes de cambio en la promoción de la ciencia abierta y expertos comunicadores capaces de abordar los desafíos contemporáneos de manera integral y efectiva.</w:t>
+            </w:r>
+          </w:p>
+          <w:p>
+            <w:pPr>
+              <w:pStyle w:val="Normal"/>
+              <w:widowControl w:val="false"/>
+              <w:rPr>
+                <w:color w:val="808080"/>
+                <w:sz w:val="22"/>
+                <w:szCs w:val="22"/>
+              </w:rPr>
+            </w:pPr>
+            <w:r>
+              <w:rPr>
+                <w:color w:val="808080"/>
+                <w:sz w:val="22"/>
+                <w:szCs w:val="22"/>
+              </w:rPr>
+            </w:r>
+          </w:p>
+          <w:p>
+            <w:pPr>
+              <w:pStyle w:val="Normal"/>
+              <w:widowControl w:val="false"/>
+              <w:rPr>
+                <w:color w:val="808080"/>
+                <w:sz w:val="22"/>
+                <w:szCs w:val="22"/>
+              </w:rPr>
+            </w:pPr>
+            <w:r>
+              <w:rPr>
+                <w:color w:val="808080"/>
+                <w:sz w:val="22"/>
+                <w:szCs w:val="22"/>
+              </w:rPr>
+            </w:r>
+          </w:p>
+          <w:p>
+            <w:pPr>
+              <w:pStyle w:val="Normal"/>
+              <w:widowControl w:val="false"/>
+              <w:rPr>
+                <w:color w:val="808080"/>
+                <w:sz w:val="22"/>
+                <w:szCs w:val="22"/>
+              </w:rPr>
+            </w:pPr>
+            <w:r>
+              <w:rPr>
+                <w:color w:val="808080"/>
+                <w:sz w:val="22"/>
+                <w:szCs w:val="22"/>
+              </w:rPr>
+            </w:r>
+          </w:p>
+          <w:p>
+            <w:pPr>
+              <w:pStyle w:val="Normal"/>
+              <w:widowControl w:val="false"/>
+              <w:rPr>
+                <w:color w:val="808080"/>
+                <w:sz w:val="22"/>
+                <w:szCs w:val="22"/>
+              </w:rPr>
+            </w:pPr>
+            <w:r>
+              <w:rPr/>
+            </w:r>
+          </w:p>
+          <w:p>
+            <w:pPr>
+              <w:pStyle w:val="Normal"/>
+              <w:widowControl w:val="false"/>
+              <w:rPr>
+                <w:color w:val="808080"/>
+                <w:sz w:val="22"/>
+                <w:szCs w:val="22"/>
+              </w:rPr>
+            </w:pPr>
+            <w:r>
+              <w:rPr>
+                <w:color w:val="808080"/>
+                <w:sz w:val="22"/>
+                <w:szCs w:val="22"/>
+              </w:rPr>
+            </w:r>
+          </w:p>
+          <w:p>
+            <w:pPr>
+              <w:pStyle w:val="Normal"/>
+              <w:widowControl w:val="false"/>
+              <w:rPr>
+                <w:color w:val="808080"/>
+                <w:sz w:val="22"/>
+                <w:szCs w:val="22"/>
+              </w:rPr>
+            </w:pPr>
+            <w:r>
+              <w:rPr>
+                <w:color w:val="808080"/>
+                <w:sz w:val="22"/>
+                <w:szCs w:val="22"/>
+              </w:rPr>
+            </w:r>
+          </w:p>
+          <w:p>
+            <w:pPr>
+              <w:pStyle w:val="Normal"/>
+              <w:widowControl w:val="false"/>
+              <w:rPr>
+                <w:color w:val="808080"/>
+                <w:sz w:val="22"/>
+                <w:szCs w:val="22"/>
+              </w:rPr>
+            </w:pPr>
+            <w:r>
+              <w:rPr/>
             </w:r>
           </w:p>
           <w:p>
@@ -3119,7 +3505,7 @@
               <w:rPr>
                 <w:u w:val="none"/>
               </w:rPr>
-              <w:t>Por supuesto, aquí tienes algunos objetivos específicos que te ayudarán a alcanzar el objetivo general que has establecido:</w:t>
+              <w:t>**Objetivos Específicos:**</w:t>
             </w:r>
           </w:p>
           <w:p>
@@ -3132,47 +3518,67 @@
               </w:rPr>
             </w:pPr>
             <w:r>
+              <w:rPr/>
+            </w:r>
+          </w:p>
+          <w:p>
+            <w:pPr>
+              <w:pStyle w:val="Normal"/>
+              <w:widowControl w:val="false"/>
+              <w:jc w:val="both"/>
               <w:rPr>
                 <w:u w:val="none"/>
               </w:rPr>
-            </w:r>
-          </w:p>
-          <w:p>
-            <w:pPr>
-              <w:pStyle w:val="Normal"/>
-              <w:widowControl w:val="false"/>
-              <w:jc w:val="both"/>
+            </w:pPr>
+            <w:r>
               <w:rPr>
                 <w:u w:val="none"/>
               </w:rPr>
-            </w:pPr>
-            <w:r>
+              <w:t>1. **Desarrollar Competencias en Pensamiento Computacional:**</w:t>
+            </w:r>
+          </w:p>
+          <w:p>
+            <w:pPr>
+              <w:pStyle w:val="Normal"/>
+              <w:widowControl w:val="false"/>
+              <w:jc w:val="both"/>
               <w:rPr>
                 <w:u w:val="none"/>
               </w:rPr>
-              <w:t>1. **Desarrollar una comprensión sólida de los conceptos de Cálculo Diferencial:**</w:t>
-            </w:r>
-          </w:p>
-          <w:p>
-            <w:pPr>
-              <w:pStyle w:val="Normal"/>
-              <w:widowControl w:val="false"/>
-              <w:jc w:val="both"/>
+            </w:pPr>
+            <w:r>
               <w:rPr>
                 <w:u w:val="none"/>
               </w:rPr>
-            </w:pPr>
+              <w:t xml:space="preserve">   </w:t>
+            </w:r>
             <w:r>
               <w:rPr>
                 <w:u w:val="none"/>
               </w:rPr>
+              <w:t>- Introducir a los estudiantes en los fundamentos del pensamiento computacional, abordando conceptos clave como descomposición, reconocimiento de patrones, abstracción y algoritmos.</w:t>
+            </w:r>
+          </w:p>
+          <w:p>
+            <w:pPr>
+              <w:pStyle w:val="Normal"/>
+              <w:widowControl w:val="false"/>
+              <w:jc w:val="both"/>
+              <w:rPr>
+                <w:u w:val="none"/>
+              </w:rPr>
+            </w:pPr>
+            <w:r>
+              <w:rPr>
+                <w:u w:val="none"/>
+              </w:rPr>
               <w:t xml:space="preserve">   </w:t>
             </w:r>
             <w:r>
               <w:rPr>
                 <w:u w:val="none"/>
               </w:rPr>
-              <w:t>- Diseñar materiales educativos accesibles y claros que presenten los conceptos fundamentales del cálculo diferencial en un contexto relevante para la ingeniería agropecuaria.</w:t>
+              <w:t>- Facilitar el aprendizaje y la práctica de lenguajes esenciales en Machine Learning, incluyendo Python y R, para que los participantes adquieran habilidades sólidas en programación.</w:t>
             </w:r>
           </w:p>
           <w:p>
@@ -3185,16 +3591,45 @@
               </w:rPr>
             </w:pPr>
             <w:r>
+              <w:rPr/>
+            </w:r>
+          </w:p>
+          <w:p>
+            <w:pPr>
+              <w:pStyle w:val="Normal"/>
+              <w:widowControl w:val="false"/>
+              <w:jc w:val="both"/>
               <w:rPr>
                 <w:u w:val="none"/>
               </w:rPr>
+            </w:pPr>
+            <w:r>
+              <w:rPr>
+                <w:u w:val="none"/>
+              </w:rPr>
+              <w:t>2. **Promover el Uso de la Ciencia Libre:**</w:t>
+            </w:r>
+          </w:p>
+          <w:p>
+            <w:pPr>
+              <w:pStyle w:val="Normal"/>
+              <w:widowControl w:val="false"/>
+              <w:jc w:val="both"/>
+              <w:rPr>
+                <w:u w:val="none"/>
+              </w:rPr>
+            </w:pPr>
+            <w:r>
+              <w:rPr>
+                <w:u w:val="none"/>
+              </w:rPr>
               <w:t xml:space="preserve">   </w:t>
             </w:r>
             <w:r>
               <w:rPr>
                 <w:u w:val="none"/>
               </w:rPr>
-              <w:t>- Proporcionar ejemplos y ejercicios prácticos que demuestren la aplicación directa de los conceptos en situaciones agropecuarias reales.</w:t>
+              <w:t>- Enseñar a los estudiantes a utilizar y contribuir a plataformas de código abierto, destacando la importancia de la transparencia y la colaboración en la investigación científica.</w:t>
             </w:r>
           </w:p>
           <w:p>
@@ -3216,7 +3651,7 @@
               <w:rPr>
                 <w:u w:val="none"/>
               </w:rPr>
-              <w:t>- Fomentar la discusión y el intercambio de ideas entre los estudiantes para mejorar la comprensión colectiva de los conceptos.</w:t>
+              <w:t>- Guiar a los participantes en la creación y publicación de contenidos educativos utilizando cuadernos Jupyter y archivos .py en la plataforma GitHub, fomentando la cultura de la ciencia abierta.</w:t>
             </w:r>
           </w:p>
           <w:p>
@@ -3229,47 +3664,67 @@
               </w:rPr>
             </w:pPr>
             <w:r>
+              <w:rPr/>
+            </w:r>
+          </w:p>
+          <w:p>
+            <w:pPr>
+              <w:pStyle w:val="Normal"/>
+              <w:widowControl w:val="false"/>
+              <w:jc w:val="both"/>
               <w:rPr>
                 <w:u w:val="none"/>
               </w:rPr>
-            </w:r>
-          </w:p>
-          <w:p>
-            <w:pPr>
-              <w:pStyle w:val="Normal"/>
-              <w:widowControl w:val="false"/>
-              <w:jc w:val="both"/>
+            </w:pPr>
+            <w:r>
               <w:rPr>
                 <w:u w:val="none"/>
               </w:rPr>
-            </w:pPr>
-            <w:r>
+              <w:t>3. **Desarrollar Habilidades Técnicas en Machine Learning:**</w:t>
+            </w:r>
+          </w:p>
+          <w:p>
+            <w:pPr>
+              <w:pStyle w:val="Normal"/>
+              <w:widowControl w:val="false"/>
+              <w:jc w:val="both"/>
               <w:rPr>
                 <w:u w:val="none"/>
               </w:rPr>
-              <w:t>2. **Implementar el enfoque de aula invertida:**</w:t>
-            </w:r>
-          </w:p>
-          <w:p>
-            <w:pPr>
-              <w:pStyle w:val="Normal"/>
-              <w:widowControl w:val="false"/>
-              <w:jc w:val="both"/>
+            </w:pPr>
+            <w:r>
               <w:rPr>
                 <w:u w:val="none"/>
               </w:rPr>
-            </w:pPr>
+              <w:t xml:space="preserve">   </w:t>
+            </w:r>
             <w:r>
               <w:rPr>
                 <w:u w:val="none"/>
               </w:rPr>
+              <w:t>- Proporcionar conocimientos teóricos y prácticos en técnicas y algoritmos de Machine Learning, abordando temas como aprendizaje supervisado, no supervisado y técnicas de evaluación de modelos.</w:t>
+            </w:r>
+          </w:p>
+          <w:p>
+            <w:pPr>
+              <w:pStyle w:val="Normal"/>
+              <w:widowControl w:val="false"/>
+              <w:jc w:val="both"/>
+              <w:rPr>
+                <w:u w:val="none"/>
+              </w:rPr>
+            </w:pPr>
+            <w:r>
+              <w:rPr>
+                <w:u w:val="none"/>
+              </w:rPr>
               <w:t xml:space="preserve">   </w:t>
             </w:r>
             <w:r>
               <w:rPr>
                 <w:u w:val="none"/>
               </w:rPr>
-              <w:t>- Crear y compartir clases en línea de acceso libre a través de GitHub que los estudiantes puedan estudiar antes de la clase presencial.</w:t>
+              <w:t>- Facilitar la implementación de proyectos prácticos en Machine Learning, donde los estudiantes puedan aplicar los conceptos aprendidos a problemas del mundo real.</w:t>
             </w:r>
           </w:p>
           <w:p>
@@ -3282,16 +3737,45 @@
               </w:rPr>
             </w:pPr>
             <w:r>
+              <w:rPr/>
+            </w:r>
+          </w:p>
+          <w:p>
+            <w:pPr>
+              <w:pStyle w:val="Normal"/>
+              <w:widowControl w:val="false"/>
+              <w:jc w:val="both"/>
               <w:rPr>
                 <w:u w:val="none"/>
               </w:rPr>
+            </w:pPr>
+            <w:r>
+              <w:rPr>
+                <w:u w:val="none"/>
+              </w:rPr>
+              <w:t>4. **Incentivar la Participación Activa en la Comunidad Científica:**</w:t>
+            </w:r>
+          </w:p>
+          <w:p>
+            <w:pPr>
+              <w:pStyle w:val="Normal"/>
+              <w:widowControl w:val="false"/>
+              <w:jc w:val="both"/>
+              <w:rPr>
+                <w:u w:val="none"/>
+              </w:rPr>
+            </w:pPr>
+            <w:r>
+              <w:rPr>
+                <w:u w:val="none"/>
+              </w:rPr>
               <w:t xml:space="preserve">   </w:t>
             </w:r>
             <w:r>
               <w:rPr>
                 <w:u w:val="none"/>
               </w:rPr>
-              <w:t>- Utilizar las clases presenciales para resolver dudas, realizar ejercicios prácticos y promover la discusión y el análisis profundo de los conceptos.</w:t>
+              <w:t>- Motivar a los estudiantes a contribuir al desarrollo de la comunidad científica mediante la publicación de sus proyectos en GitHub y la participación en discusiones y colaboraciones en línea.</w:t>
             </w:r>
           </w:p>
           <w:p>
@@ -3313,7 +3797,7 @@
               <w:rPr>
                 <w:u w:val="none"/>
               </w:rPr>
-              <w:t>- Proporcionar orientación individualizada a los estudiantes en función de su progreso y nivel de comprensión.</w:t>
+              <w:t>- Fomentar la exploración de nuevas investigaciones y desarrollos en Machine Learning a través de la revisión crítica de literatura científica y la participación en eventos y conferencias relevantes.</w:t>
             </w:r>
           </w:p>
           <w:p>
@@ -3326,47 +3810,67 @@
               </w:rPr>
             </w:pPr>
             <w:r>
+              <w:rPr/>
+            </w:r>
+          </w:p>
+          <w:p>
+            <w:pPr>
+              <w:pStyle w:val="Normal"/>
+              <w:widowControl w:val="false"/>
+              <w:jc w:val="both"/>
               <w:rPr>
                 <w:u w:val="none"/>
               </w:rPr>
-            </w:r>
-          </w:p>
-          <w:p>
-            <w:pPr>
-              <w:pStyle w:val="Normal"/>
-              <w:widowControl w:val="false"/>
-              <w:jc w:val="both"/>
+            </w:pPr>
+            <w:r>
               <w:rPr>
                 <w:u w:val="none"/>
               </w:rPr>
-            </w:pPr>
-            <w:r>
+              <w:t>5. **Desarrollar Habilidades de Comunicación Científica:**</w:t>
+            </w:r>
+          </w:p>
+          <w:p>
+            <w:pPr>
+              <w:pStyle w:val="Normal"/>
+              <w:widowControl w:val="false"/>
+              <w:jc w:val="both"/>
               <w:rPr>
                 <w:u w:val="none"/>
               </w:rPr>
-              <w:t>3. **Promover la comunicación científica y la ciencia libre:**</w:t>
-            </w:r>
-          </w:p>
-          <w:p>
-            <w:pPr>
-              <w:pStyle w:val="Normal"/>
-              <w:widowControl w:val="false"/>
-              <w:jc w:val="both"/>
+            </w:pPr>
+            <w:r>
               <w:rPr>
                 <w:u w:val="none"/>
               </w:rPr>
-            </w:pPr>
+              <w:t xml:space="preserve">   </w:t>
+            </w:r>
             <w:r>
               <w:rPr>
                 <w:u w:val="none"/>
               </w:rPr>
+              <w:t>- Enseñar a los estudiantes a crear informes y presentaciones efectivas que comuniquen los resultados de sus análisis y proyectos en un formato comprensible para audiencias técnicas y no técnicas.</w:t>
+            </w:r>
+          </w:p>
+          <w:p>
+            <w:pPr>
+              <w:pStyle w:val="Normal"/>
+              <w:widowControl w:val="false"/>
+              <w:jc w:val="both"/>
+              <w:rPr>
+                <w:u w:val="none"/>
+              </w:rPr>
+            </w:pPr>
+            <w:r>
+              <w:rPr>
+                <w:u w:val="none"/>
+              </w:rPr>
               <w:t xml:space="preserve">   </w:t>
             </w:r>
             <w:r>
               <w:rPr>
                 <w:u w:val="none"/>
               </w:rPr>
-              <w:t>- Introducir a los estudiantes en el uso de herramientas tecnológicas como Python, Git, LaTeX y Markdown para la presentación y comunicación de resultados científicos.</w:t>
+              <w:t>- Proporcionar pautas específicas sobre cómo documentar y explicar adecuadamente el código en cuadernos Jupyter, integrando líneas de texto explicativo con el código correspondiente.</w:t>
             </w:r>
           </w:p>
           <w:p>
@@ -3379,16 +3883,45 @@
               </w:rPr>
             </w:pPr>
             <w:r>
+              <w:rPr/>
+            </w:r>
+          </w:p>
+          <w:p>
+            <w:pPr>
+              <w:pStyle w:val="Normal"/>
+              <w:widowControl w:val="false"/>
+              <w:jc w:val="both"/>
               <w:rPr>
                 <w:u w:val="none"/>
               </w:rPr>
+            </w:pPr>
+            <w:r>
+              <w:rPr>
+                <w:u w:val="none"/>
+              </w:rPr>
+              <w:t>6. **Facilitar la Creación de Contenido Educativo:**</w:t>
+            </w:r>
+          </w:p>
+          <w:p>
+            <w:pPr>
+              <w:pStyle w:val="Normal"/>
+              <w:widowControl w:val="false"/>
+              <w:jc w:val="both"/>
+              <w:rPr>
+                <w:u w:val="none"/>
+              </w:rPr>
+            </w:pPr>
+            <w:r>
+              <w:rPr>
+                <w:u w:val="none"/>
+              </w:rPr>
               <w:t xml:space="preserve">   </w:t>
             </w:r>
             <w:r>
               <w:rPr>
                 <w:u w:val="none"/>
               </w:rPr>
-              <w:t>- Fomentar la colaboración en proyectos científicos en línea utilizando plataformas como GitHub, permitiendo a los estudiantes compartir y colaborar en investigaciones.</w:t>
+              <w:t>- Capacitar a los participantes en la elaboración de materiales educativos de calidad, incluyendo tutoriales, demostraciones y video-clases, para compartir conocimientos de manera efectiva.</w:t>
             </w:r>
           </w:p>
           <w:p>
@@ -3410,7 +3943,7 @@
               <w:rPr>
                 <w:u w:val="none"/>
               </w:rPr>
-              <w:t>- Incentivar la creación de recursos educativos de acceso libre que puedan beneficiar a otros estudiantes y profesionales interesados en la intersección entre cálculo y la ingeniería agropecuaria.</w:t>
+              <w:t>- Incentivar la publicación activa de contenido educativo en el canal DIMATHDATA en YouTube, promoviendo la difusión de conocimiento y la interacción con una audiencia global.</w:t>
             </w:r>
           </w:p>
           <w:p>
@@ -3423,208 +3956,48 @@
               </w:rPr>
             </w:pPr>
             <w:r>
+              <w:rPr/>
+            </w:r>
+          </w:p>
+          <w:p>
+            <w:pPr>
+              <w:pStyle w:val="Normal"/>
+              <w:widowControl w:val="false"/>
+              <w:jc w:val="both"/>
               <w:rPr>
                 <w:u w:val="none"/>
               </w:rPr>
-            </w:r>
-          </w:p>
-          <w:p>
-            <w:pPr>
-              <w:pStyle w:val="Normal"/>
-              <w:widowControl w:val="false"/>
-              <w:jc w:val="both"/>
+            </w:pPr>
+            <w:r>
               <w:rPr>
                 <w:u w:val="none"/>
               </w:rPr>
-            </w:pPr>
-            <w:r>
+              <w:t>Estos objetivos específicos están diseñados para abordar aspectos clave del aprendizaje en Machine Learning, desde el desarrollo de habilidades técnicas hasta la promoción de la ciencia abierta y la comunicación científica efectiva, contribuyendo así al logro del objetivo general del curso.</w:t>
+            </w:r>
+          </w:p>
+          <w:p>
+            <w:pPr>
+              <w:pStyle w:val="Normal"/>
+              <w:widowControl w:val="false"/>
+              <w:jc w:val="both"/>
               <w:rPr>
                 <w:u w:val="none"/>
               </w:rPr>
-              <w:t>4. **Facilitar el desarrollo de habilidades de resolución de problemas:**</w:t>
-            </w:r>
-          </w:p>
-          <w:p>
-            <w:pPr>
-              <w:pStyle w:val="Normal"/>
-              <w:widowControl w:val="false"/>
-              <w:jc w:val="both"/>
+            </w:pPr>
+            <w:r>
               <w:rPr>
                 <w:u w:val="none"/>
               </w:rPr>
-            </w:pPr>
-            <w:r>
+              <w:t xml:space="preserve">  </w:t>
+            </w:r>
+          </w:p>
+          <w:p>
+            <w:pPr>
+              <w:pStyle w:val="Normal"/>
+              <w:widowControl w:val="false"/>
+              <w:jc w:val="both"/>
               <w:rPr>
                 <w:u w:val="none"/>
-              </w:rPr>
-              <w:t xml:space="preserve">   </w:t>
-            </w:r>
-            <w:r>
-              <w:rPr>
-                <w:u w:val="none"/>
-              </w:rPr>
-              <w:t>- Presentar problemas y ejercicios variados que desafíen a los estudiantes a aplicar los conceptos de cálculo en situaciones prácticas relacionadas con la agropecuaria.</w:t>
-            </w:r>
-          </w:p>
-          <w:p>
-            <w:pPr>
-              <w:pStyle w:val="Normal"/>
-              <w:widowControl w:val="false"/>
-              <w:jc w:val="both"/>
-              <w:rPr>
-                <w:u w:val="none"/>
-              </w:rPr>
-            </w:pPr>
-            <w:r>
-              <w:rPr>
-                <w:u w:val="none"/>
-              </w:rPr>
-              <w:t xml:space="preserve">   </w:t>
-            </w:r>
-            <w:r>
-              <w:rPr>
-                <w:u w:val="none"/>
-              </w:rPr>
-              <w:t>- Fomentar el pensamiento crítico y analítico al abordar problemas complejos que requieran la integración de múltiples conceptos matemáticos.</w:t>
-            </w:r>
-          </w:p>
-          <w:p>
-            <w:pPr>
-              <w:pStyle w:val="Normal"/>
-              <w:widowControl w:val="false"/>
-              <w:jc w:val="both"/>
-              <w:rPr>
-                <w:u w:val="none"/>
-              </w:rPr>
-            </w:pPr>
-            <w:r>
-              <w:rPr>
-                <w:u w:val="none"/>
-              </w:rPr>
-            </w:r>
-          </w:p>
-          <w:p>
-            <w:pPr>
-              <w:pStyle w:val="Normal"/>
-              <w:widowControl w:val="false"/>
-              <w:jc w:val="both"/>
-              <w:rPr>
-                <w:u w:val="none"/>
-              </w:rPr>
-            </w:pPr>
-            <w:r>
-              <w:rPr>
-                <w:u w:val="none"/>
-              </w:rPr>
-              <w:t>5. **Evaluar el aprendizaje y el progreso de los estudiantes:**</w:t>
-            </w:r>
-          </w:p>
-          <w:p>
-            <w:pPr>
-              <w:pStyle w:val="Normal"/>
-              <w:widowControl w:val="false"/>
-              <w:jc w:val="both"/>
-              <w:rPr>
-                <w:u w:val="none"/>
-              </w:rPr>
-            </w:pPr>
-            <w:r>
-              <w:rPr>
-                <w:u w:val="none"/>
-              </w:rPr>
-              <w:t xml:space="preserve">   </w:t>
-            </w:r>
-            <w:r>
-              <w:rPr>
-                <w:u w:val="none"/>
-              </w:rPr>
-              <w:t>- Diseñar evaluaciones formativas que permitan a los estudiantes monitorear su propio progreso y comprensión a lo largo del curso.</w:t>
-            </w:r>
-          </w:p>
-          <w:p>
-            <w:pPr>
-              <w:pStyle w:val="Normal"/>
-              <w:widowControl w:val="false"/>
-              <w:jc w:val="both"/>
-              <w:rPr>
-                <w:u w:val="none"/>
-              </w:rPr>
-            </w:pPr>
-            <w:r>
-              <w:rPr>
-                <w:u w:val="none"/>
-              </w:rPr>
-              <w:t xml:space="preserve">   </w:t>
-            </w:r>
-            <w:r>
-              <w:rPr>
-                <w:u w:val="none"/>
-              </w:rPr>
-              <w:t>- Utilizar evaluaciones sumativas que reflejen la aplicación efectiva de los conceptos en situaciones reales.</w:t>
-            </w:r>
-          </w:p>
-          <w:p>
-            <w:pPr>
-              <w:pStyle w:val="Normal"/>
-              <w:widowControl w:val="false"/>
-              <w:jc w:val="both"/>
-              <w:rPr>
-                <w:u w:val="none"/>
-              </w:rPr>
-            </w:pPr>
-            <w:r>
-              <w:rPr>
-                <w:u w:val="none"/>
-              </w:rPr>
-              <w:t xml:space="preserve">   </w:t>
-            </w:r>
-            <w:r>
-              <w:rPr>
-                <w:u w:val="none"/>
-              </w:rPr>
-              <w:t>- Adaptar el enfoque pedagógico y las actividades en función de los resultados de las evaluaciones para abordar las necesidades individuales y colectivas.</w:t>
-            </w:r>
-          </w:p>
-          <w:p>
-            <w:pPr>
-              <w:pStyle w:val="Normal"/>
-              <w:widowControl w:val="false"/>
-              <w:jc w:val="both"/>
-              <w:rPr>
-                <w:u w:val="none"/>
-              </w:rPr>
-            </w:pPr>
-            <w:r>
-              <w:rPr>
-                <w:u w:val="none"/>
-              </w:rPr>
-            </w:r>
-          </w:p>
-          <w:p>
-            <w:pPr>
-              <w:pStyle w:val="Normal"/>
-              <w:widowControl w:val="false"/>
-              <w:jc w:val="both"/>
-              <w:rPr>
-                <w:u w:val="none"/>
-              </w:rPr>
-            </w:pPr>
-            <w:r>
-              <w:rPr>
-                <w:u w:val="none"/>
-              </w:rPr>
-              <w:t>Estos objetivos específicos contribuirán a alcanzar el objetivo general del curso, proporcionando a los estudiantes de Ingeniería Agropecuaria una sólida formación en Cálculo Diferencial y habilidades relevantes para su campo, al tiempo que promueven la comunicación científica y la adopción de tecnologías modernas.</w:t>
-            </w:r>
-          </w:p>
-          <w:p>
-            <w:pPr>
-              <w:pStyle w:val="Normal"/>
-              <w:widowControl w:val="false"/>
-              <w:jc w:val="both"/>
-              <w:rPr>
-                <w:b/>
-                <w:sz w:val="22"/>
-                <w:szCs w:val="22"/>
               </w:rPr>
             </w:pPr>
             <w:r>
@@ -3730,24 +4103,7 @@
             <w:r>
               <w:rPr/>
               <w:br/>
-            </w:r>
-            <w:r>
-              <w:rPr>
-                <w:rStyle w:val="Markedcontent"/>
-                <w:rFonts w:cs="Arial"/>
-              </w:rPr>
-              <w:t>1. funciones</w:t>
-            </w:r>
-            <w:r>
-              <w:rPr/>
-              <w:br/>
-            </w:r>
-            <w:r>
-              <w:rPr>
-                <w:rStyle w:val="Markedcontent"/>
-                <w:rFonts w:cs="Arial"/>
-              </w:rPr>
-              <w:t>2. Límites</w:t>
+              <w:t>**Contenidos para Alcanzar los Objetivos Específicos:**</w:t>
             </w:r>
           </w:p>
           <w:p>
@@ -3755,713 +4111,544 @@
               <w:pStyle w:val="Normal"/>
               <w:widowControl w:val="false"/>
               <w:ind w:hanging="0" w:left="720"/>
-              <w:rPr>
-                <w:rStyle w:val="Markedcontent"/>
-                <w:rFonts w:ascii="Arial" w:hAnsi="Arial" w:cs="Arial"/>
-              </w:rPr>
-            </w:pPr>
-            <w:r>
-              <w:rPr>
-                <w:rStyle w:val="Markedcontent"/>
-                <w:rFonts w:cs="Arial"/>
-              </w:rPr>
-              <w:t>3. Derivación</w:t>
-            </w:r>
-          </w:p>
-          <w:p>
-            <w:pPr>
-              <w:pStyle w:val="ListParagraph"/>
-              <w:widowControl w:val="false"/>
-              <w:numPr>
-                <w:ilvl w:val="0"/>
-                <w:numId w:val="3"/>
-              </w:numPr>
-              <w:rPr>
-                <w:rStyle w:val="Markedcontent"/>
-                <w:rFonts w:ascii="Arial" w:hAnsi="Arial" w:cs="Arial"/>
-              </w:rPr>
-            </w:pPr>
-            <w:bookmarkStart w:id="1" w:name="_GoBack"/>
-            <w:bookmarkEnd w:id="1"/>
-            <w:r>
-              <w:rPr>
-                <w:rStyle w:val="Markedcontent"/>
-                <w:rFonts w:cs="Arial" w:ascii="Arial" w:hAnsi="Arial"/>
-              </w:rPr>
-              <w:t>Aplicaciones de la derivada</w:t>
-            </w:r>
-          </w:p>
-          <w:p>
-            <w:pPr>
-              <w:pStyle w:val="Normal"/>
-              <w:widowControl w:val="false"/>
-              <w:rPr>
-                <w:b/>
-                <w:sz w:val="22"/>
-                <w:szCs w:val="22"/>
-              </w:rPr>
-            </w:pPr>
-            <w:r>
-              <w:rPr>
-                <w:b/>
-                <w:sz w:val="22"/>
-                <w:szCs w:val="22"/>
-              </w:rPr>
-            </w:r>
-          </w:p>
-          <w:p>
-            <w:pPr>
-              <w:pStyle w:val="Normal"/>
-              <w:widowControl w:val="false"/>
-              <w:rPr>
-                <w:b w:val="false"/>
-                <w:bCs w:val="false"/>
-                <w:sz w:val="22"/>
-                <w:szCs w:val="22"/>
-                <w:u w:val="none"/>
-              </w:rPr>
-            </w:pPr>
-            <w:r>
-              <w:rPr>
-                <w:b w:val="false"/>
-                <w:bCs w:val="false"/>
-                <w:sz w:val="22"/>
-                <w:szCs w:val="22"/>
-                <w:u w:val="none"/>
-              </w:rPr>
-              <w:t>Por supuesto, aquí tienes un posible desglose del contenido para el curso "Cálculo Diferencial para Ingenieros Agropecuarios con Enfoque de Aula Invertida y Promoción de la Ciencia Libre":</w:t>
-            </w:r>
-          </w:p>
-          <w:p>
-            <w:pPr>
-              <w:pStyle w:val="Normal"/>
-              <w:widowControl w:val="false"/>
-              <w:rPr>
-                <w:b w:val="false"/>
-                <w:bCs w:val="false"/>
-                <w:sz w:val="22"/>
-                <w:szCs w:val="22"/>
-                <w:u w:val="none"/>
-              </w:rPr>
-            </w:pPr>
-            <w:r>
-              <w:rPr>
-                <w:b w:val="false"/>
-                <w:bCs w:val="false"/>
-                <w:sz w:val="22"/>
-                <w:szCs w:val="22"/>
-                <w:u w:val="none"/>
-              </w:rPr>
-            </w:r>
-          </w:p>
-          <w:p>
-            <w:pPr>
-              <w:pStyle w:val="Normal"/>
-              <w:widowControl w:val="false"/>
-              <w:rPr>
-                <w:b w:val="false"/>
-                <w:bCs w:val="false"/>
-                <w:sz w:val="22"/>
-                <w:szCs w:val="22"/>
-                <w:u w:val="none"/>
-              </w:rPr>
-            </w:pPr>
-            <w:r>
-              <w:rPr>
-                <w:b w:val="false"/>
-                <w:bCs w:val="false"/>
-                <w:sz w:val="22"/>
-                <w:szCs w:val="22"/>
-                <w:u w:val="none"/>
-              </w:rPr>
-              <w:t>**Módulo 1: Introducción al Cálculo y Herramientas Tecnológicas**</w:t>
-            </w:r>
-          </w:p>
-          <w:p>
-            <w:pPr>
-              <w:pStyle w:val="Normal"/>
-              <w:widowControl w:val="false"/>
-              <w:rPr>
-                <w:b w:val="false"/>
-                <w:bCs w:val="false"/>
-                <w:sz w:val="22"/>
-                <w:szCs w:val="22"/>
-                <w:u w:val="none"/>
-              </w:rPr>
-            </w:pPr>
-            <w:r>
-              <w:rPr>
-                <w:b w:val="false"/>
-                <w:bCs w:val="false"/>
-                <w:sz w:val="22"/>
-                <w:szCs w:val="22"/>
-                <w:u w:val="none"/>
-              </w:rPr>
-              <w:t>1. Introducción al curso y metodología de aula invertida.</w:t>
-            </w:r>
-          </w:p>
-          <w:p>
-            <w:pPr>
-              <w:pStyle w:val="Normal"/>
-              <w:widowControl w:val="false"/>
-              <w:rPr>
-                <w:b w:val="false"/>
-                <w:bCs w:val="false"/>
-                <w:sz w:val="22"/>
-                <w:szCs w:val="22"/>
-                <w:u w:val="none"/>
-              </w:rPr>
-            </w:pPr>
-            <w:r>
-              <w:rPr>
-                <w:b w:val="false"/>
-                <w:bCs w:val="false"/>
-                <w:sz w:val="22"/>
-                <w:szCs w:val="22"/>
-                <w:u w:val="none"/>
-              </w:rPr>
-              <w:t>2. Introducción al entorno de trabajo en GitHub, Git y Markdown.</w:t>
-            </w:r>
-          </w:p>
-          <w:p>
-            <w:pPr>
-              <w:pStyle w:val="Normal"/>
-              <w:widowControl w:val="false"/>
-              <w:rPr>
-                <w:b w:val="false"/>
-                <w:bCs w:val="false"/>
-                <w:sz w:val="22"/>
-                <w:szCs w:val="22"/>
-                <w:u w:val="none"/>
-              </w:rPr>
-            </w:pPr>
-            <w:r>
-              <w:rPr>
-                <w:b w:val="false"/>
-                <w:bCs w:val="false"/>
-                <w:sz w:val="22"/>
-                <w:szCs w:val="22"/>
-                <w:u w:val="none"/>
-              </w:rPr>
-              <w:t>3. Introducción a Python para cálculos numéricos y análisis de datos.</w:t>
-            </w:r>
-          </w:p>
-          <w:p>
-            <w:pPr>
-              <w:pStyle w:val="Normal"/>
-              <w:widowControl w:val="false"/>
-              <w:rPr>
-                <w:b w:val="false"/>
-                <w:bCs w:val="false"/>
-                <w:sz w:val="22"/>
-                <w:szCs w:val="22"/>
-                <w:u w:val="none"/>
-              </w:rPr>
-            </w:pPr>
-            <w:r>
-              <w:rPr>
-                <w:b w:val="false"/>
-                <w:bCs w:val="false"/>
-                <w:sz w:val="22"/>
-                <w:szCs w:val="22"/>
-                <w:u w:val="none"/>
-              </w:rPr>
-            </w:r>
-          </w:p>
-          <w:p>
-            <w:pPr>
-              <w:pStyle w:val="Normal"/>
-              <w:widowControl w:val="false"/>
-              <w:rPr>
-                <w:b w:val="false"/>
-                <w:bCs w:val="false"/>
-                <w:sz w:val="22"/>
-                <w:szCs w:val="22"/>
-                <w:u w:val="none"/>
-              </w:rPr>
-            </w:pPr>
-            <w:r>
-              <w:rPr>
-                <w:b w:val="false"/>
-                <w:bCs w:val="false"/>
-                <w:sz w:val="22"/>
-                <w:szCs w:val="22"/>
-                <w:u w:val="none"/>
-              </w:rPr>
-              <w:t>**Módulo 2: Conceptos Fundamentales del Cálculo Diferencial**</w:t>
-            </w:r>
-          </w:p>
-          <w:p>
-            <w:pPr>
-              <w:pStyle w:val="Normal"/>
-              <w:widowControl w:val="false"/>
-              <w:rPr>
-                <w:b w:val="false"/>
-                <w:bCs w:val="false"/>
-                <w:sz w:val="22"/>
-                <w:szCs w:val="22"/>
-                <w:u w:val="none"/>
-              </w:rPr>
-            </w:pPr>
-            <w:r>
-              <w:rPr>
-                <w:b w:val="false"/>
-                <w:bCs w:val="false"/>
-                <w:sz w:val="22"/>
-                <w:szCs w:val="22"/>
-                <w:u w:val="none"/>
-              </w:rPr>
-              <w:t>4. Concepto de límite y continuidad.</w:t>
-            </w:r>
-          </w:p>
-          <w:p>
-            <w:pPr>
-              <w:pStyle w:val="Normal"/>
-              <w:widowControl w:val="false"/>
-              <w:rPr>
-                <w:b w:val="false"/>
-                <w:bCs w:val="false"/>
-                <w:sz w:val="22"/>
-                <w:szCs w:val="22"/>
-                <w:u w:val="none"/>
-              </w:rPr>
-            </w:pPr>
-            <w:r>
-              <w:rPr>
-                <w:b w:val="false"/>
-                <w:bCs w:val="false"/>
-                <w:sz w:val="22"/>
-                <w:szCs w:val="22"/>
-                <w:u w:val="none"/>
-              </w:rPr>
-              <w:t>5. Derivadas y reglas de derivación.</w:t>
-            </w:r>
-          </w:p>
-          <w:p>
-            <w:pPr>
-              <w:pStyle w:val="Normal"/>
-              <w:widowControl w:val="false"/>
-              <w:rPr>
-                <w:b w:val="false"/>
-                <w:bCs w:val="false"/>
-                <w:sz w:val="22"/>
-                <w:szCs w:val="22"/>
-                <w:u w:val="none"/>
-              </w:rPr>
-            </w:pPr>
-            <w:r>
-              <w:rPr>
-                <w:b w:val="false"/>
-                <w:bCs w:val="false"/>
-                <w:sz w:val="22"/>
-                <w:szCs w:val="22"/>
-                <w:u w:val="none"/>
-              </w:rPr>
-              <w:t>6. Aplicaciones de la derivada en la ingeniería agropecuaria.</w:t>
-            </w:r>
-          </w:p>
-          <w:p>
-            <w:pPr>
-              <w:pStyle w:val="Normal"/>
-              <w:widowControl w:val="false"/>
-              <w:rPr>
-                <w:b w:val="false"/>
-                <w:bCs w:val="false"/>
-                <w:sz w:val="22"/>
-                <w:szCs w:val="22"/>
-                <w:u w:val="none"/>
-              </w:rPr>
-            </w:pPr>
-            <w:r>
-              <w:rPr>
-                <w:b w:val="false"/>
-                <w:bCs w:val="false"/>
-                <w:sz w:val="22"/>
-                <w:szCs w:val="22"/>
-                <w:u w:val="none"/>
-              </w:rPr>
-            </w:r>
-          </w:p>
-          <w:p>
-            <w:pPr>
-              <w:pStyle w:val="Normal"/>
-              <w:widowControl w:val="false"/>
-              <w:rPr>
-                <w:b w:val="false"/>
-                <w:bCs w:val="false"/>
-                <w:sz w:val="22"/>
-                <w:szCs w:val="22"/>
-                <w:u w:val="none"/>
-              </w:rPr>
-            </w:pPr>
-            <w:r>
-              <w:rPr>
-                <w:b w:val="false"/>
-                <w:bCs w:val="false"/>
-                <w:sz w:val="22"/>
-                <w:szCs w:val="22"/>
-                <w:u w:val="none"/>
-              </w:rPr>
-              <w:t>**Módulo 3: Aplicaciones Prácticas del Cálculo Diferencial en la Agropecuaria**</w:t>
-            </w:r>
-          </w:p>
-          <w:p>
-            <w:pPr>
-              <w:pStyle w:val="Normal"/>
-              <w:widowControl w:val="false"/>
-              <w:rPr>
-                <w:b w:val="false"/>
-                <w:bCs w:val="false"/>
-                <w:sz w:val="22"/>
-                <w:szCs w:val="22"/>
-                <w:u w:val="none"/>
-              </w:rPr>
-            </w:pPr>
-            <w:r>
-              <w:rPr>
-                <w:b w:val="false"/>
-                <w:bCs w:val="false"/>
-                <w:sz w:val="22"/>
-                <w:szCs w:val="22"/>
-                <w:u w:val="none"/>
-              </w:rPr>
-              <w:t>7. Tasas de cambio y análisis de crecimiento.</w:t>
-            </w:r>
-          </w:p>
-          <w:p>
-            <w:pPr>
-              <w:pStyle w:val="Normal"/>
-              <w:widowControl w:val="false"/>
-              <w:rPr>
-                <w:b w:val="false"/>
-                <w:bCs w:val="false"/>
-                <w:sz w:val="22"/>
-                <w:szCs w:val="22"/>
-                <w:u w:val="none"/>
-              </w:rPr>
-            </w:pPr>
-            <w:r>
-              <w:rPr>
-                <w:b w:val="false"/>
-                <w:bCs w:val="false"/>
-                <w:sz w:val="22"/>
-                <w:szCs w:val="22"/>
-                <w:u w:val="none"/>
-              </w:rPr>
-              <w:t>8. Optimización de funciones y problemas de máximos y mínimos.</w:t>
-            </w:r>
-          </w:p>
-          <w:p>
-            <w:pPr>
-              <w:pStyle w:val="Normal"/>
-              <w:widowControl w:val="false"/>
-              <w:rPr>
-                <w:b w:val="false"/>
-                <w:bCs w:val="false"/>
-                <w:sz w:val="22"/>
-                <w:szCs w:val="22"/>
-                <w:u w:val="none"/>
-              </w:rPr>
-            </w:pPr>
-            <w:r>
-              <w:rPr>
-                <w:b w:val="false"/>
-                <w:bCs w:val="false"/>
-                <w:sz w:val="22"/>
-                <w:szCs w:val="22"/>
-                <w:u w:val="none"/>
-              </w:rPr>
-              <w:t>9. Cálculo de derivadas parciales y aplicaciones en problemas multivariables.</w:t>
-            </w:r>
-          </w:p>
-          <w:p>
-            <w:pPr>
-              <w:pStyle w:val="Normal"/>
-              <w:widowControl w:val="false"/>
-              <w:rPr>
-                <w:b w:val="false"/>
-                <w:bCs w:val="false"/>
-                <w:sz w:val="22"/>
-                <w:szCs w:val="22"/>
-                <w:u w:val="none"/>
-              </w:rPr>
-            </w:pPr>
-            <w:r>
-              <w:rPr>
-                <w:b w:val="false"/>
-                <w:bCs w:val="false"/>
-                <w:sz w:val="22"/>
-                <w:szCs w:val="22"/>
-                <w:u w:val="none"/>
-              </w:rPr>
-            </w:r>
-          </w:p>
-          <w:p>
-            <w:pPr>
-              <w:pStyle w:val="Normal"/>
-              <w:widowControl w:val="false"/>
-              <w:rPr>
-                <w:b w:val="false"/>
-                <w:bCs w:val="false"/>
-                <w:sz w:val="22"/>
-                <w:szCs w:val="22"/>
-                <w:u w:val="none"/>
-              </w:rPr>
-            </w:pPr>
-            <w:r>
-              <w:rPr>
-                <w:b w:val="false"/>
-                <w:bCs w:val="false"/>
-                <w:sz w:val="22"/>
-                <w:szCs w:val="22"/>
-                <w:u w:val="none"/>
-              </w:rPr>
-              <w:t>**Módulo 4: Comunicación Científica y Ciencia Libre**</w:t>
-            </w:r>
-          </w:p>
-          <w:p>
-            <w:pPr>
-              <w:pStyle w:val="Normal"/>
-              <w:widowControl w:val="false"/>
-              <w:rPr>
-                <w:b w:val="false"/>
-                <w:bCs w:val="false"/>
-                <w:sz w:val="22"/>
-                <w:szCs w:val="22"/>
-                <w:u w:val="none"/>
-              </w:rPr>
-            </w:pPr>
-            <w:r>
-              <w:rPr>
-                <w:b w:val="false"/>
-                <w:bCs w:val="false"/>
-                <w:sz w:val="22"/>
-                <w:szCs w:val="22"/>
-                <w:u w:val="none"/>
-              </w:rPr>
-              <w:t>10. Introducción a LaTeX para la creación de documentos científicos.</w:t>
-            </w:r>
-          </w:p>
-          <w:p>
-            <w:pPr>
-              <w:pStyle w:val="Normal"/>
-              <w:widowControl w:val="false"/>
-              <w:rPr>
-                <w:b w:val="false"/>
-                <w:bCs w:val="false"/>
-                <w:sz w:val="22"/>
-                <w:szCs w:val="22"/>
-                <w:u w:val="none"/>
-              </w:rPr>
-            </w:pPr>
-            <w:r>
-              <w:rPr>
-                <w:b w:val="false"/>
-                <w:bCs w:val="false"/>
-                <w:sz w:val="22"/>
-                <w:szCs w:val="22"/>
-                <w:u w:val="none"/>
-              </w:rPr>
-              <w:t>11. Uso de Git para el control de versiones y colaboración en proyectos científicos.</w:t>
-            </w:r>
-          </w:p>
-          <w:p>
-            <w:pPr>
-              <w:pStyle w:val="Normal"/>
-              <w:widowControl w:val="false"/>
-              <w:rPr>
-                <w:b w:val="false"/>
-                <w:bCs w:val="false"/>
-                <w:sz w:val="22"/>
-                <w:szCs w:val="22"/>
-                <w:u w:val="none"/>
-              </w:rPr>
-            </w:pPr>
-            <w:r>
-              <w:rPr>
-                <w:b w:val="false"/>
-                <w:bCs w:val="false"/>
-                <w:sz w:val="22"/>
-                <w:szCs w:val="22"/>
-                <w:u w:val="none"/>
-              </w:rPr>
-              <w:t>12. Creación de informes y presentaciones científicas en Markdown.</w:t>
-            </w:r>
-          </w:p>
-          <w:p>
-            <w:pPr>
-              <w:pStyle w:val="Normal"/>
-              <w:widowControl w:val="false"/>
-              <w:rPr>
-                <w:b w:val="false"/>
-                <w:bCs w:val="false"/>
-                <w:sz w:val="22"/>
-                <w:szCs w:val="22"/>
-                <w:u w:val="none"/>
-              </w:rPr>
-            </w:pPr>
-            <w:r>
-              <w:rPr>
-                <w:b w:val="false"/>
-                <w:bCs w:val="false"/>
-                <w:sz w:val="22"/>
-                <w:szCs w:val="22"/>
-                <w:u w:val="none"/>
-              </w:rPr>
-            </w:r>
-          </w:p>
-          <w:p>
-            <w:pPr>
-              <w:pStyle w:val="Normal"/>
-              <w:widowControl w:val="false"/>
-              <w:rPr>
-                <w:b w:val="false"/>
-                <w:bCs w:val="false"/>
-                <w:sz w:val="22"/>
-                <w:szCs w:val="22"/>
-                <w:u w:val="none"/>
-              </w:rPr>
-            </w:pPr>
-            <w:r>
-              <w:rPr>
-                <w:b w:val="false"/>
-                <w:bCs w:val="false"/>
-                <w:sz w:val="22"/>
-                <w:szCs w:val="22"/>
-                <w:u w:val="none"/>
-              </w:rPr>
-              <w:t>**Módulo 5: Integración y Conclusiones**</w:t>
-            </w:r>
-          </w:p>
-          <w:p>
-            <w:pPr>
-              <w:pStyle w:val="Normal"/>
-              <w:widowControl w:val="false"/>
-              <w:rPr>
-                <w:b w:val="false"/>
-                <w:bCs w:val="false"/>
-                <w:sz w:val="22"/>
-                <w:szCs w:val="22"/>
-                <w:u w:val="none"/>
-              </w:rPr>
-            </w:pPr>
-            <w:r>
-              <w:rPr>
-                <w:b w:val="false"/>
-                <w:bCs w:val="false"/>
-                <w:sz w:val="22"/>
-                <w:szCs w:val="22"/>
-                <w:u w:val="none"/>
-              </w:rPr>
-              <w:t>13. Concepto de integral y cálculo de áreas bajo curvas.</w:t>
-            </w:r>
-          </w:p>
-          <w:p>
-            <w:pPr>
-              <w:pStyle w:val="Normal"/>
-              <w:widowControl w:val="false"/>
-              <w:rPr>
-                <w:b w:val="false"/>
-                <w:bCs w:val="false"/>
-                <w:sz w:val="22"/>
-                <w:szCs w:val="22"/>
-                <w:u w:val="none"/>
-              </w:rPr>
-            </w:pPr>
-            <w:r>
-              <w:rPr>
-                <w:b w:val="false"/>
-                <w:bCs w:val="false"/>
-                <w:sz w:val="22"/>
-                <w:szCs w:val="22"/>
-                <w:u w:val="none"/>
-              </w:rPr>
-              <w:t>14. Aplicaciones de la integral en la ingeniería agropecuaria.</w:t>
-            </w:r>
-          </w:p>
-          <w:p>
-            <w:pPr>
-              <w:pStyle w:val="Normal"/>
-              <w:widowControl w:val="false"/>
-              <w:rPr>
-                <w:b w:val="false"/>
-                <w:bCs w:val="false"/>
-                <w:sz w:val="22"/>
-                <w:szCs w:val="22"/>
-                <w:u w:val="none"/>
-              </w:rPr>
-            </w:pPr>
-            <w:r>
-              <w:rPr>
-                <w:b w:val="false"/>
-                <w:bCs w:val="false"/>
-                <w:sz w:val="22"/>
-                <w:szCs w:val="22"/>
-                <w:u w:val="none"/>
-              </w:rPr>
-              <w:t>15. Resumen del curso, reflexiones finales y perspectivas de continuación.</w:t>
-            </w:r>
-          </w:p>
-          <w:p>
-            <w:pPr>
-              <w:pStyle w:val="Normal"/>
-              <w:widowControl w:val="false"/>
-              <w:rPr>
-                <w:b w:val="false"/>
-                <w:bCs w:val="false"/>
-                <w:sz w:val="22"/>
-                <w:szCs w:val="22"/>
-                <w:u w:val="none"/>
-              </w:rPr>
-            </w:pPr>
-            <w:r>
-              <w:rPr>
-                <w:b w:val="false"/>
-                <w:bCs w:val="false"/>
-                <w:sz w:val="22"/>
-                <w:szCs w:val="22"/>
-                <w:u w:val="none"/>
-              </w:rPr>
-            </w:r>
-          </w:p>
-          <w:p>
-            <w:pPr>
-              <w:pStyle w:val="Normal"/>
-              <w:widowControl w:val="false"/>
-              <w:rPr>
-                <w:b w:val="false"/>
-                <w:bCs w:val="false"/>
-                <w:sz w:val="22"/>
-                <w:szCs w:val="22"/>
-                <w:u w:val="none"/>
-              </w:rPr>
-            </w:pPr>
-            <w:r>
-              <w:rPr>
-                <w:b w:val="false"/>
-                <w:bCs w:val="false"/>
-                <w:sz w:val="22"/>
-                <w:szCs w:val="22"/>
-                <w:u w:val="none"/>
-              </w:rPr>
-              <w:t>Este desglose de contenido es solo un ejemplo y puede ser adaptado según los objetivos y requisitos específicos de tu curso. Cada módulo debe incluir una combinación de material teórico, ejemplos prácticos, ejercicios de aplicación y tareas que fomenten la comunicación científica y el uso de las herramientas tecnológicas mencionadas. Además, puedes incluir actividades de evaluación, discusiones en línea y proyectos colaborativos para mejorar la comprensión y el compromiso de los estudiantes.</w:t>
-            </w:r>
-          </w:p>
-          <w:p>
-            <w:pPr>
-              <w:pStyle w:val="Normal"/>
-              <w:widowControl w:val="false"/>
-              <w:jc w:val="both"/>
-              <w:rPr>
-                <w:sz w:val="22"/>
-                <w:szCs w:val="22"/>
-              </w:rPr>
-            </w:pPr>
-            <w:r>
-              <w:rPr>
-                <w:sz w:val="22"/>
-                <w:szCs w:val="22"/>
-              </w:rPr>
+              <w:rPr/>
+            </w:pPr>
+            <w:r>
+              <w:rPr/>
+            </w:r>
+          </w:p>
+          <w:p>
+            <w:pPr>
+              <w:pStyle w:val="Normal"/>
+              <w:widowControl w:val="false"/>
+              <w:ind w:hanging="0" w:left="720"/>
+              <w:rPr/>
+            </w:pPr>
+            <w:r>
+              <w:rPr/>
+              <w:t>1. **Desarrollar Competencias en Pensamiento Computacional:**</w:t>
+            </w:r>
+          </w:p>
+          <w:p>
+            <w:pPr>
+              <w:pStyle w:val="Normal"/>
+              <w:widowControl w:val="false"/>
+              <w:ind w:hanging="0" w:left="720"/>
+              <w:rPr/>
+            </w:pPr>
+            <w:r>
+              <w:rPr/>
+              <w:t xml:space="preserve">   </w:t>
+            </w:r>
+            <w:r>
+              <w:rPr/>
+              <w:t>- Introducción al pensamiento computacional.</w:t>
+            </w:r>
+          </w:p>
+          <w:p>
+            <w:pPr>
+              <w:pStyle w:val="Normal"/>
+              <w:widowControl w:val="false"/>
+              <w:ind w:hanging="0" w:left="720"/>
+              <w:rPr/>
+            </w:pPr>
+            <w:r>
+              <w:rPr/>
+              <w:t xml:space="preserve">   </w:t>
+            </w:r>
+            <w:r>
+              <w:rPr/>
+              <w:t>- Desarrollo de algoritmos: descomposición y abstracción.</w:t>
+            </w:r>
+          </w:p>
+          <w:p>
+            <w:pPr>
+              <w:pStyle w:val="Normal"/>
+              <w:widowControl w:val="false"/>
+              <w:ind w:hanging="0" w:left="720"/>
+              <w:rPr/>
+            </w:pPr>
+            <w:r>
+              <w:rPr/>
+              <w:t xml:space="preserve">   </w:t>
+            </w:r>
+            <w:r>
+              <w:rPr/>
+              <w:t>- Introducción a la programación en Python y R.</w:t>
+            </w:r>
+          </w:p>
+          <w:p>
+            <w:pPr>
+              <w:pStyle w:val="Normal"/>
+              <w:widowControl w:val="false"/>
+              <w:ind w:hanging="0" w:left="720"/>
+              <w:rPr/>
+            </w:pPr>
+            <w:r>
+              <w:rPr/>
+              <w:t xml:space="preserve">   </w:t>
+            </w:r>
+            <w:r>
+              <w:rPr/>
+              <w:t>- Prácticas de programación para el desarrollo del pensamiento computacional.</w:t>
+            </w:r>
+          </w:p>
+          <w:p>
+            <w:pPr>
+              <w:pStyle w:val="Normal"/>
+              <w:widowControl w:val="false"/>
+              <w:ind w:hanging="0" w:left="720"/>
+              <w:rPr/>
+            </w:pPr>
+            <w:r>
+              <w:rPr/>
+            </w:r>
+          </w:p>
+          <w:p>
+            <w:pPr>
+              <w:pStyle w:val="Normal"/>
+              <w:widowControl w:val="false"/>
+              <w:ind w:hanging="0" w:left="720"/>
+              <w:rPr/>
+            </w:pPr>
+            <w:r>
+              <w:rPr/>
+              <w:t>2. **Promover el Uso de la Ciencia Libre:**</w:t>
+            </w:r>
+          </w:p>
+          <w:p>
+            <w:pPr>
+              <w:pStyle w:val="Normal"/>
+              <w:widowControl w:val="false"/>
+              <w:ind w:hanging="0" w:left="720"/>
+              <w:rPr/>
+            </w:pPr>
+            <w:r>
+              <w:rPr/>
+              <w:t xml:space="preserve">   </w:t>
+            </w:r>
+            <w:r>
+              <w:rPr/>
+              <w:t>- Principios de la ciencia abierta y su impacto.</w:t>
+            </w:r>
+          </w:p>
+          <w:p>
+            <w:pPr>
+              <w:pStyle w:val="Normal"/>
+              <w:widowControl w:val="false"/>
+              <w:ind w:hanging="0" w:left="720"/>
+              <w:rPr/>
+            </w:pPr>
+            <w:r>
+              <w:rPr/>
+              <w:t xml:space="preserve">   </w:t>
+            </w:r>
+            <w:r>
+              <w:rPr/>
+              <w:t>- Uso de plataformas de código abierto: GitHub.</w:t>
+            </w:r>
+          </w:p>
+          <w:p>
+            <w:pPr>
+              <w:pStyle w:val="Normal"/>
+              <w:widowControl w:val="false"/>
+              <w:ind w:hanging="0" w:left="720"/>
+              <w:rPr/>
+            </w:pPr>
+            <w:r>
+              <w:rPr/>
+              <w:t xml:space="preserve">   </w:t>
+            </w:r>
+            <w:r>
+              <w:rPr/>
+              <w:t>- Creación y publicación de cuadernos Jupyter.</w:t>
+            </w:r>
+          </w:p>
+          <w:p>
+            <w:pPr>
+              <w:pStyle w:val="Normal"/>
+              <w:widowControl w:val="false"/>
+              <w:ind w:hanging="0" w:left="720"/>
+              <w:rPr/>
+            </w:pPr>
+            <w:r>
+              <w:rPr/>
+              <w:t xml:space="preserve">   </w:t>
+            </w:r>
+            <w:r>
+              <w:rPr/>
+              <w:t>- Elaboración de informes científicos utilizando herramientas de ciencia abierta.</w:t>
+            </w:r>
+          </w:p>
+          <w:p>
+            <w:pPr>
+              <w:pStyle w:val="Normal"/>
+              <w:widowControl w:val="false"/>
+              <w:ind w:hanging="0" w:left="720"/>
+              <w:rPr/>
+            </w:pPr>
+            <w:r>
+              <w:rPr/>
+            </w:r>
+          </w:p>
+          <w:p>
+            <w:pPr>
+              <w:pStyle w:val="Normal"/>
+              <w:widowControl w:val="false"/>
+              <w:ind w:hanging="0" w:left="720"/>
+              <w:rPr/>
+            </w:pPr>
+            <w:r>
+              <w:rPr/>
+              <w:t>3. **Desarrollar Habilidades Técnicas en Machine Learning:**</w:t>
+            </w:r>
+          </w:p>
+          <w:p>
+            <w:pPr>
+              <w:pStyle w:val="Normal"/>
+              <w:widowControl w:val="false"/>
+              <w:ind w:hanging="0" w:left="720"/>
+              <w:rPr/>
+            </w:pPr>
+            <w:r>
+              <w:rPr/>
+              <w:t xml:space="preserve">   </w:t>
+            </w:r>
+            <w:r>
+              <w:rPr/>
+              <w:t>- Fundamentos teóricos de Machine Learning.</w:t>
+            </w:r>
+          </w:p>
+          <w:p>
+            <w:pPr>
+              <w:pStyle w:val="Normal"/>
+              <w:widowControl w:val="false"/>
+              <w:ind w:hanging="0" w:left="720"/>
+              <w:rPr/>
+            </w:pPr>
+            <w:r>
+              <w:rPr/>
+              <w:t xml:space="preserve">   </w:t>
+            </w:r>
+            <w:r>
+              <w:rPr/>
+              <w:t>- Aprendizaje supervisado y no supervisado.</w:t>
+            </w:r>
+          </w:p>
+          <w:p>
+            <w:pPr>
+              <w:pStyle w:val="Normal"/>
+              <w:widowControl w:val="false"/>
+              <w:ind w:hanging="0" w:left="720"/>
+              <w:rPr/>
+            </w:pPr>
+            <w:r>
+              <w:rPr/>
+              <w:t xml:space="preserve">   </w:t>
+            </w:r>
+            <w:r>
+              <w:rPr/>
+              <w:t>- Evaluación de modelos y métricas de rendimiento.</w:t>
+            </w:r>
+          </w:p>
+          <w:p>
+            <w:pPr>
+              <w:pStyle w:val="Normal"/>
+              <w:widowControl w:val="false"/>
+              <w:ind w:hanging="0" w:left="720"/>
+              <w:rPr/>
+            </w:pPr>
+            <w:r>
+              <w:rPr/>
+              <w:t xml:space="preserve">   </w:t>
+            </w:r>
+            <w:r>
+              <w:rPr/>
+              <w:t>- Implementación práctica de proyectos de Machine Learning.</w:t>
+            </w:r>
+          </w:p>
+          <w:p>
+            <w:pPr>
+              <w:pStyle w:val="Normal"/>
+              <w:widowControl w:val="false"/>
+              <w:ind w:hanging="0" w:left="720"/>
+              <w:rPr/>
+            </w:pPr>
+            <w:r>
+              <w:rPr/>
+            </w:r>
+          </w:p>
+          <w:p>
+            <w:pPr>
+              <w:pStyle w:val="Normal"/>
+              <w:widowControl w:val="false"/>
+              <w:ind w:hanging="0" w:left="720"/>
+              <w:rPr/>
+            </w:pPr>
+            <w:r>
+              <w:rPr/>
+              <w:t>4. **Incentivar la Participación Activa en la Comunidad Científica:**</w:t>
+            </w:r>
+          </w:p>
+          <w:p>
+            <w:pPr>
+              <w:pStyle w:val="Normal"/>
+              <w:widowControl w:val="false"/>
+              <w:ind w:hanging="0" w:left="720"/>
+              <w:rPr/>
+            </w:pPr>
+            <w:r>
+              <w:rPr/>
+              <w:t xml:space="preserve">   </w:t>
+            </w:r>
+            <w:r>
+              <w:rPr/>
+              <w:t>- Revisión crítica de literatura científica en Machine Learning.</w:t>
+            </w:r>
+          </w:p>
+          <w:p>
+            <w:pPr>
+              <w:pStyle w:val="Normal"/>
+              <w:widowControl w:val="false"/>
+              <w:ind w:hanging="0" w:left="720"/>
+              <w:rPr/>
+            </w:pPr>
+            <w:r>
+              <w:rPr/>
+              <w:t xml:space="preserve">   </w:t>
+            </w:r>
+            <w:r>
+              <w:rPr/>
+              <w:t>- Participación en foros y comunidades en línea.</w:t>
+            </w:r>
+          </w:p>
+          <w:p>
+            <w:pPr>
+              <w:pStyle w:val="Normal"/>
+              <w:widowControl w:val="false"/>
+              <w:ind w:hanging="0" w:left="720"/>
+              <w:rPr/>
+            </w:pPr>
+            <w:r>
+              <w:rPr/>
+              <w:t xml:space="preserve">   </w:t>
+            </w:r>
+            <w:r>
+              <w:rPr/>
+              <w:t>- Creación y contribución a proyectos de código abierto en GitHub.</w:t>
+            </w:r>
+          </w:p>
+          <w:p>
+            <w:pPr>
+              <w:pStyle w:val="Normal"/>
+              <w:widowControl w:val="false"/>
+              <w:ind w:hanging="0" w:left="720"/>
+              <w:rPr/>
+            </w:pPr>
+            <w:r>
+              <w:rPr/>
+              <w:t xml:space="preserve">   </w:t>
+            </w:r>
+            <w:r>
+              <w:rPr/>
+              <w:t>- Seguimiento de conferencias y eventos relevantes en Machine Learning.</w:t>
+            </w:r>
+          </w:p>
+          <w:p>
+            <w:pPr>
+              <w:pStyle w:val="Normal"/>
+              <w:widowControl w:val="false"/>
+              <w:ind w:hanging="0" w:left="720"/>
+              <w:rPr/>
+            </w:pPr>
+            <w:r>
+              <w:rPr/>
+            </w:r>
+          </w:p>
+          <w:p>
+            <w:pPr>
+              <w:pStyle w:val="Normal"/>
+              <w:widowControl w:val="false"/>
+              <w:ind w:hanging="0" w:left="720"/>
+              <w:rPr/>
+            </w:pPr>
+            <w:r>
+              <w:rPr/>
+              <w:t>5. **Desarrollar Habilidades de Comunicación Científica:**</w:t>
+            </w:r>
+          </w:p>
+          <w:p>
+            <w:pPr>
+              <w:pStyle w:val="Normal"/>
+              <w:widowControl w:val="false"/>
+              <w:ind w:hanging="0" w:left="720"/>
+              <w:rPr/>
+            </w:pPr>
+            <w:r>
+              <w:rPr/>
+              <w:t xml:space="preserve">   </w:t>
+            </w:r>
+            <w:r>
+              <w:rPr/>
+              <w:t>- Principios de comunicación científica.</w:t>
+            </w:r>
+          </w:p>
+          <w:p>
+            <w:pPr>
+              <w:pStyle w:val="Normal"/>
+              <w:widowControl w:val="false"/>
+              <w:ind w:hanging="0" w:left="720"/>
+              <w:rPr/>
+            </w:pPr>
+            <w:r>
+              <w:rPr/>
+              <w:t xml:space="preserve">   </w:t>
+            </w:r>
+            <w:r>
+              <w:rPr/>
+              <w:t>- Creación de informes técnicos y presentaciones.</w:t>
+            </w:r>
+          </w:p>
+          <w:p>
+            <w:pPr>
+              <w:pStyle w:val="Normal"/>
+              <w:widowControl w:val="false"/>
+              <w:ind w:hanging="0" w:left="720"/>
+              <w:rPr/>
+            </w:pPr>
+            <w:r>
+              <w:rPr/>
+              <w:t xml:space="preserve">   </w:t>
+            </w:r>
+            <w:r>
+              <w:rPr/>
+              <w:t>- Documentación efectiva del código en cuadernos Jupyter.</w:t>
+            </w:r>
+          </w:p>
+          <w:p>
+            <w:pPr>
+              <w:pStyle w:val="Normal"/>
+              <w:widowControl w:val="false"/>
+              <w:ind w:hanging="0" w:left="720"/>
+              <w:rPr/>
+            </w:pPr>
+            <w:r>
+              <w:rPr/>
+              <w:t xml:space="preserve">   </w:t>
+            </w:r>
+            <w:r>
+              <w:rPr/>
+              <w:t>- Prácticas de presentación oral y escrita de resultados.</w:t>
+            </w:r>
+          </w:p>
+          <w:p>
+            <w:pPr>
+              <w:pStyle w:val="Normal"/>
+              <w:widowControl w:val="false"/>
+              <w:ind w:hanging="0" w:left="720"/>
+              <w:rPr/>
+            </w:pPr>
+            <w:r>
+              <w:rPr/>
+            </w:r>
+          </w:p>
+          <w:p>
+            <w:pPr>
+              <w:pStyle w:val="Normal"/>
+              <w:widowControl w:val="false"/>
+              <w:ind w:hanging="0" w:left="720"/>
+              <w:rPr/>
+            </w:pPr>
+            <w:r>
+              <w:rPr/>
+              <w:t>6. **Facilitar la Creación de Contenido Educativo:**</w:t>
+            </w:r>
+          </w:p>
+          <w:p>
+            <w:pPr>
+              <w:pStyle w:val="Normal"/>
+              <w:widowControl w:val="false"/>
+              <w:ind w:hanging="0" w:left="720"/>
+              <w:rPr/>
+            </w:pPr>
+            <w:r>
+              <w:rPr/>
+              <w:t xml:space="preserve">   </w:t>
+            </w:r>
+            <w:r>
+              <w:rPr/>
+              <w:t>- Diseño de materiales educativos: tutoriales y demostraciones.</w:t>
+            </w:r>
+          </w:p>
+          <w:p>
+            <w:pPr>
+              <w:pStyle w:val="Normal"/>
+              <w:widowControl w:val="false"/>
+              <w:ind w:hanging="0" w:left="720"/>
+              <w:rPr/>
+            </w:pPr>
+            <w:r>
+              <w:rPr/>
+              <w:t xml:space="preserve">   </w:t>
+            </w:r>
+            <w:r>
+              <w:rPr/>
+              <w:t>- Creación de contenido para video-clases.</w:t>
+            </w:r>
+          </w:p>
+          <w:p>
+            <w:pPr>
+              <w:pStyle w:val="Normal"/>
+              <w:widowControl w:val="false"/>
+              <w:ind w:hanging="0" w:left="720"/>
+              <w:rPr/>
+            </w:pPr>
+            <w:r>
+              <w:rPr/>
+              <w:t xml:space="preserve">   </w:t>
+            </w:r>
+            <w:r>
+              <w:rPr/>
+              <w:t>- Publicación y promoción de contenido en el canal DIMATHDATA en YouTube.</w:t>
+            </w:r>
+          </w:p>
+          <w:p>
+            <w:pPr>
+              <w:pStyle w:val="Normal"/>
+              <w:widowControl w:val="false"/>
+              <w:ind w:hanging="0" w:left="720"/>
+              <w:rPr/>
+            </w:pPr>
+            <w:r>
+              <w:rPr/>
+              <w:t xml:space="preserve">   </w:t>
+            </w:r>
+            <w:r>
+              <w:rPr/>
+              <w:t>- Retroalimentación y mejora continua del contenido educativo.</w:t>
+            </w:r>
+          </w:p>
+          <w:p>
+            <w:pPr>
+              <w:pStyle w:val="Normal"/>
+              <w:widowControl w:val="false"/>
+              <w:ind w:hanging="0" w:left="720"/>
+              <w:rPr/>
+            </w:pPr>
+            <w:r>
+              <w:rPr/>
+            </w:r>
+          </w:p>
+          <w:p>
+            <w:pPr>
+              <w:pStyle w:val="Normal"/>
+              <w:widowControl w:val="false"/>
+              <w:ind w:hanging="0" w:left="720"/>
+              <w:rPr/>
+            </w:pPr>
+            <w:r>
+              <w:rPr/>
+              <w:t>Estos contenidos están diseñados para cubrir aspectos específicos que contribuyen al logro de cada objetivo. A través de una combinación de teoría, práctica y aplicación, los participantes del curso adquirirán las habilidades necesarias en pensamiento computacional, ciencia abierta, Machine Learning y comunicación científica. Además, se fomentará la participación activa en la comunidad científica y la creación de contenido educativo para compartir conocimientos de manera efectiva.</w:t>
             </w:r>
           </w:p>
           <w:p>
@@ -4657,392 +4844,543 @@
                 <w:sz w:val="22"/>
                 <w:szCs w:val="22"/>
               </w:rPr>
-              <w:t>Las estrategias de enseñanza y aprendizaje que se implementarán en el curso "Cálculo Diferencial para Ingenieros Agropecuarios con Enfoque de Aula Invertida y Promoción de la Ciencia Libre" estarán diseñadas para fomentar la comprensión profunda de los conceptos matemáticos, la aplicación práctica en contextos agropecuarios y el desarrollo de habilidades tecnológicas y de comunicación científica. Estas estrategias involucrarán tanto el trabajo de docencia directa como el trabajo independiente de los estudiantes.</w:t>
-            </w:r>
-          </w:p>
-          <w:p>
-            <w:pPr>
-              <w:pStyle w:val="Normal"/>
-              <w:widowControl w:val="false"/>
-              <w:jc w:val="both"/>
-              <w:rPr>
-                <w:color w:val="808080"/>
-                <w:sz w:val="22"/>
-                <w:szCs w:val="22"/>
-              </w:rPr>
-            </w:pPr>
-            <w:r>
-              <w:rPr>
-                <w:color w:val="808080"/>
-                <w:sz w:val="22"/>
-                <w:szCs w:val="22"/>
-              </w:rPr>
-            </w:r>
-          </w:p>
-          <w:p>
-            <w:pPr>
-              <w:pStyle w:val="Normal"/>
-              <w:widowControl w:val="false"/>
-              <w:jc w:val="both"/>
-              <w:rPr/>
-            </w:pPr>
-            <w:r>
-              <w:rPr>
-                <w:color w:val="808080"/>
-                <w:sz w:val="22"/>
-                <w:szCs w:val="22"/>
-              </w:rPr>
-              <w:t>**Trabajo de Docencia Directa:**</w:t>
-            </w:r>
-          </w:p>
-          <w:p>
-            <w:pPr>
-              <w:pStyle w:val="Normal"/>
-              <w:widowControl w:val="false"/>
-              <w:jc w:val="both"/>
-              <w:rPr>
-                <w:color w:val="808080"/>
-                <w:sz w:val="22"/>
-                <w:szCs w:val="22"/>
-              </w:rPr>
-            </w:pPr>
-            <w:r>
-              <w:rPr>
-                <w:color w:val="808080"/>
-                <w:sz w:val="22"/>
-                <w:szCs w:val="22"/>
-              </w:rPr>
-            </w:r>
-          </w:p>
-          <w:p>
-            <w:pPr>
-              <w:pStyle w:val="Normal"/>
-              <w:widowControl w:val="false"/>
-              <w:jc w:val="both"/>
-              <w:rPr/>
-            </w:pPr>
-            <w:r>
-              <w:rPr>
-                <w:color w:val="808080"/>
-                <w:sz w:val="22"/>
-                <w:szCs w:val="22"/>
-              </w:rPr>
-              <w:t>1. **Clases Invertidas y Videos Educativos:** Se crearán recursos educativos en línea, como clases de acceso libre en GitHub y videos educativos en YouTube (canal "DiMathData"). Estos recursos presentarán los conceptos teóricos de manera clara y concisa, permitiendo que los estudiantes los revisen antes de las clases presenciales.</w:t>
-            </w:r>
-          </w:p>
-          <w:p>
-            <w:pPr>
-              <w:pStyle w:val="Normal"/>
-              <w:widowControl w:val="false"/>
-              <w:jc w:val="both"/>
-              <w:rPr>
-                <w:color w:val="808080"/>
-                <w:sz w:val="22"/>
-                <w:szCs w:val="22"/>
-              </w:rPr>
-            </w:pPr>
-            <w:r>
-              <w:rPr>
-                <w:color w:val="808080"/>
-                <w:sz w:val="22"/>
-                <w:szCs w:val="22"/>
-              </w:rPr>
-            </w:r>
-          </w:p>
-          <w:p>
-            <w:pPr>
-              <w:pStyle w:val="Normal"/>
-              <w:widowControl w:val="false"/>
-              <w:jc w:val="both"/>
-              <w:rPr/>
-            </w:pPr>
-            <w:r>
-              <w:rPr>
-                <w:color w:val="808080"/>
-                <w:sz w:val="22"/>
-                <w:szCs w:val="22"/>
-              </w:rPr>
-              <w:t>2. **Clases Presenciales Interactivas:** Durante las clases presenciales, se llevarán a cabo sesiones interactivas donde los estudiantes resolverán ejercicios prácticos y trabajarán en problemas relacionados con la ingeniería agropecuaria. El docente guiará a los estudiantes en la resolución de dudas y fomentará la discusión y el análisis profundo de los conceptos.</w:t>
-            </w:r>
-          </w:p>
-          <w:p>
-            <w:pPr>
-              <w:pStyle w:val="Normal"/>
-              <w:widowControl w:val="false"/>
-              <w:jc w:val="both"/>
-              <w:rPr>
-                <w:color w:val="808080"/>
-                <w:sz w:val="22"/>
-                <w:szCs w:val="22"/>
-              </w:rPr>
-            </w:pPr>
-            <w:r>
-              <w:rPr>
-                <w:color w:val="808080"/>
-                <w:sz w:val="22"/>
-                <w:szCs w:val="22"/>
-              </w:rPr>
-            </w:r>
-          </w:p>
-          <w:p>
-            <w:pPr>
-              <w:pStyle w:val="Normal"/>
-              <w:widowControl w:val="false"/>
-              <w:jc w:val="both"/>
-              <w:rPr/>
-            </w:pPr>
-            <w:r>
-              <w:rPr>
-                <w:color w:val="808080"/>
-                <w:sz w:val="22"/>
-                <w:szCs w:val="22"/>
-              </w:rPr>
-              <w:t>3. **Tutorías y Retroalimentación Personalizada:** Se ofrecerán sesiones de tutoría donde los estudiantes podrán hacer preguntas específicas y recibir retroalimentación individualizada sobre su progreso y comprensión.</w:t>
-            </w:r>
-          </w:p>
-          <w:p>
-            <w:pPr>
-              <w:pStyle w:val="Normal"/>
-              <w:widowControl w:val="false"/>
-              <w:jc w:val="both"/>
-              <w:rPr>
-                <w:color w:val="808080"/>
-                <w:sz w:val="22"/>
-                <w:szCs w:val="22"/>
-              </w:rPr>
-            </w:pPr>
-            <w:r>
-              <w:rPr>
-                <w:color w:val="808080"/>
-                <w:sz w:val="22"/>
-                <w:szCs w:val="22"/>
-              </w:rPr>
-            </w:r>
-          </w:p>
-          <w:p>
-            <w:pPr>
-              <w:pStyle w:val="Normal"/>
-              <w:widowControl w:val="false"/>
-              <w:jc w:val="both"/>
-              <w:rPr/>
-            </w:pPr>
-            <w:r>
-              <w:rPr>
-                <w:color w:val="808080"/>
-                <w:sz w:val="22"/>
-                <w:szCs w:val="22"/>
-              </w:rPr>
-              <w:t>**Trabajo Independiente:**</w:t>
-            </w:r>
-          </w:p>
-          <w:p>
-            <w:pPr>
-              <w:pStyle w:val="Normal"/>
-              <w:widowControl w:val="false"/>
-              <w:jc w:val="both"/>
-              <w:rPr>
-                <w:color w:val="808080"/>
-                <w:sz w:val="22"/>
-                <w:szCs w:val="22"/>
-              </w:rPr>
-            </w:pPr>
-            <w:r>
-              <w:rPr>
-                <w:color w:val="808080"/>
-                <w:sz w:val="22"/>
-                <w:szCs w:val="22"/>
-              </w:rPr>
-            </w:r>
-          </w:p>
-          <w:p>
-            <w:pPr>
-              <w:pStyle w:val="Normal"/>
-              <w:widowControl w:val="false"/>
-              <w:jc w:val="both"/>
-              <w:rPr/>
-            </w:pPr>
-            <w:r>
-              <w:rPr>
-                <w:color w:val="808080"/>
-                <w:sz w:val="22"/>
-                <w:szCs w:val="22"/>
-              </w:rPr>
-              <w:t>1. **Estudio de Recursos Previos:** Antes de las clases presenciales, los estudiantes revisarán las clases y videos en línea para familiarizarse con los conceptos. Esto les permitirá llegar a las clases presenciales preparados para resolver ejercicios y profundizar en los temas.</w:t>
-            </w:r>
-          </w:p>
-          <w:p>
-            <w:pPr>
-              <w:pStyle w:val="Normal"/>
-              <w:widowControl w:val="false"/>
-              <w:jc w:val="both"/>
-              <w:rPr>
-                <w:color w:val="808080"/>
-                <w:sz w:val="22"/>
-                <w:szCs w:val="22"/>
-              </w:rPr>
-            </w:pPr>
-            <w:r>
-              <w:rPr>
-                <w:color w:val="808080"/>
-                <w:sz w:val="22"/>
-                <w:szCs w:val="22"/>
-              </w:rPr>
-            </w:r>
-          </w:p>
-          <w:p>
-            <w:pPr>
-              <w:pStyle w:val="Normal"/>
-              <w:widowControl w:val="false"/>
-              <w:jc w:val="both"/>
-              <w:rPr/>
-            </w:pPr>
-            <w:r>
-              <w:rPr>
-                <w:color w:val="808080"/>
-                <w:sz w:val="22"/>
-                <w:szCs w:val="22"/>
-              </w:rPr>
-              <w:t>2. **Resolución de Ejercicios y Problemas:** Los estudiantes trabajarán en ejercicios y problemas prácticos relacionados con la ingeniería agropecuaria. Estos ejercicios ayudarán a aplicar los conceptos aprendidos y a desarrollar habilidades de resolución de problemas.</w:t>
-            </w:r>
-          </w:p>
-          <w:p>
-            <w:pPr>
-              <w:pStyle w:val="Normal"/>
-              <w:widowControl w:val="false"/>
-              <w:jc w:val="both"/>
-              <w:rPr>
-                <w:color w:val="808080"/>
-                <w:sz w:val="22"/>
-                <w:szCs w:val="22"/>
-              </w:rPr>
-            </w:pPr>
-            <w:r>
-              <w:rPr>
-                <w:color w:val="808080"/>
-                <w:sz w:val="22"/>
-                <w:szCs w:val="22"/>
-              </w:rPr>
-            </w:r>
-          </w:p>
-          <w:p>
-            <w:pPr>
-              <w:pStyle w:val="Normal"/>
-              <w:widowControl w:val="false"/>
-              <w:jc w:val="both"/>
-              <w:rPr/>
-            </w:pPr>
-            <w:r>
-              <w:rPr>
-                <w:color w:val="808080"/>
-                <w:sz w:val="22"/>
-                <w:szCs w:val="22"/>
-              </w:rPr>
-              <w:t>3. **Trabajo Colaborativo en Plataformas en Línea:** Se fomentará la colaboración en línea a través de plataformas como GitHub. Los estudiantes podrán trabajar juntos en proyectos científicos, compartir soluciones y colaborar en la creación de recursos educativos de acceso libre.</w:t>
-            </w:r>
-          </w:p>
-          <w:p>
-            <w:pPr>
-              <w:pStyle w:val="Normal"/>
-              <w:widowControl w:val="false"/>
-              <w:jc w:val="both"/>
-              <w:rPr>
-                <w:color w:val="808080"/>
-                <w:sz w:val="22"/>
-                <w:szCs w:val="22"/>
-              </w:rPr>
-            </w:pPr>
-            <w:r>
-              <w:rPr>
-                <w:color w:val="808080"/>
-                <w:sz w:val="22"/>
-                <w:szCs w:val="22"/>
-              </w:rPr>
-            </w:r>
-          </w:p>
-          <w:p>
-            <w:pPr>
-              <w:pStyle w:val="Normal"/>
-              <w:widowControl w:val="false"/>
-              <w:jc w:val="both"/>
-              <w:rPr/>
-            </w:pPr>
-            <w:r>
-              <w:rPr>
-                <w:color w:val="808080"/>
-                <w:sz w:val="22"/>
-                <w:szCs w:val="22"/>
-              </w:rPr>
-              <w:t>4. **Creación de Documentos Científicos:** Los estudiantes utilizarán LaTeX para crear informes y presentaciones científicas. Esto los incentivará a comunicar sus resultados de manera profesional y estructurada.</w:t>
-            </w:r>
-          </w:p>
-          <w:p>
-            <w:pPr>
-              <w:pStyle w:val="Normal"/>
-              <w:widowControl w:val="false"/>
-              <w:jc w:val="both"/>
-              <w:rPr>
-                <w:color w:val="808080"/>
-                <w:sz w:val="22"/>
-                <w:szCs w:val="22"/>
-              </w:rPr>
-            </w:pPr>
-            <w:r>
-              <w:rPr>
-                <w:color w:val="808080"/>
-                <w:sz w:val="22"/>
-                <w:szCs w:val="22"/>
-              </w:rPr>
-            </w:r>
-          </w:p>
-          <w:p>
-            <w:pPr>
-              <w:pStyle w:val="Normal"/>
-              <w:widowControl w:val="false"/>
-              <w:jc w:val="both"/>
-              <w:rPr/>
-            </w:pPr>
-            <w:r>
-              <w:rPr>
-                <w:color w:val="808080"/>
-                <w:sz w:val="22"/>
-                <w:szCs w:val="22"/>
-              </w:rPr>
-              <w:t>5. **Desarrollo de Habilidades Tecnológicas:** Los estudiantes practicarán el uso de herramientas como Python y Git a través de ejercicios y proyectos prácticos.</w:t>
-            </w:r>
-          </w:p>
-          <w:p>
-            <w:pPr>
-              <w:pStyle w:val="Normal"/>
-              <w:widowControl w:val="false"/>
-              <w:jc w:val="both"/>
-              <w:rPr>
-                <w:color w:val="808080"/>
-                <w:sz w:val="22"/>
-                <w:szCs w:val="22"/>
-              </w:rPr>
-            </w:pPr>
-            <w:r>
-              <w:rPr>
-                <w:color w:val="808080"/>
-                <w:sz w:val="22"/>
-                <w:szCs w:val="22"/>
-              </w:rPr>
-            </w:r>
-          </w:p>
-          <w:p>
-            <w:pPr>
-              <w:pStyle w:val="Normal"/>
-              <w:widowControl w:val="false"/>
-              <w:jc w:val="both"/>
-              <w:rPr/>
-            </w:pPr>
-            <w:r>
-              <w:rPr>
-                <w:color w:val="808080"/>
-                <w:sz w:val="22"/>
-                <w:szCs w:val="22"/>
-              </w:rPr>
-              <w:t>La combinación de estas estrategias de enseñanza y aprendizaje permitirá a los estudiantes adquirir una comprensión sólida de los conceptos matemáticos, aplicarlos en situaciones relevantes para la ingeniería agropecuaria y desarrollar habilidades tecnológicas y de comunicación científica que serán valiosas para su formación y futuro profesional.</w:t>
+              <w:t>**Metodología para un Curso de Machine Learning con Enfoque en Flipped Learning:**</w:t>
+            </w:r>
+          </w:p>
+          <w:p>
+            <w:pPr>
+              <w:pStyle w:val="Normal"/>
+              <w:widowControl w:val="false"/>
+              <w:jc w:val="both"/>
+              <w:rPr>
+                <w:color w:val="808080"/>
+                <w:sz w:val="22"/>
+                <w:szCs w:val="22"/>
+              </w:rPr>
+            </w:pPr>
+            <w:r>
+              <w:rPr/>
+            </w:r>
+          </w:p>
+          <w:p>
+            <w:pPr>
+              <w:pStyle w:val="Normal"/>
+              <w:widowControl w:val="false"/>
+              <w:jc w:val="both"/>
+              <w:rPr/>
+            </w:pPr>
+            <w:r>
+              <w:rPr>
+                <w:color w:val="808080"/>
+                <w:sz w:val="22"/>
+                <w:szCs w:val="22"/>
+              </w:rPr>
+              <w:t>El Flipped Learning es un enfoque pedagógico que invierte el tradicional modelo de enseñanza, trasladando el contenido de instrucción fuera del aula y moviendo las actividades de práctica y aplicación dentro del aula. Para un curso de Machine Learning, este enfoque puede ser altamente efectivo. Aquí se presenta una metodología que combina Flipped Learning con las características específicas del curso:</w:t>
+            </w:r>
+          </w:p>
+          <w:p>
+            <w:pPr>
+              <w:pStyle w:val="Normal"/>
+              <w:widowControl w:val="false"/>
+              <w:jc w:val="both"/>
+              <w:rPr>
+                <w:color w:val="808080"/>
+                <w:sz w:val="22"/>
+                <w:szCs w:val="22"/>
+              </w:rPr>
+            </w:pPr>
+            <w:r>
+              <w:rPr/>
+            </w:r>
+          </w:p>
+          <w:p>
+            <w:pPr>
+              <w:pStyle w:val="Normal"/>
+              <w:widowControl w:val="false"/>
+              <w:jc w:val="both"/>
+              <w:rPr/>
+            </w:pPr>
+            <w:r>
+              <w:rPr>
+                <w:color w:val="808080"/>
+                <w:sz w:val="22"/>
+                <w:szCs w:val="22"/>
+              </w:rPr>
+              <w:t>1. **Preparación Previa:**</w:t>
+            </w:r>
+          </w:p>
+          <w:p>
+            <w:pPr>
+              <w:pStyle w:val="Normal"/>
+              <w:widowControl w:val="false"/>
+              <w:jc w:val="both"/>
+              <w:rPr/>
+            </w:pPr>
+            <w:r>
+              <w:rPr>
+                <w:color w:val="808080"/>
+                <w:sz w:val="22"/>
+                <w:szCs w:val="22"/>
+              </w:rPr>
+              <w:t xml:space="preserve">   </w:t>
+            </w:r>
+            <w:r>
+              <w:rPr>
+                <w:color w:val="808080"/>
+                <w:sz w:val="22"/>
+                <w:szCs w:val="22"/>
+              </w:rPr>
+              <w:t>- **Contenidos Digitales:** Crear materiales digitales como videos, lecturas, y tutoriales para cada tema del curso. Estos recursos deben estar disponibles en línea para que los estudiantes puedan acceder antes de las sesiones presenciales.</w:t>
+            </w:r>
+          </w:p>
+          <w:p>
+            <w:pPr>
+              <w:pStyle w:val="Normal"/>
+              <w:widowControl w:val="false"/>
+              <w:jc w:val="both"/>
+              <w:rPr/>
+            </w:pPr>
+            <w:r>
+              <w:rPr>
+                <w:color w:val="808080"/>
+                <w:sz w:val="22"/>
+                <w:szCs w:val="22"/>
+              </w:rPr>
+              <w:t xml:space="preserve">   </w:t>
+            </w:r>
+            <w:r>
+              <w:rPr>
+                <w:color w:val="808080"/>
+                <w:sz w:val="22"/>
+                <w:szCs w:val="22"/>
+              </w:rPr>
+              <w:t>- **Plataformas de Aprendizaje:** Utilizar plataformas educativas en línea para organizar y distribuir los recursos, permitiendo a los estudiantes estudiar a su propio ritmo.</w:t>
+            </w:r>
+          </w:p>
+          <w:p>
+            <w:pPr>
+              <w:pStyle w:val="Normal"/>
+              <w:widowControl w:val="false"/>
+              <w:jc w:val="both"/>
+              <w:rPr>
+                <w:color w:val="808080"/>
+                <w:sz w:val="22"/>
+                <w:szCs w:val="22"/>
+              </w:rPr>
+            </w:pPr>
+            <w:r>
+              <w:rPr/>
+            </w:r>
+          </w:p>
+          <w:p>
+            <w:pPr>
+              <w:pStyle w:val="Normal"/>
+              <w:widowControl w:val="false"/>
+              <w:jc w:val="both"/>
+              <w:rPr/>
+            </w:pPr>
+            <w:r>
+              <w:rPr>
+                <w:color w:val="808080"/>
+                <w:sz w:val="22"/>
+                <w:szCs w:val="22"/>
+              </w:rPr>
+              <w:t>2. **Autodidactismo y Prelectura:**</w:t>
+            </w:r>
+          </w:p>
+          <w:p>
+            <w:pPr>
+              <w:pStyle w:val="Normal"/>
+              <w:widowControl w:val="false"/>
+              <w:jc w:val="both"/>
+              <w:rPr/>
+            </w:pPr>
+            <w:r>
+              <w:rPr>
+                <w:color w:val="808080"/>
+                <w:sz w:val="22"/>
+                <w:szCs w:val="22"/>
+              </w:rPr>
+              <w:t xml:space="preserve">   </w:t>
+            </w:r>
+            <w:r>
+              <w:rPr>
+                <w:color w:val="808080"/>
+                <w:sz w:val="22"/>
+                <w:szCs w:val="22"/>
+              </w:rPr>
+              <w:t>- **Estudio Independiente:** Los estudiantes revisan los recursos digitales antes de las sesiones presenciales, permitiéndoles familiarizarse con los conceptos básicos y fundamentos del tema.</w:t>
+            </w:r>
+          </w:p>
+          <w:p>
+            <w:pPr>
+              <w:pStyle w:val="Normal"/>
+              <w:widowControl w:val="false"/>
+              <w:jc w:val="both"/>
+              <w:rPr/>
+            </w:pPr>
+            <w:r>
+              <w:rPr>
+                <w:color w:val="808080"/>
+                <w:sz w:val="22"/>
+                <w:szCs w:val="22"/>
+              </w:rPr>
+              <w:t xml:space="preserve">   </w:t>
+            </w:r>
+            <w:r>
+              <w:rPr>
+                <w:color w:val="808080"/>
+                <w:sz w:val="22"/>
+                <w:szCs w:val="22"/>
+              </w:rPr>
+              <w:t>- **Prelectura:** Proporcionar lecturas adicionales o recursos complementarios para profundizar en los temas, permitiendo a los estudiantes adaptar su nivel de profundidad según sus necesidades e intereses.</w:t>
+            </w:r>
+          </w:p>
+          <w:p>
+            <w:pPr>
+              <w:pStyle w:val="Normal"/>
+              <w:widowControl w:val="false"/>
+              <w:jc w:val="both"/>
+              <w:rPr>
+                <w:color w:val="808080"/>
+                <w:sz w:val="22"/>
+                <w:szCs w:val="22"/>
+              </w:rPr>
+            </w:pPr>
+            <w:r>
+              <w:rPr/>
+            </w:r>
+          </w:p>
+          <w:p>
+            <w:pPr>
+              <w:pStyle w:val="Normal"/>
+              <w:widowControl w:val="false"/>
+              <w:jc w:val="both"/>
+              <w:rPr/>
+            </w:pPr>
+            <w:r>
+              <w:rPr>
+                <w:color w:val="808080"/>
+                <w:sz w:val="22"/>
+                <w:szCs w:val="22"/>
+              </w:rPr>
+              <w:t>3. **Sesiones Presenciales (Clases Invertidas):**</w:t>
+            </w:r>
+          </w:p>
+          <w:p>
+            <w:pPr>
+              <w:pStyle w:val="Normal"/>
+              <w:widowControl w:val="false"/>
+              <w:jc w:val="both"/>
+              <w:rPr/>
+            </w:pPr>
+            <w:r>
+              <w:rPr>
+                <w:color w:val="808080"/>
+                <w:sz w:val="22"/>
+                <w:szCs w:val="22"/>
+              </w:rPr>
+              <w:t xml:space="preserve">   </w:t>
+            </w:r>
+            <w:r>
+              <w:rPr>
+                <w:color w:val="808080"/>
+                <w:sz w:val="22"/>
+                <w:szCs w:val="22"/>
+              </w:rPr>
+              <w:t>- **Resolución de Dudas:** Utilizar el tiempo en clase para abordar preguntas, resolver dudas y proporcionar aclaraciones sobre los temas estudiados de manera independiente.</w:t>
+            </w:r>
+          </w:p>
+          <w:p>
+            <w:pPr>
+              <w:pStyle w:val="Normal"/>
+              <w:widowControl w:val="false"/>
+              <w:jc w:val="both"/>
+              <w:rPr/>
+            </w:pPr>
+            <w:r>
+              <w:rPr>
+                <w:color w:val="808080"/>
+                <w:sz w:val="22"/>
+                <w:szCs w:val="22"/>
+              </w:rPr>
+              <w:t xml:space="preserve">   </w:t>
+            </w:r>
+            <w:r>
+              <w:rPr>
+                <w:color w:val="808080"/>
+                <w:sz w:val="22"/>
+                <w:szCs w:val="22"/>
+              </w:rPr>
+              <w:t>- **Aplicación Práctica:** Diseñar actividades prácticas y ejercicios en clase que permitan a los estudiantes aplicar los conocimientos adquiridos, con el apoyo del instructor y compañeros.</w:t>
+            </w:r>
+          </w:p>
+          <w:p>
+            <w:pPr>
+              <w:pStyle w:val="Normal"/>
+              <w:widowControl w:val="false"/>
+              <w:jc w:val="both"/>
+              <w:rPr>
+                <w:color w:val="808080"/>
+                <w:sz w:val="22"/>
+                <w:szCs w:val="22"/>
+              </w:rPr>
+            </w:pPr>
+            <w:r>
+              <w:rPr/>
+            </w:r>
+          </w:p>
+          <w:p>
+            <w:pPr>
+              <w:pStyle w:val="Normal"/>
+              <w:widowControl w:val="false"/>
+              <w:jc w:val="both"/>
+              <w:rPr/>
+            </w:pPr>
+            <w:r>
+              <w:rPr>
+                <w:color w:val="808080"/>
+                <w:sz w:val="22"/>
+                <w:szCs w:val="22"/>
+              </w:rPr>
+              <w:t>4. **Proyectos Prácticos:**</w:t>
+            </w:r>
+          </w:p>
+          <w:p>
+            <w:pPr>
+              <w:pStyle w:val="Normal"/>
+              <w:widowControl w:val="false"/>
+              <w:jc w:val="both"/>
+              <w:rPr/>
+            </w:pPr>
+            <w:r>
+              <w:rPr>
+                <w:color w:val="808080"/>
+                <w:sz w:val="22"/>
+                <w:szCs w:val="22"/>
+              </w:rPr>
+              <w:t xml:space="preserve">   </w:t>
+            </w:r>
+            <w:r>
+              <w:rPr>
+                <w:color w:val="808080"/>
+                <w:sz w:val="22"/>
+                <w:szCs w:val="22"/>
+              </w:rPr>
+              <w:t>- **Desarrollo de Proyectos:** Asignar proyectos prácticos que los estudiantes deben completar fuera del horario de clase, fomentando la aplicación de conceptos y habilidades en contextos del mundo real.</w:t>
+            </w:r>
+          </w:p>
+          <w:p>
+            <w:pPr>
+              <w:pStyle w:val="Normal"/>
+              <w:widowControl w:val="false"/>
+              <w:jc w:val="both"/>
+              <w:rPr/>
+            </w:pPr>
+            <w:r>
+              <w:rPr>
+                <w:color w:val="808080"/>
+                <w:sz w:val="22"/>
+                <w:szCs w:val="22"/>
+              </w:rPr>
+              <w:t xml:space="preserve">   </w:t>
+            </w:r>
+            <w:r>
+              <w:rPr>
+                <w:color w:val="808080"/>
+                <w:sz w:val="22"/>
+                <w:szCs w:val="22"/>
+              </w:rPr>
+              <w:t>- **Seguimiento y Retroalimentación:** Proporcionar retroalimentación periódica sobre los proyectos, ya sea a través de revisiones individuales, sesiones de preguntas y respuestas en línea, o foros de discusión.</w:t>
+            </w:r>
+          </w:p>
+          <w:p>
+            <w:pPr>
+              <w:pStyle w:val="Normal"/>
+              <w:widowControl w:val="false"/>
+              <w:jc w:val="both"/>
+              <w:rPr>
+                <w:color w:val="808080"/>
+                <w:sz w:val="22"/>
+                <w:szCs w:val="22"/>
+              </w:rPr>
+            </w:pPr>
+            <w:r>
+              <w:rPr/>
+            </w:r>
+          </w:p>
+          <w:p>
+            <w:pPr>
+              <w:pStyle w:val="Normal"/>
+              <w:widowControl w:val="false"/>
+              <w:jc w:val="both"/>
+              <w:rPr/>
+            </w:pPr>
+            <w:r>
+              <w:rPr>
+                <w:color w:val="808080"/>
+                <w:sz w:val="22"/>
+                <w:szCs w:val="22"/>
+              </w:rPr>
+              <w:t>5. **Colaboración y Comunicación:**</w:t>
+            </w:r>
+          </w:p>
+          <w:p>
+            <w:pPr>
+              <w:pStyle w:val="Normal"/>
+              <w:widowControl w:val="false"/>
+              <w:jc w:val="both"/>
+              <w:rPr/>
+            </w:pPr>
+            <w:r>
+              <w:rPr>
+                <w:color w:val="808080"/>
+                <w:sz w:val="22"/>
+                <w:szCs w:val="22"/>
+              </w:rPr>
+              <w:t xml:space="preserve">   </w:t>
+            </w:r>
+            <w:r>
+              <w:rPr>
+                <w:color w:val="808080"/>
+                <w:sz w:val="22"/>
+                <w:szCs w:val="22"/>
+              </w:rPr>
+              <w:t>- **Foros en Línea:** Utilizar plataformas en línea para crear foros de discusión donde los estudiantes puedan colaborar, compartir recursos y resolver dudas en cualquier momento.</w:t>
+            </w:r>
+          </w:p>
+          <w:p>
+            <w:pPr>
+              <w:pStyle w:val="Normal"/>
+              <w:widowControl w:val="false"/>
+              <w:jc w:val="both"/>
+              <w:rPr/>
+            </w:pPr>
+            <w:r>
+              <w:rPr>
+                <w:color w:val="808080"/>
+                <w:sz w:val="22"/>
+                <w:szCs w:val="22"/>
+              </w:rPr>
+              <w:t xml:space="preserve">   </w:t>
+            </w:r>
+            <w:r>
+              <w:rPr>
+                <w:color w:val="808080"/>
+                <w:sz w:val="22"/>
+                <w:szCs w:val="22"/>
+              </w:rPr>
+              <w:t>- **Sesiones Virtuales:** Organizar sesiones en línea para discutir temas específicos, compartir avances en proyectos y facilitar la interacción entre estudiantes e instructor.</w:t>
+            </w:r>
+          </w:p>
+          <w:p>
+            <w:pPr>
+              <w:pStyle w:val="Normal"/>
+              <w:widowControl w:val="false"/>
+              <w:jc w:val="both"/>
+              <w:rPr>
+                <w:color w:val="808080"/>
+                <w:sz w:val="22"/>
+                <w:szCs w:val="22"/>
+              </w:rPr>
+            </w:pPr>
+            <w:r>
+              <w:rPr/>
+            </w:r>
+          </w:p>
+          <w:p>
+            <w:pPr>
+              <w:pStyle w:val="Normal"/>
+              <w:widowControl w:val="false"/>
+              <w:jc w:val="both"/>
+              <w:rPr/>
+            </w:pPr>
+            <w:r>
+              <w:rPr>
+                <w:color w:val="808080"/>
+                <w:sz w:val="22"/>
+                <w:szCs w:val="22"/>
+              </w:rPr>
+              <w:t>6. **Evaluación Continua:**</w:t>
+            </w:r>
+          </w:p>
+          <w:p>
+            <w:pPr>
+              <w:pStyle w:val="Normal"/>
+              <w:widowControl w:val="false"/>
+              <w:jc w:val="both"/>
+              <w:rPr/>
+            </w:pPr>
+            <w:r>
+              <w:rPr>
+                <w:color w:val="808080"/>
+                <w:sz w:val="22"/>
+                <w:szCs w:val="22"/>
+              </w:rPr>
+              <w:t xml:space="preserve">   </w:t>
+            </w:r>
+            <w:r>
+              <w:rPr>
+                <w:color w:val="808080"/>
+                <w:sz w:val="22"/>
+                <w:szCs w:val="22"/>
+              </w:rPr>
+              <w:t>- **Evaluaciones Formativas:** Implementar evaluaciones regulares y formativas que midan la comprensión continua de los estudiantes, brindando oportunidades para ajustar la instrucción según sea necesario.</w:t>
+            </w:r>
+          </w:p>
+          <w:p>
+            <w:pPr>
+              <w:pStyle w:val="Normal"/>
+              <w:widowControl w:val="false"/>
+              <w:jc w:val="both"/>
+              <w:rPr/>
+            </w:pPr>
+            <w:r>
+              <w:rPr>
+                <w:color w:val="808080"/>
+                <w:sz w:val="22"/>
+                <w:szCs w:val="22"/>
+              </w:rPr>
+              <w:t xml:space="preserve">   </w:t>
+            </w:r>
+            <w:r>
+              <w:rPr>
+                <w:color w:val="808080"/>
+                <w:sz w:val="22"/>
+                <w:szCs w:val="22"/>
+              </w:rPr>
+              <w:t>- **Evaluación de Proyectos:** Evaluar los proyectos prácticos en función de criterios específicos, destacando la aplicación efectiva de conceptos y habilidades adquiridos.</w:t>
+            </w:r>
+          </w:p>
+          <w:p>
+            <w:pPr>
+              <w:pStyle w:val="Normal"/>
+              <w:widowControl w:val="false"/>
+              <w:jc w:val="both"/>
+              <w:rPr>
+                <w:color w:val="808080"/>
+                <w:sz w:val="22"/>
+                <w:szCs w:val="22"/>
+              </w:rPr>
+            </w:pPr>
+            <w:r>
+              <w:rPr/>
+            </w:r>
+          </w:p>
+          <w:p>
+            <w:pPr>
+              <w:pStyle w:val="Normal"/>
+              <w:widowControl w:val="false"/>
+              <w:jc w:val="both"/>
+              <w:rPr/>
+            </w:pPr>
+            <w:r>
+              <w:rPr>
+                <w:color w:val="808080"/>
+                <w:sz w:val="22"/>
+                <w:szCs w:val="22"/>
+              </w:rPr>
+              <w:t>Esta metodología centrada en Flipped Learning proporciona un entorno de aprendizaje flexible, fomenta la autonomía del estudiante, y maximiza el tiempo de clase para actividades prácticas y colaborativas. La combinación de recursos digitales, sesiones presenciales invertidas y evaluaciones continuas contribuye a una experiencia educativa efectiva y participativa en un curso de Machine Learning.</w:t>
             </w:r>
           </w:p>
           <w:p>
@@ -5096,8 +5434,8 @@
         <w:tblLook w:val="0600" w:noHBand="1" w:noVBand="1" w:firstColumn="0" w:lastRow="0" w:lastColumn="0" w:firstRow="0"/>
       </w:tblPr>
       <w:tblGrid>
-        <w:gridCol w:w="6096"/>
-        <w:gridCol w:w="1420"/>
+        <w:gridCol w:w="6095"/>
+        <w:gridCol w:w="1421"/>
         <w:gridCol w:w="2979"/>
       </w:tblGrid>
       <w:tr>
@@ -5207,252 +5545,38 @@
                 <w:sz w:val="22"/>
                 <w:szCs w:val="22"/>
               </w:rPr>
-              <w:t>La evaluación en este curso se concibe como una herramienta integral para medir no solo el dominio de los conceptos matemáticos, sino también las habilidades de aplicación práctica, el uso efectivo de herramientas tecnológicas y la comunicación científica. Los criterios de evaluación se diseñarán para reflejar los objetivos del curso y la metodología de enseñanza y aprendizaje centrada en la comprensión profunda y la aplicación práctica.</w:t>
-            </w:r>
-          </w:p>
-          <w:p>
-            <w:pPr>
-              <w:pStyle w:val="Normal"/>
-              <w:widowControl w:val="false"/>
-              <w:jc w:val="both"/>
-              <w:rPr>
-                <w:color w:val="808080"/>
-                <w:sz w:val="22"/>
-                <w:szCs w:val="22"/>
-              </w:rPr>
-            </w:pPr>
-            <w:r>
-              <w:rPr>
-                <w:color w:val="808080"/>
-                <w:sz w:val="22"/>
-                <w:szCs w:val="22"/>
-              </w:rPr>
-            </w:r>
-          </w:p>
-          <w:p>
-            <w:pPr>
-              <w:pStyle w:val="Normal"/>
-              <w:widowControl w:val="false"/>
-              <w:jc w:val="both"/>
-              <w:rPr/>
-            </w:pPr>
-            <w:r>
-              <w:rPr>
-                <w:color w:val="808080"/>
-                <w:sz w:val="22"/>
-                <w:szCs w:val="22"/>
-              </w:rPr>
-              <w:t>**Criterios de Evaluación Integral:**</w:t>
-            </w:r>
-          </w:p>
-          <w:p>
-            <w:pPr>
-              <w:pStyle w:val="Normal"/>
-              <w:widowControl w:val="false"/>
-              <w:jc w:val="both"/>
-              <w:rPr>
-                <w:color w:val="808080"/>
-                <w:sz w:val="22"/>
-                <w:szCs w:val="22"/>
-              </w:rPr>
-            </w:pPr>
-            <w:r>
-              <w:rPr>
-                <w:color w:val="808080"/>
-                <w:sz w:val="22"/>
-                <w:szCs w:val="22"/>
-              </w:rPr>
-            </w:r>
-          </w:p>
-          <w:p>
-            <w:pPr>
-              <w:pStyle w:val="Normal"/>
-              <w:widowControl w:val="false"/>
-              <w:jc w:val="both"/>
-              <w:rPr/>
-            </w:pPr>
-            <w:r>
-              <w:rPr>
-                <w:color w:val="808080"/>
-                <w:sz w:val="22"/>
-                <w:szCs w:val="22"/>
-              </w:rPr>
-              <w:t>1. **Comprensión de Conceptos:** Evaluar la comprensión de los conceptos fundamentales del cálculo diferencial y su aplicación en situaciones agropecuarias.</w:t>
-            </w:r>
-          </w:p>
-          <w:p>
-            <w:pPr>
-              <w:pStyle w:val="Normal"/>
-              <w:widowControl w:val="false"/>
-              <w:jc w:val="both"/>
-              <w:rPr>
-                <w:color w:val="808080"/>
-                <w:sz w:val="22"/>
-                <w:szCs w:val="22"/>
-              </w:rPr>
-            </w:pPr>
-            <w:r>
-              <w:rPr>
-                <w:color w:val="808080"/>
-                <w:sz w:val="22"/>
-                <w:szCs w:val="22"/>
-              </w:rPr>
-            </w:r>
-          </w:p>
-          <w:p>
-            <w:pPr>
-              <w:pStyle w:val="Normal"/>
-              <w:widowControl w:val="false"/>
-              <w:jc w:val="both"/>
-              <w:rPr/>
-            </w:pPr>
-            <w:r>
-              <w:rPr>
-                <w:color w:val="808080"/>
-                <w:sz w:val="22"/>
-                <w:szCs w:val="22"/>
-              </w:rPr>
-              <w:t>2. **Aplicación Práctica:** Evaluar la capacidad de los estudiantes para aplicar los conceptos matemáticos en problemas y ejercicios prácticos relacionados con la ingeniería agropecuaria.</w:t>
-            </w:r>
-          </w:p>
-          <w:p>
-            <w:pPr>
-              <w:pStyle w:val="Normal"/>
-              <w:widowControl w:val="false"/>
-              <w:jc w:val="both"/>
-              <w:rPr>
-                <w:color w:val="808080"/>
-                <w:sz w:val="22"/>
-                <w:szCs w:val="22"/>
-              </w:rPr>
-            </w:pPr>
-            <w:r>
-              <w:rPr>
-                <w:color w:val="808080"/>
-                <w:sz w:val="22"/>
-                <w:szCs w:val="22"/>
-              </w:rPr>
-            </w:r>
-          </w:p>
-          <w:p>
-            <w:pPr>
-              <w:pStyle w:val="Normal"/>
-              <w:widowControl w:val="false"/>
-              <w:jc w:val="both"/>
-              <w:rPr/>
-            </w:pPr>
-            <w:r>
-              <w:rPr>
-                <w:color w:val="808080"/>
-                <w:sz w:val="22"/>
-                <w:szCs w:val="22"/>
-              </w:rPr>
-              <w:t>3. **Uso de Herramientas Tecnológicas:** Evaluar la competencia de los estudiantes en el uso de herramientas tecnológicas como Python, Git, LaTeX y Markdown para el análisis, la comunicación y la colaboración científica.</w:t>
-            </w:r>
-          </w:p>
-          <w:p>
-            <w:pPr>
-              <w:pStyle w:val="Normal"/>
-              <w:widowControl w:val="false"/>
-              <w:jc w:val="both"/>
-              <w:rPr>
-                <w:color w:val="808080"/>
-                <w:sz w:val="22"/>
-                <w:szCs w:val="22"/>
-              </w:rPr>
-            </w:pPr>
-            <w:r>
-              <w:rPr>
-                <w:color w:val="808080"/>
-                <w:sz w:val="22"/>
-                <w:szCs w:val="22"/>
-              </w:rPr>
-            </w:r>
-          </w:p>
-          <w:p>
-            <w:pPr>
-              <w:pStyle w:val="Normal"/>
-              <w:widowControl w:val="false"/>
-              <w:jc w:val="both"/>
-              <w:rPr/>
-            </w:pPr>
-            <w:r>
-              <w:rPr>
-                <w:color w:val="808080"/>
-                <w:sz w:val="22"/>
-                <w:szCs w:val="22"/>
-              </w:rPr>
-              <w:t>4. **Comunicación Científica:** Evaluar la habilidad de los estudiantes para comunicar sus resultados científicos de manera efectiva utilizando LaTeX y Markdown, presentando informes y presentaciones claras y estructuradas.</w:t>
-            </w:r>
-          </w:p>
-          <w:p>
-            <w:pPr>
-              <w:pStyle w:val="Normal"/>
-              <w:widowControl w:val="false"/>
-              <w:jc w:val="both"/>
-              <w:rPr>
-                <w:color w:val="808080"/>
-                <w:sz w:val="22"/>
-                <w:szCs w:val="22"/>
-              </w:rPr>
-            </w:pPr>
-            <w:r>
-              <w:rPr>
-                <w:color w:val="808080"/>
-                <w:sz w:val="22"/>
-                <w:szCs w:val="22"/>
-              </w:rPr>
-            </w:r>
-          </w:p>
-          <w:p>
-            <w:pPr>
-              <w:pStyle w:val="Normal"/>
-              <w:widowControl w:val="false"/>
-              <w:jc w:val="both"/>
-              <w:rPr/>
-            </w:pPr>
-            <w:r>
-              <w:rPr>
-                <w:color w:val="808080"/>
-                <w:sz w:val="22"/>
-                <w:szCs w:val="22"/>
-              </w:rPr>
-              <w:t>**Estrategias de Evaluación:**</w:t>
-            </w:r>
-          </w:p>
-          <w:p>
-            <w:pPr>
-              <w:pStyle w:val="Normal"/>
-              <w:widowControl w:val="false"/>
-              <w:jc w:val="both"/>
-              <w:rPr>
-                <w:color w:val="808080"/>
-                <w:sz w:val="22"/>
-                <w:szCs w:val="22"/>
-              </w:rPr>
-            </w:pPr>
-            <w:r>
-              <w:rPr>
-                <w:color w:val="808080"/>
-                <w:sz w:val="22"/>
-                <w:szCs w:val="22"/>
-              </w:rPr>
-            </w:r>
-          </w:p>
-          <w:p>
-            <w:pPr>
-              <w:pStyle w:val="Normal"/>
-              <w:widowControl w:val="false"/>
-              <w:jc w:val="both"/>
-              <w:rPr/>
-            </w:pPr>
-            <w:r>
-              <w:rPr>
-                <w:color w:val="808080"/>
-                <w:sz w:val="22"/>
-                <w:szCs w:val="22"/>
-              </w:rPr>
-              <w:t>1. **Evaluaciones Formativas:**</w:t>
+              <w:t>**Diseño de Evaluación para Cada Objetivo Específico:**</w:t>
+            </w:r>
+          </w:p>
+          <w:p>
+            <w:pPr>
+              <w:pStyle w:val="Normal"/>
+              <w:widowControl w:val="false"/>
+              <w:jc w:val="both"/>
+              <w:rPr>
+                <w:color w:val="808080"/>
+                <w:sz w:val="22"/>
+                <w:szCs w:val="22"/>
+              </w:rPr>
+            </w:pPr>
+            <w:r>
+              <w:rPr/>
+            </w:r>
+          </w:p>
+          <w:p>
+            <w:pPr>
+              <w:pStyle w:val="Normal"/>
+              <w:widowControl w:val="false"/>
+              <w:jc w:val="both"/>
+              <w:rPr/>
+            </w:pPr>
+            <w:r>
+              <w:rPr>
+                <w:color w:val="808080"/>
+                <w:sz w:val="22"/>
+                <w:szCs w:val="22"/>
+              </w:rPr>
+              <w:t>1. **Desarrollar Competencias en Pensamiento Computacional:**</w:t>
             </w:r>
           </w:p>
           <w:p>
@@ -5476,7 +5600,55 @@
                 <w:sz w:val="22"/>
                 <w:szCs w:val="22"/>
               </w:rPr>
-              <w:t>- Cuestionarios en línea después de cada recurso educativo para medir la comprensión de los conceptos.</w:t>
+              <w:t>- **Evaluación Formativa:**</w:t>
+            </w:r>
+          </w:p>
+          <w:p>
+            <w:pPr>
+              <w:pStyle w:val="Normal"/>
+              <w:widowControl w:val="false"/>
+              <w:jc w:val="both"/>
+              <w:rPr/>
+            </w:pPr>
+            <w:r>
+              <w:rPr>
+                <w:color w:val="808080"/>
+                <w:sz w:val="22"/>
+                <w:szCs w:val="22"/>
+              </w:rPr>
+              <w:t xml:space="preserve">     </w:t>
+            </w:r>
+            <w:r>
+              <w:rPr>
+                <w:color w:val="808080"/>
+                <w:sz w:val="22"/>
+                <w:szCs w:val="22"/>
+              </w:rPr>
+              <w:t>- Realización de ejercicios prácticos de programación en Python y R durante las sesiones presenciales.</w:t>
+            </w:r>
+          </w:p>
+          <w:p>
+            <w:pPr>
+              <w:pStyle w:val="Normal"/>
+              <w:widowControl w:val="false"/>
+              <w:jc w:val="both"/>
+              <w:rPr/>
+            </w:pPr>
+            <w:r>
+              <w:rPr>
+                <w:color w:val="808080"/>
+                <w:sz w:val="22"/>
+                <w:szCs w:val="22"/>
+              </w:rPr>
+              <w:t xml:space="preserve">     </w:t>
+            </w:r>
+            <w:r>
+              <w:rPr>
+                <w:color w:val="808080"/>
+                <w:sz w:val="22"/>
+                <w:szCs w:val="22"/>
+              </w:rPr>
+              <w:t>- Participación en discusiones en línea sobre conceptos clave del pensamiento computacional.</w:t>
             </w:r>
           </w:p>
           <w:p>
@@ -5500,42 +5672,62 @@
                 <w:sz w:val="22"/>
                 <w:szCs w:val="22"/>
               </w:rPr>
-              <w:t>- Ejercicios prácticos en línea que requieren la aplicación de los conceptos en situaciones reales.</w:t>
-            </w:r>
-          </w:p>
-          <w:p>
-            <w:pPr>
-              <w:pStyle w:val="Normal"/>
-              <w:widowControl w:val="false"/>
-              <w:jc w:val="both"/>
-              <w:rPr>
-                <w:color w:val="808080"/>
-                <w:sz w:val="22"/>
-                <w:szCs w:val="22"/>
-              </w:rPr>
-            </w:pPr>
-            <w:r>
-              <w:rPr>
-                <w:color w:val="808080"/>
-                <w:sz w:val="22"/>
-                <w:szCs w:val="22"/>
-              </w:rPr>
-            </w:r>
-          </w:p>
-          <w:p>
-            <w:pPr>
-              <w:pStyle w:val="Normal"/>
-              <w:widowControl w:val="false"/>
-              <w:jc w:val="both"/>
-              <w:rPr/>
-            </w:pPr>
-            <w:r>
-              <w:rPr>
-                <w:color w:val="808080"/>
-                <w:sz w:val="22"/>
-                <w:szCs w:val="22"/>
-              </w:rPr>
-              <w:t>2. **Evaluaciones Sumativas:**</w:t>
+              <w:t>- **Evaluación Sumativa:**</w:t>
+            </w:r>
+          </w:p>
+          <w:p>
+            <w:pPr>
+              <w:pStyle w:val="Normal"/>
+              <w:widowControl w:val="false"/>
+              <w:jc w:val="both"/>
+              <w:rPr/>
+            </w:pPr>
+            <w:r>
+              <w:rPr>
+                <w:color w:val="808080"/>
+                <w:sz w:val="22"/>
+                <w:szCs w:val="22"/>
+              </w:rPr>
+              <w:t xml:space="preserve">     </w:t>
+            </w:r>
+            <w:r>
+              <w:rPr>
+                <w:color w:val="808080"/>
+                <w:sz w:val="22"/>
+                <w:szCs w:val="22"/>
+              </w:rPr>
+              <w:t>- Evaluación escrita que aborde la resolución de problemas utilizando algoritmos y técnicas de descomposición.</w:t>
+            </w:r>
+          </w:p>
+          <w:p>
+            <w:pPr>
+              <w:pStyle w:val="Normal"/>
+              <w:widowControl w:val="false"/>
+              <w:jc w:val="both"/>
+              <w:rPr>
+                <w:color w:val="808080"/>
+                <w:sz w:val="22"/>
+                <w:szCs w:val="22"/>
+              </w:rPr>
+            </w:pPr>
+            <w:r>
+              <w:rPr/>
+            </w:r>
+          </w:p>
+          <w:p>
+            <w:pPr>
+              <w:pStyle w:val="Normal"/>
+              <w:widowControl w:val="false"/>
+              <w:jc w:val="both"/>
+              <w:rPr/>
+            </w:pPr>
+            <w:r>
+              <w:rPr>
+                <w:color w:val="808080"/>
+                <w:sz w:val="22"/>
+                <w:szCs w:val="22"/>
+              </w:rPr>
+              <w:t>2. **Promover el Uso de la Ciencia Libre:**</w:t>
             </w:r>
           </w:p>
           <w:p>
@@ -5559,7 +5751,55 @@
                 <w:sz w:val="22"/>
                 <w:szCs w:val="22"/>
               </w:rPr>
-              <w:t>- Exámenes escritos en clase que evalúan la comprensión teórica y la aplicación de los conceptos en problemas específicos.</w:t>
+              <w:t>- **Evaluación Formativa:**</w:t>
+            </w:r>
+          </w:p>
+          <w:p>
+            <w:pPr>
+              <w:pStyle w:val="Normal"/>
+              <w:widowControl w:val="false"/>
+              <w:jc w:val="both"/>
+              <w:rPr/>
+            </w:pPr>
+            <w:r>
+              <w:rPr>
+                <w:color w:val="808080"/>
+                <w:sz w:val="22"/>
+                <w:szCs w:val="22"/>
+              </w:rPr>
+              <w:t xml:space="preserve">     </w:t>
+            </w:r>
+            <w:r>
+              <w:rPr>
+                <w:color w:val="808080"/>
+                <w:sz w:val="22"/>
+                <w:szCs w:val="22"/>
+              </w:rPr>
+              <w:t>- Seguimiento de la participación activa en foros en línea y discusiones sobre ciencia abierta.</w:t>
+            </w:r>
+          </w:p>
+          <w:p>
+            <w:pPr>
+              <w:pStyle w:val="Normal"/>
+              <w:widowControl w:val="false"/>
+              <w:jc w:val="both"/>
+              <w:rPr/>
+            </w:pPr>
+            <w:r>
+              <w:rPr>
+                <w:color w:val="808080"/>
+                <w:sz w:val="22"/>
+                <w:szCs w:val="22"/>
+              </w:rPr>
+              <w:t xml:space="preserve">     </w:t>
+            </w:r>
+            <w:r>
+              <w:rPr>
+                <w:color w:val="808080"/>
+                <w:sz w:val="22"/>
+                <w:szCs w:val="22"/>
+              </w:rPr>
+              <w:t>- Revisión y retroalimentación de los proyectos publicados en GitHub durante las sesiones presenciales.</w:t>
             </w:r>
           </w:p>
           <w:p>
@@ -5583,42 +5823,62 @@
                 <w:sz w:val="22"/>
                 <w:szCs w:val="22"/>
               </w:rPr>
-              <w:t>- Proyectos individuales o grupales donde los estudiantes resuelvan problemas más complejos, utilicen herramientas tecnológicas y presenten sus resultados.</w:t>
-            </w:r>
-          </w:p>
-          <w:p>
-            <w:pPr>
-              <w:pStyle w:val="Normal"/>
-              <w:widowControl w:val="false"/>
-              <w:jc w:val="both"/>
-              <w:rPr>
-                <w:color w:val="808080"/>
-                <w:sz w:val="22"/>
-                <w:szCs w:val="22"/>
-              </w:rPr>
-            </w:pPr>
-            <w:r>
-              <w:rPr>
-                <w:color w:val="808080"/>
-                <w:sz w:val="22"/>
-                <w:szCs w:val="22"/>
-              </w:rPr>
-            </w:r>
-          </w:p>
-          <w:p>
-            <w:pPr>
-              <w:pStyle w:val="Normal"/>
-              <w:widowControl w:val="false"/>
-              <w:jc w:val="both"/>
-              <w:rPr/>
-            </w:pPr>
-            <w:r>
-              <w:rPr>
-                <w:color w:val="808080"/>
-                <w:sz w:val="22"/>
-                <w:szCs w:val="22"/>
-              </w:rPr>
-              <w:t>3. **Evaluación de Trabajo Colaborativo:**</w:t>
+              <w:t>- **Evaluación Sumativa:**</w:t>
+            </w:r>
+          </w:p>
+          <w:p>
+            <w:pPr>
+              <w:pStyle w:val="Normal"/>
+              <w:widowControl w:val="false"/>
+              <w:jc w:val="both"/>
+              <w:rPr/>
+            </w:pPr>
+            <w:r>
+              <w:rPr>
+                <w:color w:val="808080"/>
+                <w:sz w:val="22"/>
+                <w:szCs w:val="22"/>
+              </w:rPr>
+              <w:t xml:space="preserve">     </w:t>
+            </w:r>
+            <w:r>
+              <w:rPr>
+                <w:color w:val="808080"/>
+                <w:sz w:val="22"/>
+                <w:szCs w:val="22"/>
+              </w:rPr>
+              <w:t>- Elaboración de un informe científico utilizando herramientas de ciencia abierta, evaluando la calidad y transparencia de la documentación.</w:t>
+            </w:r>
+          </w:p>
+          <w:p>
+            <w:pPr>
+              <w:pStyle w:val="Normal"/>
+              <w:widowControl w:val="false"/>
+              <w:jc w:val="both"/>
+              <w:rPr>
+                <w:color w:val="808080"/>
+                <w:sz w:val="22"/>
+                <w:szCs w:val="22"/>
+              </w:rPr>
+            </w:pPr>
+            <w:r>
+              <w:rPr/>
+            </w:r>
+          </w:p>
+          <w:p>
+            <w:pPr>
+              <w:pStyle w:val="Normal"/>
+              <w:widowControl w:val="false"/>
+              <w:jc w:val="both"/>
+              <w:rPr/>
+            </w:pPr>
+            <w:r>
+              <w:rPr>
+                <w:color w:val="808080"/>
+                <w:sz w:val="22"/>
+                <w:szCs w:val="22"/>
+              </w:rPr>
+              <w:t>3. **Desarrollar Habilidades Técnicas en Machine Learning:**</w:t>
             </w:r>
           </w:p>
           <w:p>
@@ -5642,42 +5902,55 @@
                 <w:sz w:val="22"/>
                 <w:szCs w:val="22"/>
               </w:rPr>
-              <w:t>- Evaluación de proyectos en plataformas en línea como GitHub, considerando la colaboración, el aporte individual y la calidad de los resultados.</w:t>
-            </w:r>
-          </w:p>
-          <w:p>
-            <w:pPr>
-              <w:pStyle w:val="Normal"/>
-              <w:widowControl w:val="false"/>
-              <w:jc w:val="both"/>
-              <w:rPr>
-                <w:color w:val="808080"/>
-                <w:sz w:val="22"/>
-                <w:szCs w:val="22"/>
-              </w:rPr>
-            </w:pPr>
-            <w:r>
-              <w:rPr>
-                <w:color w:val="808080"/>
-                <w:sz w:val="22"/>
-                <w:szCs w:val="22"/>
-              </w:rPr>
-            </w:r>
-          </w:p>
-          <w:p>
-            <w:pPr>
-              <w:pStyle w:val="Normal"/>
-              <w:widowControl w:val="false"/>
-              <w:jc w:val="both"/>
-              <w:rPr/>
-            </w:pPr>
-            <w:r>
-              <w:rPr>
-                <w:color w:val="808080"/>
-                <w:sz w:val="22"/>
-                <w:szCs w:val="22"/>
-              </w:rPr>
-              <w:t>4. **Presentaciones Científicas:**</w:t>
+              <w:t>- **Evaluación Formativa:**</w:t>
+            </w:r>
+          </w:p>
+          <w:p>
+            <w:pPr>
+              <w:pStyle w:val="Normal"/>
+              <w:widowControl w:val="false"/>
+              <w:jc w:val="both"/>
+              <w:rPr/>
+            </w:pPr>
+            <w:r>
+              <w:rPr>
+                <w:color w:val="808080"/>
+                <w:sz w:val="22"/>
+                <w:szCs w:val="22"/>
+              </w:rPr>
+              <w:t xml:space="preserve">     </w:t>
+            </w:r>
+            <w:r>
+              <w:rPr>
+                <w:color w:val="808080"/>
+                <w:sz w:val="22"/>
+                <w:szCs w:val="22"/>
+              </w:rPr>
+              <w:t>- Evaluación continua de los proyectos prácticos durante las sesiones presenciales.</w:t>
+            </w:r>
+          </w:p>
+          <w:p>
+            <w:pPr>
+              <w:pStyle w:val="Normal"/>
+              <w:widowControl w:val="false"/>
+              <w:jc w:val="both"/>
+              <w:rPr/>
+            </w:pPr>
+            <w:r>
+              <w:rPr>
+                <w:color w:val="808080"/>
+                <w:sz w:val="22"/>
+                <w:szCs w:val="22"/>
+              </w:rPr>
+              <w:t xml:space="preserve">     </w:t>
+            </w:r>
+            <w:r>
+              <w:rPr>
+                <w:color w:val="808080"/>
+                <w:sz w:val="22"/>
+                <w:szCs w:val="22"/>
+              </w:rPr>
+              <w:t>- Revisiones periódicas de los cuadernos Jupyter y código fuente publicados en GitHub.</w:t>
             </w:r>
           </w:p>
           <w:p>
@@ -5701,42 +5974,62 @@
                 <w:sz w:val="22"/>
                 <w:szCs w:val="22"/>
               </w:rPr>
-              <w:t>- Evaluación de informes y presentaciones creados en LaTeX y Markdown, teniendo en cuenta la claridad, la estructura y la calidad de la comunicación científica.</w:t>
-            </w:r>
-          </w:p>
-          <w:p>
-            <w:pPr>
-              <w:pStyle w:val="Normal"/>
-              <w:widowControl w:val="false"/>
-              <w:jc w:val="both"/>
-              <w:rPr>
-                <w:color w:val="808080"/>
-                <w:sz w:val="22"/>
-                <w:szCs w:val="22"/>
-              </w:rPr>
-            </w:pPr>
-            <w:r>
-              <w:rPr>
-                <w:color w:val="808080"/>
-                <w:sz w:val="22"/>
-                <w:szCs w:val="22"/>
-              </w:rPr>
-            </w:r>
-          </w:p>
-          <w:p>
-            <w:pPr>
-              <w:pStyle w:val="Normal"/>
-              <w:widowControl w:val="false"/>
-              <w:jc w:val="both"/>
-              <w:rPr/>
-            </w:pPr>
-            <w:r>
-              <w:rPr>
-                <w:color w:val="808080"/>
-                <w:sz w:val="22"/>
-                <w:szCs w:val="22"/>
-              </w:rPr>
-              <w:t>5. **Participación y Discusión:**</w:t>
+              <w:t>- **Evaluación Sumativa:**</w:t>
+            </w:r>
+          </w:p>
+          <w:p>
+            <w:pPr>
+              <w:pStyle w:val="Normal"/>
+              <w:widowControl w:val="false"/>
+              <w:jc w:val="both"/>
+              <w:rPr/>
+            </w:pPr>
+            <w:r>
+              <w:rPr>
+                <w:color w:val="808080"/>
+                <w:sz w:val="22"/>
+                <w:szCs w:val="22"/>
+              </w:rPr>
+              <w:t xml:space="preserve">     </w:t>
+            </w:r>
+            <w:r>
+              <w:rPr>
+                <w:color w:val="808080"/>
+                <w:sz w:val="22"/>
+                <w:szCs w:val="22"/>
+              </w:rPr>
+              <w:t>- Evaluación de proyectos más extensos que demuestren la aplicación efectiva de técnicas de Machine Learning a problemas del mundo real.</w:t>
+            </w:r>
+          </w:p>
+          <w:p>
+            <w:pPr>
+              <w:pStyle w:val="Normal"/>
+              <w:widowControl w:val="false"/>
+              <w:jc w:val="both"/>
+              <w:rPr>
+                <w:color w:val="808080"/>
+                <w:sz w:val="22"/>
+                <w:szCs w:val="22"/>
+              </w:rPr>
+            </w:pPr>
+            <w:r>
+              <w:rPr/>
+            </w:r>
+          </w:p>
+          <w:p>
+            <w:pPr>
+              <w:pStyle w:val="Normal"/>
+              <w:widowControl w:val="false"/>
+              <w:jc w:val="both"/>
+              <w:rPr/>
+            </w:pPr>
+            <w:r>
+              <w:rPr>
+                <w:color w:val="808080"/>
+                <w:sz w:val="22"/>
+                <w:szCs w:val="22"/>
+              </w:rPr>
+              <w:t>4. **Incentivar la Participación Activa en la Comunidad Científica:**</w:t>
             </w:r>
           </w:p>
           <w:p>
@@ -5760,42 +6053,55 @@
                 <w:sz w:val="22"/>
                 <w:szCs w:val="22"/>
               </w:rPr>
-              <w:t>- Evaluación de la participación activa en clases presenciales y en línea, demostrando el compromiso con la comprensión y la discusión de los conceptos.</w:t>
-            </w:r>
-          </w:p>
-          <w:p>
-            <w:pPr>
-              <w:pStyle w:val="Normal"/>
-              <w:widowControl w:val="false"/>
-              <w:jc w:val="both"/>
-              <w:rPr>
-                <w:color w:val="808080"/>
-                <w:sz w:val="22"/>
-                <w:szCs w:val="22"/>
-              </w:rPr>
-            </w:pPr>
-            <w:r>
-              <w:rPr>
-                <w:color w:val="808080"/>
-                <w:sz w:val="22"/>
-                <w:szCs w:val="22"/>
-              </w:rPr>
-            </w:r>
-          </w:p>
-          <w:p>
-            <w:pPr>
-              <w:pStyle w:val="Normal"/>
-              <w:widowControl w:val="false"/>
-              <w:jc w:val="both"/>
-              <w:rPr/>
-            </w:pPr>
-            <w:r>
-              <w:rPr>
-                <w:color w:val="808080"/>
-                <w:sz w:val="22"/>
-                <w:szCs w:val="22"/>
-              </w:rPr>
-              <w:t>6. **Autoevaluación y Reflexión:**</w:t>
+              <w:t>- **Evaluación Formativa:**</w:t>
+            </w:r>
+          </w:p>
+          <w:p>
+            <w:pPr>
+              <w:pStyle w:val="Normal"/>
+              <w:widowControl w:val="false"/>
+              <w:jc w:val="both"/>
+              <w:rPr/>
+            </w:pPr>
+            <w:r>
+              <w:rPr>
+                <w:color w:val="808080"/>
+                <w:sz w:val="22"/>
+                <w:szCs w:val="22"/>
+              </w:rPr>
+              <w:t xml:space="preserve">     </w:t>
+            </w:r>
+            <w:r>
+              <w:rPr>
+                <w:color w:val="808080"/>
+                <w:sz w:val="22"/>
+                <w:szCs w:val="22"/>
+              </w:rPr>
+              <w:t>- Evaluación de la participación en foros y comunidades en línea.</w:t>
+            </w:r>
+          </w:p>
+          <w:p>
+            <w:pPr>
+              <w:pStyle w:val="Normal"/>
+              <w:widowControl w:val="false"/>
+              <w:jc w:val="both"/>
+              <w:rPr/>
+            </w:pPr>
+            <w:r>
+              <w:rPr>
+                <w:color w:val="808080"/>
+                <w:sz w:val="22"/>
+                <w:szCs w:val="22"/>
+              </w:rPr>
+              <w:t xml:space="preserve">     </w:t>
+            </w:r>
+            <w:r>
+              <w:rPr>
+                <w:color w:val="808080"/>
+                <w:sz w:val="22"/>
+                <w:szCs w:val="22"/>
+              </w:rPr>
+              <w:t>- Revisión y retroalimentación de contribuciones a proyectos de código abierto.</w:t>
             </w:r>
           </w:p>
           <w:p>
@@ -5819,42 +6125,485 @@
                 <w:sz w:val="22"/>
                 <w:szCs w:val="22"/>
               </w:rPr>
-              <w:t>- Fomentar la autoevaluación y la reflexión sobre el progreso y el aprendizaje a lo largo del curso.</w:t>
-            </w:r>
-          </w:p>
-          <w:p>
-            <w:pPr>
-              <w:pStyle w:val="Normal"/>
-              <w:widowControl w:val="false"/>
-              <w:jc w:val="both"/>
-              <w:rPr>
-                <w:color w:val="808080"/>
-                <w:sz w:val="22"/>
-                <w:szCs w:val="22"/>
-              </w:rPr>
-            </w:pPr>
-            <w:r>
-              <w:rPr>
-                <w:color w:val="808080"/>
-                <w:sz w:val="22"/>
-                <w:szCs w:val="22"/>
-              </w:rPr>
-            </w:r>
-          </w:p>
-          <w:p>
-            <w:pPr>
-              <w:pStyle w:val="Normal"/>
-              <w:widowControl w:val="false"/>
-              <w:jc w:val="both"/>
-              <w:rPr/>
-            </w:pPr>
-            <w:r>
-              <w:rPr>
-                <w:color w:val="808080"/>
-                <w:sz w:val="22"/>
-                <w:szCs w:val="22"/>
-              </w:rPr>
-              <w:t>La combinación de estas estrategias de evaluación proporcionará una visión completa de los logros de los estudiantes en términos de comprensión de conceptos, aplicaciones prácticas, habilidades tecnológicas y comunicación científica. Además, alinearán la evaluación con los objetivos y la metodología del curso, promoviendo un aprendizaje profundo y significativo.</w:t>
+              <w:t>- **Evaluación Sumativa:**</w:t>
+            </w:r>
+          </w:p>
+          <w:p>
+            <w:pPr>
+              <w:pStyle w:val="Normal"/>
+              <w:widowControl w:val="false"/>
+              <w:jc w:val="both"/>
+              <w:rPr/>
+            </w:pPr>
+            <w:r>
+              <w:rPr>
+                <w:color w:val="808080"/>
+                <w:sz w:val="22"/>
+                <w:szCs w:val="22"/>
+              </w:rPr>
+              <w:t xml:space="preserve">     </w:t>
+            </w:r>
+            <w:r>
+              <w:rPr>
+                <w:color w:val="808080"/>
+                <w:sz w:val="22"/>
+                <w:szCs w:val="22"/>
+              </w:rPr>
+              <w:t>- Presentación de un informe crítico sobre una investigación reciente en Machine Learning, destacando la comprensión y aplicación de la literatura científica.</w:t>
+            </w:r>
+          </w:p>
+          <w:p>
+            <w:pPr>
+              <w:pStyle w:val="Normal"/>
+              <w:widowControl w:val="false"/>
+              <w:jc w:val="both"/>
+              <w:rPr>
+                <w:color w:val="808080"/>
+                <w:sz w:val="22"/>
+                <w:szCs w:val="22"/>
+              </w:rPr>
+            </w:pPr>
+            <w:r>
+              <w:rPr/>
+            </w:r>
+          </w:p>
+          <w:p>
+            <w:pPr>
+              <w:pStyle w:val="Normal"/>
+              <w:widowControl w:val="false"/>
+              <w:jc w:val="both"/>
+              <w:rPr/>
+            </w:pPr>
+            <w:r>
+              <w:rPr>
+                <w:color w:val="808080"/>
+                <w:sz w:val="22"/>
+                <w:szCs w:val="22"/>
+              </w:rPr>
+              <w:t>5. **Desarrollar Habilidades de Comunicación Científica:**</w:t>
+            </w:r>
+          </w:p>
+          <w:p>
+            <w:pPr>
+              <w:pStyle w:val="Normal"/>
+              <w:widowControl w:val="false"/>
+              <w:jc w:val="both"/>
+              <w:rPr/>
+            </w:pPr>
+            <w:r>
+              <w:rPr>
+                <w:color w:val="808080"/>
+                <w:sz w:val="22"/>
+                <w:szCs w:val="22"/>
+              </w:rPr>
+              <w:t xml:space="preserve">   </w:t>
+            </w:r>
+            <w:r>
+              <w:rPr>
+                <w:color w:val="808080"/>
+                <w:sz w:val="22"/>
+                <w:szCs w:val="22"/>
+              </w:rPr>
+              <w:t>- **Evaluación Formativa:**</w:t>
+            </w:r>
+          </w:p>
+          <w:p>
+            <w:pPr>
+              <w:pStyle w:val="Normal"/>
+              <w:widowControl w:val="false"/>
+              <w:jc w:val="both"/>
+              <w:rPr/>
+            </w:pPr>
+            <w:r>
+              <w:rPr>
+                <w:color w:val="808080"/>
+                <w:sz w:val="22"/>
+                <w:szCs w:val="22"/>
+              </w:rPr>
+              <w:t xml:space="preserve">     </w:t>
+            </w:r>
+            <w:r>
+              <w:rPr>
+                <w:color w:val="808080"/>
+                <w:sz w:val="22"/>
+                <w:szCs w:val="22"/>
+              </w:rPr>
+              <w:t>- Revisión y retroalimentación de la documentación de código en cuadernos Jupyter durante las sesiones presenciales.</w:t>
+            </w:r>
+          </w:p>
+          <w:p>
+            <w:pPr>
+              <w:pStyle w:val="Normal"/>
+              <w:widowControl w:val="false"/>
+              <w:jc w:val="both"/>
+              <w:rPr/>
+            </w:pPr>
+            <w:r>
+              <w:rPr>
+                <w:color w:val="808080"/>
+                <w:sz w:val="22"/>
+                <w:szCs w:val="22"/>
+              </w:rPr>
+              <w:t xml:space="preserve">     </w:t>
+            </w:r>
+            <w:r>
+              <w:rPr>
+                <w:color w:val="808080"/>
+                <w:sz w:val="22"/>
+                <w:szCs w:val="22"/>
+              </w:rPr>
+              <w:t>- Sesiones de práctica de presentación oral y escrita con retroalimentación inmediata.</w:t>
+            </w:r>
+          </w:p>
+          <w:p>
+            <w:pPr>
+              <w:pStyle w:val="Normal"/>
+              <w:widowControl w:val="false"/>
+              <w:jc w:val="both"/>
+              <w:rPr/>
+            </w:pPr>
+            <w:r>
+              <w:rPr>
+                <w:color w:val="808080"/>
+                <w:sz w:val="22"/>
+                <w:szCs w:val="22"/>
+              </w:rPr>
+              <w:t xml:space="preserve">   </w:t>
+            </w:r>
+            <w:r>
+              <w:rPr>
+                <w:color w:val="808080"/>
+                <w:sz w:val="22"/>
+                <w:szCs w:val="22"/>
+              </w:rPr>
+              <w:t>- **Evaluación Sumativa:**</w:t>
+            </w:r>
+          </w:p>
+          <w:p>
+            <w:pPr>
+              <w:pStyle w:val="Normal"/>
+              <w:widowControl w:val="false"/>
+              <w:jc w:val="both"/>
+              <w:rPr/>
+            </w:pPr>
+            <w:r>
+              <w:rPr>
+                <w:color w:val="808080"/>
+                <w:sz w:val="22"/>
+                <w:szCs w:val="22"/>
+              </w:rPr>
+              <w:t xml:space="preserve">     </w:t>
+            </w:r>
+            <w:r>
+              <w:rPr>
+                <w:color w:val="808080"/>
+                <w:sz w:val="22"/>
+                <w:szCs w:val="22"/>
+              </w:rPr>
+              <w:t>- Presentación formal de resultados de proyectos utilizando cuadernos Jupyter y una presentación oral que destaque la comunicación efectiva de los hallazgos.</w:t>
+            </w:r>
+          </w:p>
+          <w:p>
+            <w:pPr>
+              <w:pStyle w:val="Normal"/>
+              <w:widowControl w:val="false"/>
+              <w:jc w:val="both"/>
+              <w:rPr>
+                <w:color w:val="808080"/>
+                <w:sz w:val="22"/>
+                <w:szCs w:val="22"/>
+              </w:rPr>
+            </w:pPr>
+            <w:r>
+              <w:rPr/>
+            </w:r>
+          </w:p>
+          <w:p>
+            <w:pPr>
+              <w:pStyle w:val="Normal"/>
+              <w:widowControl w:val="false"/>
+              <w:jc w:val="both"/>
+              <w:rPr/>
+            </w:pPr>
+            <w:r>
+              <w:rPr>
+                <w:color w:val="808080"/>
+                <w:sz w:val="22"/>
+                <w:szCs w:val="22"/>
+              </w:rPr>
+              <w:t>6. **Facilitar la Creación de Contenido Educativo:**</w:t>
+            </w:r>
+          </w:p>
+          <w:p>
+            <w:pPr>
+              <w:pStyle w:val="Normal"/>
+              <w:widowControl w:val="false"/>
+              <w:jc w:val="both"/>
+              <w:rPr/>
+            </w:pPr>
+            <w:r>
+              <w:rPr>
+                <w:color w:val="808080"/>
+                <w:sz w:val="22"/>
+                <w:szCs w:val="22"/>
+              </w:rPr>
+              <w:t xml:space="preserve">   </w:t>
+            </w:r>
+            <w:r>
+              <w:rPr>
+                <w:color w:val="808080"/>
+                <w:sz w:val="22"/>
+                <w:szCs w:val="22"/>
+              </w:rPr>
+              <w:t>- **Evaluación Formativa:**</w:t>
+            </w:r>
+          </w:p>
+          <w:p>
+            <w:pPr>
+              <w:pStyle w:val="Normal"/>
+              <w:widowControl w:val="false"/>
+              <w:jc w:val="both"/>
+              <w:rPr/>
+            </w:pPr>
+            <w:r>
+              <w:rPr>
+                <w:color w:val="808080"/>
+                <w:sz w:val="22"/>
+                <w:szCs w:val="22"/>
+              </w:rPr>
+              <w:t xml:space="preserve">     </w:t>
+            </w:r>
+            <w:r>
+              <w:rPr>
+                <w:color w:val="808080"/>
+                <w:sz w:val="22"/>
+                <w:szCs w:val="22"/>
+              </w:rPr>
+              <w:t>- Evaluación de la calidad y claridad de los materiales educativos compartidos en línea.</w:t>
+            </w:r>
+          </w:p>
+          <w:p>
+            <w:pPr>
+              <w:pStyle w:val="Normal"/>
+              <w:widowControl w:val="false"/>
+              <w:jc w:val="both"/>
+              <w:rPr/>
+            </w:pPr>
+            <w:r>
+              <w:rPr>
+                <w:color w:val="808080"/>
+                <w:sz w:val="22"/>
+                <w:szCs w:val="22"/>
+              </w:rPr>
+              <w:t xml:space="preserve">     </w:t>
+            </w:r>
+            <w:r>
+              <w:rPr>
+                <w:color w:val="808080"/>
+                <w:sz w:val="22"/>
+                <w:szCs w:val="22"/>
+              </w:rPr>
+              <w:t>- Retroalimentación sobre la participación en el canal DIMATHDATA en YouTube.</w:t>
+            </w:r>
+          </w:p>
+          <w:p>
+            <w:pPr>
+              <w:pStyle w:val="Normal"/>
+              <w:widowControl w:val="false"/>
+              <w:jc w:val="both"/>
+              <w:rPr/>
+            </w:pPr>
+            <w:r>
+              <w:rPr>
+                <w:color w:val="808080"/>
+                <w:sz w:val="22"/>
+                <w:szCs w:val="22"/>
+              </w:rPr>
+              <w:t xml:space="preserve">   </w:t>
+            </w:r>
+            <w:r>
+              <w:rPr>
+                <w:color w:val="808080"/>
+                <w:sz w:val="22"/>
+                <w:szCs w:val="22"/>
+              </w:rPr>
+              <w:t>- **Evaluación Sumativa:**</w:t>
+            </w:r>
+          </w:p>
+          <w:p>
+            <w:pPr>
+              <w:pStyle w:val="Normal"/>
+              <w:widowControl w:val="false"/>
+              <w:jc w:val="both"/>
+              <w:rPr/>
+            </w:pPr>
+            <w:r>
+              <w:rPr>
+                <w:color w:val="808080"/>
+                <w:sz w:val="22"/>
+                <w:szCs w:val="22"/>
+              </w:rPr>
+              <w:t xml:space="preserve">     </w:t>
+            </w:r>
+            <w:r>
+              <w:rPr>
+                <w:color w:val="808080"/>
+                <w:sz w:val="22"/>
+                <w:szCs w:val="22"/>
+              </w:rPr>
+              <w:t>- Desarrollo y presentación de un tutorial o video educativo sobre un tema específico de Machine Learning, evaluando la capacidad de transmitir conocimientos de manera efectiva.</w:t>
+            </w:r>
+          </w:p>
+          <w:p>
+            <w:pPr>
+              <w:pStyle w:val="Normal"/>
+              <w:widowControl w:val="false"/>
+              <w:jc w:val="both"/>
+              <w:rPr>
+                <w:color w:val="808080"/>
+                <w:sz w:val="22"/>
+                <w:szCs w:val="22"/>
+              </w:rPr>
+            </w:pPr>
+            <w:r>
+              <w:rPr/>
+            </w:r>
+          </w:p>
+          <w:p>
+            <w:pPr>
+              <w:pStyle w:val="Normal"/>
+              <w:widowControl w:val="false"/>
+              <w:jc w:val="both"/>
+              <w:rPr/>
+            </w:pPr>
+            <w:r>
+              <w:rPr>
+                <w:color w:val="808080"/>
+                <w:sz w:val="22"/>
+                <w:szCs w:val="22"/>
+              </w:rPr>
+              <w:t>Estos diseños de evaluación buscan abordar específicamente cada objetivo del curso, asegurando una evaluación equilibrada y completa de las competencias y habilidades adquiridas por los estudiantes en pensamiento computacional, ciencia abierta, Machine Learning y comunicación científica. La combinación de evaluaciones formativas y sumativas garantiza un seguimiento continuo del progreso y permite ajustes en la instrucción según sea necesario.</w:t>
+            </w:r>
+          </w:p>
+          <w:p>
+            <w:pPr>
+              <w:pStyle w:val="Normal"/>
+              <w:widowControl w:val="false"/>
+              <w:jc w:val="both"/>
+              <w:rPr>
+                <w:color w:val="808080"/>
+                <w:sz w:val="22"/>
+                <w:szCs w:val="22"/>
+              </w:rPr>
+            </w:pPr>
+            <w:r>
+              <w:rPr>
+                <w:color w:val="808080"/>
+                <w:sz w:val="22"/>
+                <w:szCs w:val="22"/>
+              </w:rPr>
+            </w:r>
+          </w:p>
+          <w:p>
+            <w:pPr>
+              <w:pStyle w:val="Normal"/>
+              <w:widowControl w:val="false"/>
+              <w:jc w:val="both"/>
+              <w:rPr>
+                <w:color w:val="808080"/>
+                <w:sz w:val="22"/>
+                <w:szCs w:val="22"/>
+              </w:rPr>
+            </w:pPr>
+            <w:r>
+              <w:rPr/>
+            </w:r>
+          </w:p>
+          <w:p>
+            <w:pPr>
+              <w:pStyle w:val="Normal"/>
+              <w:widowControl w:val="false"/>
+              <w:jc w:val="both"/>
+              <w:rPr>
+                <w:color w:val="808080"/>
+                <w:sz w:val="22"/>
+                <w:szCs w:val="22"/>
+              </w:rPr>
+            </w:pPr>
+            <w:r>
+              <w:rPr>
+                <w:color w:val="808080"/>
+                <w:sz w:val="22"/>
+                <w:szCs w:val="22"/>
+              </w:rPr>
+            </w:r>
+          </w:p>
+          <w:p>
+            <w:pPr>
+              <w:pStyle w:val="Normal"/>
+              <w:widowControl w:val="false"/>
+              <w:jc w:val="both"/>
+              <w:rPr>
+                <w:color w:val="808080"/>
+                <w:sz w:val="22"/>
+                <w:szCs w:val="22"/>
+              </w:rPr>
+            </w:pPr>
+            <w:r>
+              <w:rPr/>
+            </w:r>
+          </w:p>
+          <w:p>
+            <w:pPr>
+              <w:pStyle w:val="Normal"/>
+              <w:widowControl w:val="false"/>
+              <w:jc w:val="both"/>
+              <w:rPr>
+                <w:color w:val="808080"/>
+                <w:sz w:val="22"/>
+                <w:szCs w:val="22"/>
+              </w:rPr>
+            </w:pPr>
+            <w:r>
+              <w:rPr>
+                <w:color w:val="808080"/>
+                <w:sz w:val="22"/>
+                <w:szCs w:val="22"/>
+              </w:rPr>
+            </w:r>
+          </w:p>
+          <w:p>
+            <w:pPr>
+              <w:pStyle w:val="Normal"/>
+              <w:widowControl w:val="false"/>
+              <w:jc w:val="both"/>
+              <w:rPr>
+                <w:color w:val="808080"/>
+                <w:sz w:val="22"/>
+                <w:szCs w:val="22"/>
+              </w:rPr>
+            </w:pPr>
+            <w:r>
+              <w:rPr>
+                <w:color w:val="808080"/>
+                <w:sz w:val="22"/>
+                <w:szCs w:val="22"/>
+              </w:rPr>
+            </w:r>
+          </w:p>
+          <w:p>
+            <w:pPr>
+              <w:pStyle w:val="Normal"/>
+              <w:widowControl w:val="false"/>
+              <w:jc w:val="both"/>
+              <w:rPr>
+                <w:color w:val="808080"/>
+                <w:sz w:val="22"/>
+                <w:szCs w:val="22"/>
+              </w:rPr>
+            </w:pPr>
+            <w:r>
+              <w:rPr/>
             </w:r>
           </w:p>
         </w:tc>
@@ -5865,7 +6614,7 @@
         </w:trPr>
         <w:tc>
           <w:tcPr>
-            <w:tcW w:w="6096" w:type="dxa"/>
+            <w:tcW w:w="6095" w:type="dxa"/>
             <w:tcBorders>
               <w:top w:val="single" w:sz="4" w:space="0" w:color="7F7F7F"/>
               <w:left w:val="single" w:sz="4" w:space="0" w:color="7F7F7F"/>
@@ -5898,7 +6647,7 @@
         </w:tc>
         <w:tc>
           <w:tcPr>
-            <w:tcW w:w="1420" w:type="dxa"/>
+            <w:tcW w:w="1421" w:type="dxa"/>
             <w:tcBorders>
               <w:top w:val="single" w:sz="4" w:space="0" w:color="7F7F7F"/>
               <w:left w:val="single" w:sz="4" w:space="0" w:color="7F7F7F"/>
@@ -5969,7 +6718,7 @@
         </w:trPr>
         <w:tc>
           <w:tcPr>
-            <w:tcW w:w="6096" w:type="dxa"/>
+            <w:tcW w:w="6095" w:type="dxa"/>
             <w:tcBorders>
               <w:top w:val="single" w:sz="4" w:space="0" w:color="7F7F7F"/>
               <w:left w:val="single" w:sz="4" w:space="0" w:color="7F7F7F"/>
@@ -5983,11 +6732,13 @@
             <w:pPr>
               <w:pStyle w:val="Normal"/>
               <w:widowControl w:val="false"/>
-              <w:rPr/>
-            </w:pPr>
-            <w:r>
-              <w:rPr>
-                <w:color w:val="808080"/>
+              <w:rPr>
+                <w:color w:val="000000"/>
+              </w:rPr>
+            </w:pPr>
+            <w:r>
+              <w:rPr>
+                <w:color w:val="000000"/>
                 <w:sz w:val="22"/>
                 <w:szCs w:val="22"/>
               </w:rPr>
@@ -5997,7 +6748,7 @@
         </w:tc>
         <w:tc>
           <w:tcPr>
-            <w:tcW w:w="1420" w:type="dxa"/>
+            <w:tcW w:w="1421" w:type="dxa"/>
             <w:tcBorders>
               <w:top w:val="single" w:sz="4" w:space="0" w:color="7F7F7F"/>
               <w:left w:val="single" w:sz="4" w:space="0" w:color="7F7F7F"/>
@@ -6059,7 +6810,7 @@
         </w:trPr>
         <w:tc>
           <w:tcPr>
-            <w:tcW w:w="6096" w:type="dxa"/>
+            <w:tcW w:w="6095" w:type="dxa"/>
             <w:tcBorders>
               <w:top w:val="single" w:sz="4" w:space="0" w:color="7F7F7F"/>
               <w:left w:val="single" w:sz="4" w:space="0" w:color="7F7F7F"/>
@@ -6073,21 +6824,31 @@
             <w:pPr>
               <w:pStyle w:val="Normal"/>
               <w:widowControl w:val="false"/>
-              <w:rPr/>
-            </w:pPr>
-            <w:r>
-              <w:rPr>
-                <w:color w:val="808080"/>
-                <w:sz w:val="22"/>
-                <w:szCs w:val="22"/>
-              </w:rPr>
-              <w:t>Parcial 2</w:t>
-            </w:r>
-          </w:p>
-        </w:tc>
-        <w:tc>
-          <w:tcPr>
-            <w:tcW w:w="1420" w:type="dxa"/>
+              <w:rPr>
+                <w:color w:val="000000"/>
+              </w:rPr>
+            </w:pPr>
+            <w:r>
+              <w:rPr>
+                <w:color w:val="000000"/>
+                <w:sz w:val="22"/>
+                <w:szCs w:val="22"/>
+              </w:rPr>
+              <w:t xml:space="preserve">Parcial </w:t>
+            </w:r>
+            <w:r>
+              <w:rPr>
+                <w:color w:val="000000"/>
+                <w:sz w:val="22"/>
+                <w:szCs w:val="22"/>
+              </w:rPr>
+              <w:t>2</w:t>
+            </w:r>
+          </w:p>
+        </w:tc>
+        <w:tc>
+          <w:tcPr>
+            <w:tcW w:w="1421" w:type="dxa"/>
             <w:tcBorders>
               <w:top w:val="single" w:sz="4" w:space="0" w:color="7F7F7F"/>
               <w:left w:val="single" w:sz="4" w:space="0" w:color="7F7F7F"/>
@@ -6106,7 +6867,7 @@
             </w:pPr>
             <w:r>
               <w:rPr/>
-              <w:t>17</w:t>
+              <w:t>20</w:t>
             </w:r>
           </w:p>
         </w:tc>
@@ -6138,7 +6899,7 @@
                 <w:sz w:val="18"/>
                 <w:szCs w:val="18"/>
               </w:rPr>
-              <w:t>Semana 9</w:t>
+              <w:t>Semana 13</w:t>
             </w:r>
           </w:p>
         </w:tc>
@@ -6149,9 +6910,8 @@
         </w:trPr>
         <w:tc>
           <w:tcPr>
-            <w:tcW w:w="6096" w:type="dxa"/>
-            <w:tcBorders>
-              <w:top w:val="single" w:sz="4" w:space="0" w:color="7F7F7F"/>
+            <w:tcW w:w="6095" w:type="dxa"/>
+            <w:tcBorders>
               <w:left w:val="single" w:sz="4" w:space="0" w:color="7F7F7F"/>
               <w:bottom w:val="single" w:sz="4" w:space="0" w:color="7F7F7F"/>
               <w:right w:val="single" w:sz="4" w:space="0" w:color="7F7F7F"/>
@@ -6166,20 +6926,15 @@
               <w:rPr/>
             </w:pPr>
             <w:r>
-              <w:rPr>
-                <w:color w:val="808080"/>
-                <w:sz w:val="22"/>
-                <w:szCs w:val="22"/>
-              </w:rPr>
-              <w:t>Parcial 3</w:t>
-            </w:r>
-          </w:p>
-        </w:tc>
-        <w:tc>
-          <w:tcPr>
-            <w:tcW w:w="1420" w:type="dxa"/>
-            <w:tcBorders>
-              <w:top w:val="single" w:sz="4" w:space="0" w:color="7F7F7F"/>
+              <w:rPr/>
+              <w:t>Quiz 2</w:t>
+            </w:r>
+          </w:p>
+        </w:tc>
+        <w:tc>
+          <w:tcPr>
+            <w:tcW w:w="1421" w:type="dxa"/>
+            <w:tcBorders>
               <w:left w:val="single" w:sz="4" w:space="0" w:color="7F7F7F"/>
               <w:bottom w:val="single" w:sz="4" w:space="0" w:color="7F7F7F"/>
               <w:right w:val="single" w:sz="4" w:space="0" w:color="7F7F7F"/>
@@ -6196,7 +6951,7 @@
             </w:pPr>
             <w:r>
               <w:rPr/>
-              <w:t>20</w:t>
+              <w:t>10</w:t>
             </w:r>
           </w:p>
         </w:tc>
@@ -6204,7 +6959,6 @@
           <w:tcPr>
             <w:tcW w:w="2979" w:type="dxa"/>
             <w:tcBorders>
-              <w:top w:val="single" w:sz="4" w:space="0" w:color="7F7F7F"/>
               <w:left w:val="single" w:sz="4" w:space="0" w:color="7F7F7F"/>
               <w:bottom w:val="single" w:sz="4" w:space="0" w:color="7F7F7F"/>
               <w:right w:val="single" w:sz="4" w:space="0" w:color="7F7F7F"/>
@@ -6224,11 +6978,10 @@
             </w:pPr>
             <w:r>
               <w:rPr>
-                <w:color w:val="808080"/>
-                <w:sz w:val="18"/>
-                <w:szCs w:val="18"/>
-              </w:rPr>
-              <w:t>Semana 13</w:t>
+                <w:sz w:val="20"/>
+                <w:szCs w:val="20"/>
+              </w:rPr>
+              <w:t>Semana 10</w:t>
             </w:r>
           </w:p>
         </w:tc>
@@ -6239,9 +6992,8 @@
         </w:trPr>
         <w:tc>
           <w:tcPr>
-            <w:tcW w:w="6096" w:type="dxa"/>
-            <w:tcBorders>
-              <w:top w:val="single" w:sz="4" w:space="0" w:color="7F7F7F"/>
+            <w:tcW w:w="6095" w:type="dxa"/>
+            <w:tcBorders>
               <w:left w:val="single" w:sz="4" w:space="0" w:color="7F7F7F"/>
               <w:bottom w:val="single" w:sz="4" w:space="0" w:color="7F7F7F"/>
               <w:right w:val="single" w:sz="4" w:space="0" w:color="7F7F7F"/>
@@ -6256,20 +7008,15 @@
               <w:rPr/>
             </w:pPr>
             <w:r>
-              <w:rPr>
-                <w:color w:val="808080"/>
-                <w:sz w:val="22"/>
-                <w:szCs w:val="22"/>
-              </w:rPr>
-              <w:t>Quiz 1</w:t>
-            </w:r>
-          </w:p>
-        </w:tc>
-        <w:tc>
-          <w:tcPr>
-            <w:tcW w:w="1420" w:type="dxa"/>
-            <w:tcBorders>
-              <w:top w:val="single" w:sz="4" w:space="0" w:color="7F7F7F"/>
+              <w:rPr/>
+              <w:t>Seguimiento</w:t>
+            </w:r>
+          </w:p>
+        </w:tc>
+        <w:tc>
+          <w:tcPr>
+            <w:tcW w:w="1421" w:type="dxa"/>
+            <w:tcBorders>
               <w:left w:val="single" w:sz="4" w:space="0" w:color="7F7F7F"/>
               <w:bottom w:val="single" w:sz="4" w:space="0" w:color="7F7F7F"/>
               <w:right w:val="single" w:sz="4" w:space="0" w:color="7F7F7F"/>
@@ -6286,7 +7033,7 @@
             </w:pPr>
             <w:r>
               <w:rPr/>
-              <w:t>10</w:t>
+              <w:t>20</w:t>
             </w:r>
           </w:p>
         </w:tc>
@@ -6294,7 +7041,6 @@
           <w:tcPr>
             <w:tcW w:w="2979" w:type="dxa"/>
             <w:tcBorders>
-              <w:top w:val="single" w:sz="4" w:space="0" w:color="7F7F7F"/>
               <w:left w:val="single" w:sz="4" w:space="0" w:color="7F7F7F"/>
               <w:bottom w:val="single" w:sz="4" w:space="0" w:color="7F7F7F"/>
               <w:right w:val="single" w:sz="4" w:space="0" w:color="7F7F7F"/>
@@ -6314,11 +7060,10 @@
             </w:pPr>
             <w:r>
               <w:rPr>
-                <w:color w:val="808080"/>
                 <w:sz w:val="20"/>
                 <w:szCs w:val="20"/>
               </w:rPr>
-              <w:t>Semana 5</w:t>
+              <w:t>Semana 16</w:t>
             </w:r>
           </w:p>
         </w:tc>
@@ -6329,7 +7074,7 @@
         </w:trPr>
         <w:tc>
           <w:tcPr>
-            <w:tcW w:w="6096" w:type="dxa"/>
+            <w:tcW w:w="6095" w:type="dxa"/>
             <w:tcBorders>
               <w:left w:val="single" w:sz="4" w:space="0" w:color="7F7F7F"/>
               <w:bottom w:val="single" w:sz="4" w:space="0" w:color="7F7F7F"/>
@@ -6346,13 +7091,13 @@
             </w:pPr>
             <w:r>
               <w:rPr/>
-              <w:t>Quiz 2</w:t>
-            </w:r>
-          </w:p>
-        </w:tc>
-        <w:tc>
-          <w:tcPr>
-            <w:tcW w:w="1420" w:type="dxa"/>
+              <w:t>Video</w:t>
+            </w:r>
+          </w:p>
+        </w:tc>
+        <w:tc>
+          <w:tcPr>
+            <w:tcW w:w="1421" w:type="dxa"/>
             <w:tcBorders>
               <w:left w:val="single" w:sz="4" w:space="0" w:color="7F7F7F"/>
               <w:bottom w:val="single" w:sz="4" w:space="0" w:color="7F7F7F"/>
@@ -6370,7 +7115,7 @@
             </w:pPr>
             <w:r>
               <w:rPr/>
-              <w:t>10</w:t>
+              <w:t>3</w:t>
             </w:r>
           </w:p>
         </w:tc>
@@ -6400,7 +7145,7 @@
                 <w:sz w:val="20"/>
                 <w:szCs w:val="20"/>
               </w:rPr>
-              <w:t>Semana 10</w:t>
+              <w:t>Semana 11</w:t>
             </w:r>
           </w:p>
         </w:tc>
@@ -6411,7 +7156,7 @@
         </w:trPr>
         <w:tc>
           <w:tcPr>
-            <w:tcW w:w="6096" w:type="dxa"/>
+            <w:tcW w:w="6095" w:type="dxa"/>
             <w:tcBorders>
               <w:left w:val="single" w:sz="4" w:space="0" w:color="7F7F7F"/>
               <w:bottom w:val="single" w:sz="4" w:space="0" w:color="7F7F7F"/>
@@ -6428,13 +7173,13 @@
             </w:pPr>
             <w:r>
               <w:rPr/>
-              <w:t>Seguimiento</w:t>
-            </w:r>
-          </w:p>
-        </w:tc>
-        <w:tc>
-          <w:tcPr>
-            <w:tcW w:w="1420" w:type="dxa"/>
+              <w:t>Autoevaluación</w:t>
+            </w:r>
+          </w:p>
+        </w:tc>
+        <w:tc>
+          <w:tcPr>
+            <w:tcW w:w="1421" w:type="dxa"/>
             <w:tcBorders>
               <w:left w:val="single" w:sz="4" w:space="0" w:color="7F7F7F"/>
               <w:bottom w:val="single" w:sz="4" w:space="0" w:color="7F7F7F"/>
@@ -6452,7 +7197,7 @@
             </w:pPr>
             <w:r>
               <w:rPr/>
-              <w:t>20</w:t>
+              <w:t>5</w:t>
             </w:r>
           </w:p>
         </w:tc>
@@ -6482,168 +7227,7 @@
                 <w:sz w:val="20"/>
                 <w:szCs w:val="20"/>
               </w:rPr>
-            </w:r>
-          </w:p>
-        </w:tc>
-      </w:tr>
-      <w:tr>
-        <w:trPr>
-          <w:trHeight w:val="397" w:hRule="atLeast"/>
-        </w:trPr>
-        <w:tc>
-          <w:tcPr>
-            <w:tcW w:w="6096" w:type="dxa"/>
-            <w:tcBorders>
-              <w:left w:val="single" w:sz="4" w:space="0" w:color="7F7F7F"/>
-              <w:bottom w:val="single" w:sz="4" w:space="0" w:color="7F7F7F"/>
-              <w:right w:val="single" w:sz="4" w:space="0" w:color="7F7F7F"/>
-            </w:tcBorders>
-            <w:shd w:color="auto" w:fill="auto" w:val="clear"/>
-            <w:vAlign w:val="center"/>
-          </w:tcPr>
-          <w:p>
-            <w:pPr>
-              <w:pStyle w:val="Normal"/>
-              <w:widowControl w:val="false"/>
-              <w:rPr/>
-            </w:pPr>
-            <w:r>
-              <w:rPr/>
-              <w:t>Video</w:t>
-            </w:r>
-          </w:p>
-        </w:tc>
-        <w:tc>
-          <w:tcPr>
-            <w:tcW w:w="1420" w:type="dxa"/>
-            <w:tcBorders>
-              <w:left w:val="single" w:sz="4" w:space="0" w:color="7F7F7F"/>
-              <w:bottom w:val="single" w:sz="4" w:space="0" w:color="7F7F7F"/>
-              <w:right w:val="single" w:sz="4" w:space="0" w:color="7F7F7F"/>
-            </w:tcBorders>
-            <w:shd w:color="auto" w:fill="auto" w:val="clear"/>
-            <w:vAlign w:val="center"/>
-          </w:tcPr>
-          <w:p>
-            <w:pPr>
-              <w:pStyle w:val="Normal"/>
-              <w:widowControl w:val="false"/>
-              <w:jc w:val="center"/>
-              <w:rPr/>
-            </w:pPr>
-            <w:r>
-              <w:rPr/>
-              <w:t>3</w:t>
-            </w:r>
-          </w:p>
-        </w:tc>
-        <w:tc>
-          <w:tcPr>
-            <w:tcW w:w="2979" w:type="dxa"/>
-            <w:tcBorders>
-              <w:left w:val="single" w:sz="4" w:space="0" w:color="7F7F7F"/>
-              <w:bottom w:val="single" w:sz="4" w:space="0" w:color="7F7F7F"/>
-              <w:right w:val="single" w:sz="4" w:space="0" w:color="7F7F7F"/>
-            </w:tcBorders>
-            <w:shd w:color="auto" w:fill="auto" w:val="clear"/>
-            <w:vAlign w:val="center"/>
-          </w:tcPr>
-          <w:p>
-            <w:pPr>
-              <w:pStyle w:val="Normal"/>
-              <w:widowControl w:val="false"/>
-              <w:jc w:val="center"/>
-              <w:rPr>
-                <w:sz w:val="20"/>
-                <w:szCs w:val="20"/>
-              </w:rPr>
-            </w:pPr>
-            <w:r>
-              <w:rPr>
-                <w:sz w:val="20"/>
-                <w:szCs w:val="20"/>
-              </w:rPr>
-            </w:r>
-          </w:p>
-        </w:tc>
-      </w:tr>
-      <w:tr>
-        <w:trPr>
-          <w:trHeight w:val="397" w:hRule="atLeast"/>
-        </w:trPr>
-        <w:tc>
-          <w:tcPr>
-            <w:tcW w:w="6096" w:type="dxa"/>
-            <w:tcBorders>
-              <w:left w:val="single" w:sz="4" w:space="0" w:color="7F7F7F"/>
-              <w:bottom w:val="single" w:sz="4" w:space="0" w:color="7F7F7F"/>
-              <w:right w:val="single" w:sz="4" w:space="0" w:color="7F7F7F"/>
-            </w:tcBorders>
-            <w:shd w:color="auto" w:fill="auto" w:val="clear"/>
-            <w:vAlign w:val="center"/>
-          </w:tcPr>
-          <w:p>
-            <w:pPr>
-              <w:pStyle w:val="Normal"/>
-              <w:widowControl w:val="false"/>
-              <w:rPr/>
-            </w:pPr>
-            <w:r>
-              <w:rPr/>
-              <w:t>Autoevaluación</w:t>
-            </w:r>
-          </w:p>
-        </w:tc>
-        <w:tc>
-          <w:tcPr>
-            <w:tcW w:w="1420" w:type="dxa"/>
-            <w:tcBorders>
-              <w:left w:val="single" w:sz="4" w:space="0" w:color="7F7F7F"/>
-              <w:bottom w:val="single" w:sz="4" w:space="0" w:color="7F7F7F"/>
-              <w:right w:val="single" w:sz="4" w:space="0" w:color="7F7F7F"/>
-            </w:tcBorders>
-            <w:shd w:color="auto" w:fill="auto" w:val="clear"/>
-            <w:vAlign w:val="center"/>
-          </w:tcPr>
-          <w:p>
-            <w:pPr>
-              <w:pStyle w:val="Normal"/>
-              <w:widowControl w:val="false"/>
-              <w:jc w:val="center"/>
-              <w:rPr/>
-            </w:pPr>
-            <w:r>
-              <w:rPr/>
-              <w:t>5</w:t>
-            </w:r>
-          </w:p>
-        </w:tc>
-        <w:tc>
-          <w:tcPr>
-            <w:tcW w:w="2979" w:type="dxa"/>
-            <w:tcBorders>
-              <w:left w:val="single" w:sz="4" w:space="0" w:color="7F7F7F"/>
-              <w:bottom w:val="single" w:sz="4" w:space="0" w:color="7F7F7F"/>
-              <w:right w:val="single" w:sz="4" w:space="0" w:color="7F7F7F"/>
-            </w:tcBorders>
-            <w:shd w:color="auto" w:fill="auto" w:val="clear"/>
-            <w:vAlign w:val="center"/>
-          </w:tcPr>
-          <w:p>
-            <w:pPr>
-              <w:pStyle w:val="Normal"/>
-              <w:widowControl w:val="false"/>
-              <w:jc w:val="center"/>
-              <w:rPr>
-                <w:sz w:val="20"/>
-                <w:szCs w:val="20"/>
-              </w:rPr>
-            </w:pPr>
-            <w:r>
-              <w:rPr>
-                <w:sz w:val="20"/>
-                <w:szCs w:val="20"/>
-              </w:rPr>
+              <w:t>Semana 16</w:t>
             </w:r>
           </w:p>
         </w:tc>
@@ -6863,21 +7447,6 @@
               <w:pStyle w:val="Normal"/>
               <w:widowControl w:val="false"/>
               <w:jc w:val="both"/>
-              <w:rPr/>
-            </w:pPr>
-            <w:r>
-              <w:rPr>
-                <w:sz w:val="22"/>
-                <w:szCs w:val="22"/>
-              </w:rPr>
-              <w:t>Cálculo Diferencial e integral Purcell.</w:t>
-            </w:r>
-          </w:p>
-          <w:p>
-            <w:pPr>
-              <w:pStyle w:val="Normal"/>
-              <w:widowControl w:val="false"/>
-              <w:jc w:val="both"/>
               <w:rPr>
                 <w:sz w:val="22"/>
                 <w:szCs w:val="22"/>
@@ -6885,44 +7454,7 @@
               </w:rPr>
             </w:pPr>
             <w:r>
-              <w:rPr>
-                <w:sz w:val="22"/>
-                <w:szCs w:val="22"/>
-                <w:u w:val="single"/>
-              </w:rPr>
-            </w:r>
-          </w:p>
-          <w:p>
-            <w:pPr>
-              <w:pStyle w:val="Normal"/>
-              <w:widowControl w:val="false"/>
-              <w:jc w:val="both"/>
-              <w:rPr/>
-            </w:pPr>
-            <w:r>
-              <w:rPr>
-                <w:sz w:val="22"/>
-                <w:szCs w:val="22"/>
-                <w:u w:val="single"/>
-              </w:rPr>
-              <w:t xml:space="preserve">Varberg, P., &amp; Rigdon, R. P. V. (2000). Cálculo diferencial e integral. </w:t>
-            </w:r>
-            <w:r>
-              <w:rPr>
-                <w:i/>
-                <w:sz w:val="22"/>
-                <w:szCs w:val="22"/>
-                <w:u w:val="single"/>
-              </w:rPr>
-              <w:t>Edit. Prince Hall</w:t>
-            </w:r>
-            <w:r>
-              <w:rPr>
-                <w:sz w:val="22"/>
-                <w:szCs w:val="22"/>
-                <w:u w:val="single"/>
-              </w:rPr>
-              <w:t>.</w:t>
+              <w:rPr/>
             </w:r>
           </w:p>
         </w:tc>
@@ -7322,6 +7854,18 @@
               <w:t>Licenciado en Matemáticas y Física</w:t>
             </w:r>
           </w:p>
+          <w:p>
+            <w:pPr>
+              <w:pStyle w:val="Normal"/>
+              <w:widowControl w:val="false"/>
+              <w:jc w:val="center"/>
+              <w:rPr/>
+            </w:pPr>
+            <w:r>
+              <w:rPr/>
+              <w:t>Magister en Ciencias Matemáticas</w:t>
+            </w:r>
+          </w:p>
         </w:tc>
         <w:tc>
           <w:tcPr>
@@ -7341,12 +7885,14 @@
               <w:rPr>
                 <w:sz w:val="20"/>
                 <w:szCs w:val="20"/>
+                <w:u w:val="single"/>
               </w:rPr>
             </w:pPr>
             <w:r>
               <w:rPr>
                 <w:sz w:val="20"/>
                 <w:szCs w:val="20"/>
+                <w:u w:val="single"/>
               </w:rPr>
             </w:r>
           </w:p>
@@ -8600,7 +9146,7 @@
         <w:rFonts w:eastAsia="Calibri" w:cs="Calibri" w:ascii="Calibri" w:hAnsi="Calibri"/>
         <w:color w:val="000000"/>
       </w:rPr>
-      <w:t>8</w:t>
+      <w:t>10</w:t>
     </w:r>
     <w:r>
       <w:rPr>
@@ -8654,7 +9200,7 @@
         <w:rFonts w:eastAsia="Calibri" w:cs="Calibri" w:ascii="Calibri" w:hAnsi="Calibri"/>
         <w:color w:val="000000"/>
       </w:rPr>
-      <w:t>8</w:t>
+      <w:t>10</w:t>
     </w:r>
     <w:r>
       <w:rPr>
@@ -9060,125 +9606,6 @@
   </w:abstractNum>
   <w:abstractNum w:abstractNumId="3">
     <w:lvl w:ilvl="0">
-      <w:start w:val="4"/>
-      <w:numFmt w:val="decimal"/>
-      <w:lvlText w:val="%1."/>
-      <w:lvlJc w:val="left"/>
-      <w:pPr>
-        <w:tabs>
-          <w:tab w:val="num" w:pos="0"/>
-        </w:tabs>
-        <w:ind w:left="1095" w:hanging="360"/>
-      </w:pPr>
-      <w:rPr/>
-    </w:lvl>
-    <w:lvl w:ilvl="1">
-      <w:start w:val="1"/>
-      <w:numFmt w:val="lowerLetter"/>
-      <w:lvlText w:val="%2."/>
-      <w:lvlJc w:val="left"/>
-      <w:pPr>
-        <w:tabs>
-          <w:tab w:val="num" w:pos="0"/>
-        </w:tabs>
-        <w:ind w:left="1815" w:hanging="360"/>
-      </w:pPr>
-      <w:rPr/>
-    </w:lvl>
-    <w:lvl w:ilvl="2">
-      <w:start w:val="1"/>
-      <w:numFmt w:val="lowerRoman"/>
-      <w:lvlText w:val="%3."/>
-      <w:lvlJc w:val="right"/>
-      <w:pPr>
-        <w:tabs>
-          <w:tab w:val="num" w:pos="0"/>
-        </w:tabs>
-        <w:ind w:left="2535" w:hanging="180"/>
-      </w:pPr>
-      <w:rPr/>
-    </w:lvl>
-    <w:lvl w:ilvl="3">
-      <w:start w:val="1"/>
-      <w:numFmt w:val="decimal"/>
-      <w:lvlText w:val="%4."/>
-      <w:lvlJc w:val="left"/>
-      <w:pPr>
-        <w:tabs>
-          <w:tab w:val="num" w:pos="0"/>
-        </w:tabs>
-        <w:ind w:left="3255" w:hanging="360"/>
-      </w:pPr>
-      <w:rPr/>
-    </w:lvl>
-    <w:lvl w:ilvl="4">
-      <w:start w:val="1"/>
-      <w:numFmt w:val="lowerLetter"/>
-      <w:lvlText w:val="%5."/>
-      <w:lvlJc w:val="left"/>
-      <w:pPr>
-        <w:tabs>
-          <w:tab w:val="num" w:pos="0"/>
-        </w:tabs>
-        <w:ind w:left="3975" w:hanging="360"/>
-      </w:pPr>
-      <w:rPr/>
-    </w:lvl>
-    <w:lvl w:ilvl="5">
-      <w:start w:val="1"/>
-      <w:numFmt w:val="lowerRoman"/>
-      <w:lvlText w:val="%6."/>
-      <w:lvlJc w:val="right"/>
-      <w:pPr>
-        <w:tabs>
-          <w:tab w:val="num" w:pos="0"/>
-        </w:tabs>
-        <w:ind w:left="4695" w:hanging="180"/>
-      </w:pPr>
-      <w:rPr/>
-    </w:lvl>
-    <w:lvl w:ilvl="6">
-      <w:start w:val="1"/>
-      <w:numFmt w:val="decimal"/>
-      <w:lvlText w:val="%7."/>
-      <w:lvlJc w:val="left"/>
-      <w:pPr>
-        <w:tabs>
-          <w:tab w:val="num" w:pos="0"/>
-        </w:tabs>
-        <w:ind w:left="5415" w:hanging="360"/>
-      </w:pPr>
-      <w:rPr/>
-    </w:lvl>
-    <w:lvl w:ilvl="7">
-      <w:start w:val="1"/>
-      <w:numFmt w:val="lowerLetter"/>
-      <w:lvlText w:val="%8."/>
-      <w:lvlJc w:val="left"/>
-      <w:pPr>
-        <w:tabs>
-          <w:tab w:val="num" w:pos="0"/>
-        </w:tabs>
-        <w:ind w:left="6135" w:hanging="360"/>
-      </w:pPr>
-      <w:rPr/>
-    </w:lvl>
-    <w:lvl w:ilvl="8">
-      <w:start w:val="1"/>
-      <w:numFmt w:val="lowerRoman"/>
-      <w:lvlText w:val="%9."/>
-      <w:lvlJc w:val="right"/>
-      <w:pPr>
-        <w:tabs>
-          <w:tab w:val="num" w:pos="0"/>
-        </w:tabs>
-        <w:ind w:left="6855" w:hanging="180"/>
-      </w:pPr>
-      <w:rPr/>
-    </w:lvl>
-  </w:abstractNum>
-  <w:abstractNum w:abstractNumId="4">
-    <w:lvl w:ilvl="0">
       <w:start w:val="1"/>
       <w:numFmt w:val="none"/>
       <w:suff w:val="nothing"/>
@@ -9304,9 +9731,6 @@
   </w:num>
   <w:num w:numId="3">
     <w:abstractNumId w:val="3"/>
-  </w:num>
-  <w:num w:numId="4">
-    <w:abstractNumId w:val="4"/>
   </w:num>
 </w:numbering>
 </file>
